--- a/Contratto_Conservazione_WsTech_definitivo.docx
+++ b/Contratto_Conservazione_WsTech_definitivo.docx
@@ -220,7 +220,7 @@
         <w:pStyle w:val="ListParagraph"/>
         <w:numPr>
           <w:ilvl w:val="0"/>
-          <w:numId w:val="10"/>
+          <w:numId w:val="42"/>
         </w:numPr>
         <w:spacing w:lineRule="exact" w:line="276" w:before="0" w:after="80"/>
         <w:jc w:val="both"/>
@@ -236,7 +236,7 @@
         <w:pStyle w:val="ListParagraph"/>
         <w:numPr>
           <w:ilvl w:val="0"/>
-          <w:numId w:val="1"/>
+          <w:numId w:val="43"/>
         </w:numPr>
         <w:spacing w:lineRule="exact" w:line="276" w:before="0" w:after="80"/>
         <w:jc w:val="both"/>
@@ -263,7 +263,7 @@
         <w:pStyle w:val="ListParagraph"/>
         <w:numPr>
           <w:ilvl w:val="0"/>
-          <w:numId w:val="1"/>
+          <w:numId w:val="44"/>
         </w:numPr>
         <w:spacing w:lineRule="exact" w:line="276" w:before="0" w:after="80"/>
         <w:jc w:val="both"/>
@@ -279,7 +279,7 @@
         <w:pStyle w:val="ListParagraph"/>
         <w:numPr>
           <w:ilvl w:val="0"/>
-          <w:numId w:val="1"/>
+          <w:numId w:val="45"/>
         </w:numPr>
         <w:spacing w:lineRule="exact" w:line="276" w:before="0" w:after="80"/>
         <w:jc w:val="both"/>
@@ -408,8 +408,8 @@
         </w:tblCellMar>
       </w:tblPr>
       <w:tblGrid>
-        <w:gridCol w:w="3276"/>
-        <w:gridCol w:w="6361"/>
+        <w:gridCol w:w="3275"/>
+        <w:gridCol w:w="6362"/>
       </w:tblGrid>
       <w:tr>
         <w:trPr>
@@ -418,7 +418,7 @@
         </w:trPr>
         <w:tc>
           <w:tcPr>
-            <w:tcW w:w="3276" w:type="dxa"/>
+            <w:tcW w:w="3275" w:type="dxa"/>
             <w:tcBorders>
               <w:top w:val="single" w:sz="4" w:space="0" w:color="BFBFBF"/>
               <w:left w:val="single" w:sz="4" w:space="0" w:color="BFBFBF"/>
@@ -448,7 +448,7 @@
         </w:tc>
         <w:tc>
           <w:tcPr>
-            <w:tcW w:w="6361" w:type="dxa"/>
+            <w:tcW w:w="6362" w:type="dxa"/>
             <w:tcBorders>
               <w:top w:val="single" w:sz="4" w:space="0" w:color="BFBFBF"/>
               <w:left w:val="single" w:sz="4" w:space="0" w:color="BFBFBF"/>
@@ -483,7 +483,7 @@
         </w:trPr>
         <w:tc>
           <w:tcPr>
-            <w:tcW w:w="3276" w:type="dxa"/>
+            <w:tcW w:w="3275" w:type="dxa"/>
             <w:tcBorders>
               <w:top w:val="single" w:sz="4" w:space="0" w:color="BFBFBF"/>
               <w:left w:val="single" w:sz="4" w:space="0" w:color="BFBFBF"/>
@@ -509,7 +509,7 @@
         </w:tc>
         <w:tc>
           <w:tcPr>
-            <w:tcW w:w="6361" w:type="dxa"/>
+            <w:tcW w:w="6362" w:type="dxa"/>
             <w:tcBorders>
               <w:top w:val="single" w:sz="4" w:space="0" w:color="BFBFBF"/>
               <w:left w:val="single" w:sz="4" w:space="0" w:color="BFBFBF"/>
@@ -540,7 +540,7 @@
         </w:trPr>
         <w:tc>
           <w:tcPr>
-            <w:tcW w:w="3276" w:type="dxa"/>
+            <w:tcW w:w="3275" w:type="dxa"/>
             <w:tcBorders>
               <w:top w:val="single" w:sz="4" w:space="0" w:color="BFBFBF"/>
               <w:left w:val="single" w:sz="4" w:space="0" w:color="BFBFBF"/>
@@ -567,7 +567,7 @@
         </w:tc>
         <w:tc>
           <w:tcPr>
-            <w:tcW w:w="6361" w:type="dxa"/>
+            <w:tcW w:w="6362" w:type="dxa"/>
             <w:tcBorders>
               <w:top w:val="single" w:sz="4" w:space="0" w:color="BFBFBF"/>
               <w:left w:val="single" w:sz="4" w:space="0" w:color="BFBFBF"/>
@@ -599,7 +599,7 @@
         </w:trPr>
         <w:tc>
           <w:tcPr>
-            <w:tcW w:w="3276" w:type="dxa"/>
+            <w:tcW w:w="3275" w:type="dxa"/>
             <w:tcBorders>
               <w:top w:val="single" w:sz="4" w:space="0" w:color="BFBFBF"/>
               <w:left w:val="single" w:sz="4" w:space="0" w:color="BFBFBF"/>
@@ -625,7 +625,7 @@
         </w:tc>
         <w:tc>
           <w:tcPr>
-            <w:tcW w:w="6361" w:type="dxa"/>
+            <w:tcW w:w="6362" w:type="dxa"/>
             <w:tcBorders>
               <w:top w:val="single" w:sz="4" w:space="0" w:color="BFBFBF"/>
               <w:left w:val="single" w:sz="4" w:space="0" w:color="BFBFBF"/>
@@ -656,7 +656,7 @@
         </w:trPr>
         <w:tc>
           <w:tcPr>
-            <w:tcW w:w="3276" w:type="dxa"/>
+            <w:tcW w:w="3275" w:type="dxa"/>
             <w:tcBorders>
               <w:top w:val="single" w:sz="4" w:space="0" w:color="BFBFBF"/>
               <w:left w:val="single" w:sz="4" w:space="0" w:color="BFBFBF"/>
@@ -683,7 +683,7 @@
         </w:tc>
         <w:tc>
           <w:tcPr>
-            <w:tcW w:w="6361" w:type="dxa"/>
+            <w:tcW w:w="6362" w:type="dxa"/>
             <w:tcBorders>
               <w:top w:val="single" w:sz="4" w:space="0" w:color="BFBFBF"/>
               <w:left w:val="single" w:sz="4" w:space="0" w:color="BFBFBF"/>
@@ -715,7 +715,7 @@
         </w:trPr>
         <w:tc>
           <w:tcPr>
-            <w:tcW w:w="3276" w:type="dxa"/>
+            <w:tcW w:w="3275" w:type="dxa"/>
             <w:tcBorders>
               <w:top w:val="single" w:sz="4" w:space="0" w:color="BFBFBF"/>
               <w:left w:val="single" w:sz="4" w:space="0" w:color="BFBFBF"/>
@@ -741,7 +741,7 @@
         </w:tc>
         <w:tc>
           <w:tcPr>
-            <w:tcW w:w="6361" w:type="dxa"/>
+            <w:tcW w:w="6362" w:type="dxa"/>
             <w:tcBorders>
               <w:top w:val="single" w:sz="4" w:space="0" w:color="BFBFBF"/>
               <w:left w:val="single" w:sz="4" w:space="0" w:color="BFBFBF"/>
@@ -772,7 +772,7 @@
         </w:trPr>
         <w:tc>
           <w:tcPr>
-            <w:tcW w:w="3276" w:type="dxa"/>
+            <w:tcW w:w="3275" w:type="dxa"/>
             <w:tcBorders>
               <w:top w:val="single" w:sz="4" w:space="0" w:color="BFBFBF"/>
               <w:left w:val="single" w:sz="4" w:space="0" w:color="BFBFBF"/>
@@ -799,7 +799,7 @@
         </w:tc>
         <w:tc>
           <w:tcPr>
-            <w:tcW w:w="6361" w:type="dxa"/>
+            <w:tcW w:w="6362" w:type="dxa"/>
             <w:tcBorders>
               <w:top w:val="single" w:sz="4" w:space="0" w:color="BFBFBF"/>
               <w:left w:val="single" w:sz="4" w:space="0" w:color="BFBFBF"/>
@@ -831,7 +831,7 @@
         </w:trPr>
         <w:tc>
           <w:tcPr>
-            <w:tcW w:w="3276" w:type="dxa"/>
+            <w:tcW w:w="3275" w:type="dxa"/>
             <w:tcBorders>
               <w:top w:val="single" w:sz="4" w:space="0" w:color="BFBFBF"/>
               <w:left w:val="single" w:sz="4" w:space="0" w:color="BFBFBF"/>
@@ -858,7 +858,7 @@
         </w:tc>
         <w:tc>
           <w:tcPr>
-            <w:tcW w:w="6361" w:type="dxa"/>
+            <w:tcW w:w="6362" w:type="dxa"/>
             <w:tcBorders>
               <w:top w:val="single" w:sz="4" w:space="0" w:color="BFBFBF"/>
               <w:left w:val="single" w:sz="4" w:space="0" w:color="BFBFBF"/>
@@ -890,7 +890,7 @@
         </w:trPr>
         <w:tc>
           <w:tcPr>
-            <w:tcW w:w="3276" w:type="dxa"/>
+            <w:tcW w:w="3275" w:type="dxa"/>
             <w:tcBorders>
               <w:top w:val="single" w:sz="4" w:space="0" w:color="BFBFBF"/>
               <w:left w:val="single" w:sz="4" w:space="0" w:color="BFBFBF"/>
@@ -916,7 +916,7 @@
         </w:tc>
         <w:tc>
           <w:tcPr>
-            <w:tcW w:w="6361" w:type="dxa"/>
+            <w:tcW w:w="6362" w:type="dxa"/>
             <w:tcBorders>
               <w:top w:val="single" w:sz="4" w:space="0" w:color="BFBFBF"/>
               <w:left w:val="single" w:sz="4" w:space="0" w:color="BFBFBF"/>
@@ -947,7 +947,7 @@
         </w:trPr>
         <w:tc>
           <w:tcPr>
-            <w:tcW w:w="3276" w:type="dxa"/>
+            <w:tcW w:w="3275" w:type="dxa"/>
             <w:tcBorders>
               <w:top w:val="single" w:sz="4" w:space="0" w:color="BFBFBF"/>
               <w:left w:val="single" w:sz="4" w:space="0" w:color="BFBFBF"/>
@@ -974,7 +974,7 @@
         </w:tc>
         <w:tc>
           <w:tcPr>
-            <w:tcW w:w="6361" w:type="dxa"/>
+            <w:tcW w:w="6362" w:type="dxa"/>
             <w:tcBorders>
               <w:top w:val="single" w:sz="4" w:space="0" w:color="BFBFBF"/>
               <w:left w:val="single" w:sz="4" w:space="0" w:color="BFBFBF"/>
@@ -1006,7 +1006,7 @@
         </w:trPr>
         <w:tc>
           <w:tcPr>
-            <w:tcW w:w="3276" w:type="dxa"/>
+            <w:tcW w:w="3275" w:type="dxa"/>
             <w:tcBorders>
               <w:top w:val="single" w:sz="4" w:space="0" w:color="BFBFBF"/>
               <w:left w:val="single" w:sz="4" w:space="0" w:color="BFBFBF"/>
@@ -1032,7 +1032,7 @@
         </w:tc>
         <w:tc>
           <w:tcPr>
-            <w:tcW w:w="6361" w:type="dxa"/>
+            <w:tcW w:w="6362" w:type="dxa"/>
             <w:tcBorders>
               <w:top w:val="single" w:sz="4" w:space="0" w:color="BFBFBF"/>
               <w:left w:val="single" w:sz="4" w:space="0" w:color="BFBFBF"/>
@@ -1063,7 +1063,7 @@
         </w:trPr>
         <w:tc>
           <w:tcPr>
-            <w:tcW w:w="3276" w:type="dxa"/>
+            <w:tcW w:w="3275" w:type="dxa"/>
             <w:tcBorders>
               <w:top w:val="single" w:sz="4" w:space="0" w:color="BFBFBF"/>
               <w:left w:val="single" w:sz="4" w:space="0" w:color="BFBFBF"/>
@@ -1090,7 +1090,7 @@
         </w:tc>
         <w:tc>
           <w:tcPr>
-            <w:tcW w:w="6361" w:type="dxa"/>
+            <w:tcW w:w="6362" w:type="dxa"/>
             <w:tcBorders>
               <w:top w:val="single" w:sz="4" w:space="0" w:color="BFBFBF"/>
               <w:left w:val="single" w:sz="4" w:space="0" w:color="BFBFBF"/>
@@ -1122,7 +1122,7 @@
         </w:trPr>
         <w:tc>
           <w:tcPr>
-            <w:tcW w:w="3276" w:type="dxa"/>
+            <w:tcW w:w="3275" w:type="dxa"/>
             <w:tcBorders>
               <w:top w:val="single" w:sz="4" w:space="0" w:color="BFBFBF"/>
               <w:left w:val="single" w:sz="4" w:space="0" w:color="BFBFBF"/>
@@ -1148,7 +1148,7 @@
         </w:tc>
         <w:tc>
           <w:tcPr>
-            <w:tcW w:w="6361" w:type="dxa"/>
+            <w:tcW w:w="6362" w:type="dxa"/>
             <w:tcBorders>
               <w:top w:val="single" w:sz="4" w:space="0" w:color="BFBFBF"/>
               <w:left w:val="single" w:sz="4" w:space="0" w:color="BFBFBF"/>
@@ -1179,7 +1179,7 @@
         </w:trPr>
         <w:tc>
           <w:tcPr>
-            <w:tcW w:w="3276" w:type="dxa"/>
+            <w:tcW w:w="3275" w:type="dxa"/>
             <w:tcBorders>
               <w:top w:val="single" w:sz="4" w:space="0" w:color="BFBFBF"/>
               <w:left w:val="single" w:sz="4" w:space="0" w:color="BFBFBF"/>
@@ -1206,7 +1206,7 @@
         </w:tc>
         <w:tc>
           <w:tcPr>
-            <w:tcW w:w="6361" w:type="dxa"/>
+            <w:tcW w:w="6362" w:type="dxa"/>
             <w:tcBorders>
               <w:top w:val="single" w:sz="4" w:space="0" w:color="BFBFBF"/>
               <w:left w:val="single" w:sz="4" w:space="0" w:color="BFBFBF"/>
@@ -1238,7 +1238,7 @@
         </w:trPr>
         <w:tc>
           <w:tcPr>
-            <w:tcW w:w="3276" w:type="dxa"/>
+            <w:tcW w:w="3275" w:type="dxa"/>
             <w:tcBorders>
               <w:top w:val="single" w:sz="4" w:space="0" w:color="BFBFBF"/>
               <w:left w:val="single" w:sz="4" w:space="0" w:color="BFBFBF"/>
@@ -1264,7 +1264,7 @@
         </w:tc>
         <w:tc>
           <w:tcPr>
-            <w:tcW w:w="6361" w:type="dxa"/>
+            <w:tcW w:w="6362" w:type="dxa"/>
             <w:tcBorders>
               <w:top w:val="single" w:sz="4" w:space="0" w:color="BFBFBF"/>
               <w:left w:val="single" w:sz="4" w:space="0" w:color="BFBFBF"/>
@@ -1295,7 +1295,7 @@
         </w:trPr>
         <w:tc>
           <w:tcPr>
-            <w:tcW w:w="3276" w:type="dxa"/>
+            <w:tcW w:w="3275" w:type="dxa"/>
             <w:tcBorders>
               <w:top w:val="single" w:sz="4" w:space="0" w:color="BFBFBF"/>
               <w:left w:val="single" w:sz="4" w:space="0" w:color="BFBFBF"/>
@@ -1322,7 +1322,7 @@
         </w:tc>
         <w:tc>
           <w:tcPr>
-            <w:tcW w:w="6361" w:type="dxa"/>
+            <w:tcW w:w="6362" w:type="dxa"/>
             <w:tcBorders>
               <w:top w:val="single" w:sz="4" w:space="0" w:color="BFBFBF"/>
               <w:left w:val="single" w:sz="4" w:space="0" w:color="BFBFBF"/>
@@ -1354,7 +1354,7 @@
         </w:trPr>
         <w:tc>
           <w:tcPr>
-            <w:tcW w:w="3276" w:type="dxa"/>
+            <w:tcW w:w="3275" w:type="dxa"/>
             <w:tcBorders>
               <w:top w:val="single" w:sz="4" w:space="0" w:color="BFBFBF"/>
               <w:left w:val="single" w:sz="4" w:space="0" w:color="BFBFBF"/>
@@ -1380,7 +1380,7 @@
         </w:tc>
         <w:tc>
           <w:tcPr>
-            <w:tcW w:w="6361" w:type="dxa"/>
+            <w:tcW w:w="6362" w:type="dxa"/>
             <w:tcBorders>
               <w:top w:val="single" w:sz="4" w:space="0" w:color="BFBFBF"/>
               <w:left w:val="single" w:sz="4" w:space="0" w:color="BFBFBF"/>
@@ -1411,7 +1411,7 @@
         </w:trPr>
         <w:tc>
           <w:tcPr>
-            <w:tcW w:w="3276" w:type="dxa"/>
+            <w:tcW w:w="3275" w:type="dxa"/>
             <w:tcBorders>
               <w:top w:val="single" w:sz="4" w:space="0" w:color="BFBFBF"/>
               <w:left w:val="single" w:sz="4" w:space="0" w:color="BFBFBF"/>
@@ -1438,7 +1438,7 @@
         </w:tc>
         <w:tc>
           <w:tcPr>
-            <w:tcW w:w="6361" w:type="dxa"/>
+            <w:tcW w:w="6362" w:type="dxa"/>
             <w:tcBorders>
               <w:top w:val="single" w:sz="4" w:space="0" w:color="BFBFBF"/>
               <w:left w:val="single" w:sz="4" w:space="0" w:color="BFBFBF"/>
@@ -1470,7 +1470,7 @@
         </w:trPr>
         <w:tc>
           <w:tcPr>
-            <w:tcW w:w="3276" w:type="dxa"/>
+            <w:tcW w:w="3275" w:type="dxa"/>
             <w:tcBorders>
               <w:top w:val="single" w:sz="4" w:space="0" w:color="BFBFBF"/>
               <w:left w:val="single" w:sz="4" w:space="0" w:color="BFBFBF"/>
@@ -1496,7 +1496,7 @@
         </w:tc>
         <w:tc>
           <w:tcPr>
-            <w:tcW w:w="6361" w:type="dxa"/>
+            <w:tcW w:w="6362" w:type="dxa"/>
             <w:tcBorders>
               <w:top w:val="single" w:sz="4" w:space="0" w:color="BFBFBF"/>
               <w:left w:val="single" w:sz="4" w:space="0" w:color="BFBFBF"/>
@@ -1527,7 +1527,7 @@
         </w:trPr>
         <w:tc>
           <w:tcPr>
-            <w:tcW w:w="3276" w:type="dxa"/>
+            <w:tcW w:w="3275" w:type="dxa"/>
             <w:tcBorders>
               <w:top w:val="single" w:sz="4" w:space="0" w:color="BFBFBF"/>
               <w:left w:val="single" w:sz="4" w:space="0" w:color="BFBFBF"/>
@@ -1554,7 +1554,7 @@
         </w:tc>
         <w:tc>
           <w:tcPr>
-            <w:tcW w:w="6361" w:type="dxa"/>
+            <w:tcW w:w="6362" w:type="dxa"/>
             <w:tcBorders>
               <w:top w:val="single" w:sz="4" w:space="0" w:color="BFBFBF"/>
               <w:left w:val="single" w:sz="4" w:space="0" w:color="BFBFBF"/>
@@ -1586,7 +1586,7 @@
         </w:trPr>
         <w:tc>
           <w:tcPr>
-            <w:tcW w:w="3276" w:type="dxa"/>
+            <w:tcW w:w="3275" w:type="dxa"/>
             <w:tcBorders>
               <w:top w:val="single" w:sz="4" w:space="0" w:color="BFBFBF"/>
               <w:left w:val="single" w:sz="4" w:space="0" w:color="BFBFBF"/>
@@ -1612,7 +1612,7 @@
         </w:tc>
         <w:tc>
           <w:tcPr>
-            <w:tcW w:w="6361" w:type="dxa"/>
+            <w:tcW w:w="6362" w:type="dxa"/>
             <w:tcBorders>
               <w:top w:val="single" w:sz="4" w:space="0" w:color="BFBFBF"/>
               <w:left w:val="single" w:sz="4" w:space="0" w:color="BFBFBF"/>
@@ -1643,7 +1643,7 @@
         </w:trPr>
         <w:tc>
           <w:tcPr>
-            <w:tcW w:w="3276" w:type="dxa"/>
+            <w:tcW w:w="3275" w:type="dxa"/>
             <w:tcBorders>
               <w:top w:val="single" w:sz="4" w:space="0" w:color="BFBFBF"/>
               <w:left w:val="single" w:sz="4" w:space="0" w:color="BFBFBF"/>
@@ -1670,7 +1670,7 @@
         </w:tc>
         <w:tc>
           <w:tcPr>
-            <w:tcW w:w="6361" w:type="dxa"/>
+            <w:tcW w:w="6362" w:type="dxa"/>
             <w:tcBorders>
               <w:top w:val="single" w:sz="4" w:space="0" w:color="BFBFBF"/>
               <w:left w:val="single" w:sz="4" w:space="0" w:color="BFBFBF"/>
@@ -1702,7 +1702,7 @@
         </w:trPr>
         <w:tc>
           <w:tcPr>
-            <w:tcW w:w="3276" w:type="dxa"/>
+            <w:tcW w:w="3275" w:type="dxa"/>
             <w:tcBorders>
               <w:top w:val="single" w:sz="4" w:space="0" w:color="BFBFBF"/>
               <w:left w:val="single" w:sz="4" w:space="0" w:color="BFBFBF"/>
@@ -1728,7 +1728,7 @@
         </w:tc>
         <w:tc>
           <w:tcPr>
-            <w:tcW w:w="6361" w:type="dxa"/>
+            <w:tcW w:w="6362" w:type="dxa"/>
             <w:tcBorders>
               <w:top w:val="single" w:sz="4" w:space="0" w:color="BFBFBF"/>
               <w:left w:val="single" w:sz="4" w:space="0" w:color="BFBFBF"/>
@@ -1821,7 +1821,7 @@
         <w:pStyle w:val="ListParagraph"/>
         <w:numPr>
           <w:ilvl w:val="0"/>
-          <w:numId w:val="11"/>
+          <w:numId w:val="46"/>
         </w:numPr>
         <w:spacing w:lineRule="exact" w:line="276" w:before="0" w:after="80"/>
         <w:jc w:val="both"/>
@@ -1837,7 +1837,7 @@
         <w:pStyle w:val="ListParagraph"/>
         <w:numPr>
           <w:ilvl w:val="0"/>
-          <w:numId w:val="2"/>
+          <w:numId w:val="47"/>
         </w:numPr>
         <w:spacing w:lineRule="exact" w:line="276" w:before="0" w:after="80"/>
         <w:jc w:val="both"/>
@@ -1853,7 +1853,7 @@
         <w:pStyle w:val="ListParagraph"/>
         <w:numPr>
           <w:ilvl w:val="0"/>
-          <w:numId w:val="2"/>
+          <w:numId w:val="48"/>
         </w:numPr>
         <w:spacing w:lineRule="exact" w:line="276" w:before="0" w:after="80"/>
         <w:jc w:val="both"/>
@@ -1869,7 +1869,7 @@
         <w:pStyle w:val="ListParagraph"/>
         <w:numPr>
           <w:ilvl w:val="0"/>
-          <w:numId w:val="2"/>
+          <w:numId w:val="49"/>
         </w:numPr>
         <w:spacing w:lineRule="exact" w:line="276" w:before="0" w:after="80"/>
         <w:jc w:val="both"/>
@@ -1885,7 +1885,7 @@
         <w:pStyle w:val="ListParagraph"/>
         <w:numPr>
           <w:ilvl w:val="0"/>
-          <w:numId w:val="2"/>
+          <w:numId w:val="50"/>
         </w:numPr>
         <w:spacing w:lineRule="exact" w:line="276" w:before="0" w:after="80"/>
         <w:jc w:val="both"/>
@@ -1941,7 +1941,7 @@
         <w:pStyle w:val="ListParagraph"/>
         <w:numPr>
           <w:ilvl w:val="0"/>
-          <w:numId w:val="12"/>
+          <w:numId w:val="51"/>
         </w:numPr>
         <w:spacing w:lineRule="exact" w:line="276" w:before="0" w:after="80"/>
         <w:jc w:val="both"/>
@@ -1964,7 +1964,7 @@
         <w:pStyle w:val="ListParagraph"/>
         <w:numPr>
           <w:ilvl w:val="0"/>
-          <w:numId w:val="13"/>
+          <w:numId w:val="52"/>
         </w:numPr>
         <w:spacing w:lineRule="exact" w:line="276" w:before="0" w:after="80"/>
         <w:jc w:val="both"/>
@@ -1987,7 +1987,7 @@
         <w:pStyle w:val="ListParagraph"/>
         <w:numPr>
           <w:ilvl w:val="0"/>
-          <w:numId w:val="14"/>
+          <w:numId w:val="53"/>
         </w:numPr>
         <w:spacing w:lineRule="exact" w:line="276" w:before="0" w:after="80"/>
         <w:jc w:val="both"/>
@@ -2078,7 +2078,7 @@
         <w:pStyle w:val="ListParagraph"/>
         <w:numPr>
           <w:ilvl w:val="0"/>
-          <w:numId w:val="15"/>
+          <w:numId w:val="54"/>
         </w:numPr>
         <w:spacing w:lineRule="exact" w:line="276" w:before="0" w:after="80"/>
         <w:jc w:val="both"/>
@@ -2094,7 +2094,7 @@
         <w:pStyle w:val="ListParagraph"/>
         <w:numPr>
           <w:ilvl w:val="0"/>
-          <w:numId w:val="16"/>
+          <w:numId w:val="55"/>
         </w:numPr>
         <w:spacing w:lineRule="exact" w:line="276" w:before="0" w:after="80"/>
         <w:jc w:val="both"/>
@@ -2110,7 +2110,7 @@
         <w:pStyle w:val="ListParagraph"/>
         <w:numPr>
           <w:ilvl w:val="0"/>
-          <w:numId w:val="17"/>
+          <w:numId w:val="56"/>
         </w:numPr>
         <w:spacing w:lineRule="exact" w:line="276" w:before="0" w:after="80"/>
         <w:jc w:val="both"/>
@@ -2126,7 +2126,7 @@
         <w:pStyle w:val="ListParagraph"/>
         <w:numPr>
           <w:ilvl w:val="0"/>
-          <w:numId w:val="18"/>
+          <w:numId w:val="57"/>
         </w:numPr>
         <w:spacing w:lineRule="exact" w:line="276" w:before="0" w:after="80"/>
         <w:jc w:val="both"/>
@@ -2142,7 +2142,7 @@
         <w:pStyle w:val="ListParagraph"/>
         <w:numPr>
           <w:ilvl w:val="0"/>
-          <w:numId w:val="19"/>
+          <w:numId w:val="58"/>
         </w:numPr>
         <w:spacing w:lineRule="exact" w:line="276" w:before="0" w:after="80"/>
         <w:jc w:val="both"/>
@@ -2158,7 +2158,7 @@
         <w:pStyle w:val="ListParagraph"/>
         <w:numPr>
           <w:ilvl w:val="0"/>
-          <w:numId w:val="20"/>
+          <w:numId w:val="59"/>
         </w:numPr>
         <w:spacing w:lineRule="exact" w:line="276" w:before="0" w:after="80"/>
         <w:jc w:val="both"/>
@@ -2174,7 +2174,7 @@
         <w:pStyle w:val="ListParagraph"/>
         <w:numPr>
           <w:ilvl w:val="0"/>
-          <w:numId w:val="21"/>
+          <w:numId w:val="60"/>
         </w:numPr>
         <w:spacing w:lineRule="exact" w:line="276" w:before="0" w:after="80"/>
         <w:jc w:val="both"/>
@@ -2190,7 +2190,7 @@
         <w:pStyle w:val="ListParagraph"/>
         <w:numPr>
           <w:ilvl w:val="0"/>
-          <w:numId w:val="22"/>
+          <w:numId w:val="61"/>
         </w:numPr>
         <w:spacing w:lineRule="exact" w:line="276" w:before="0" w:after="80"/>
         <w:jc w:val="both"/>
@@ -2220,7 +2220,7 @@
         <w:pStyle w:val="ListParagraph"/>
         <w:numPr>
           <w:ilvl w:val="0"/>
-          <w:numId w:val="2"/>
+          <w:numId w:val="62"/>
         </w:numPr>
         <w:spacing w:lineRule="exact" w:line="276" w:before="0" w:after="80"/>
         <w:jc w:val="both"/>
@@ -2228,7 +2228,7 @@
       </w:pPr>
       <w:r>
         <w:rPr/>
-        <w:t>conservare gli originali dei documenti consegnati a WST almeno fino all'emissione della relativa ricevuta di conservazione;</w:t>
+        <w:t>conservare gli originali dei documenti consegnati a WST almeno fino alla comunicazione dell'Esito di conservazione positivo;</w:t>
       </w:r>
     </w:p>
     <w:p>
@@ -2236,7 +2236,7 @@
         <w:pStyle w:val="ListParagraph"/>
         <w:numPr>
           <w:ilvl w:val="0"/>
-          <w:numId w:val="2"/>
+          <w:numId w:val="63"/>
         </w:numPr>
         <w:spacing w:lineRule="exact" w:line="276" w:before="0" w:after="80"/>
         <w:jc w:val="both"/>
@@ -2252,7 +2252,7 @@
         <w:pStyle w:val="ListParagraph"/>
         <w:numPr>
           <w:ilvl w:val="0"/>
-          <w:numId w:val="2"/>
+          <w:numId w:val="64"/>
         </w:numPr>
         <w:spacing w:lineRule="exact" w:line="276" w:before="0" w:after="80"/>
         <w:jc w:val="both"/>
@@ -2268,7 +2268,7 @@
         <w:pStyle w:val="ListParagraph"/>
         <w:numPr>
           <w:ilvl w:val="0"/>
-          <w:numId w:val="2"/>
+          <w:numId w:val="65"/>
         </w:numPr>
         <w:spacing w:lineRule="exact" w:line="276" w:before="0" w:after="80"/>
         <w:jc w:val="both"/>
@@ -2284,7 +2284,7 @@
         <w:pStyle w:val="ListParagraph"/>
         <w:numPr>
           <w:ilvl w:val="0"/>
-          <w:numId w:val="2"/>
+          <w:numId w:val="66"/>
         </w:numPr>
         <w:spacing w:lineRule="exact" w:line="276" w:before="0" w:after="80"/>
         <w:jc w:val="both"/>
@@ -2341,7 +2341,7 @@
         <w:pStyle w:val="ListParagraph"/>
         <w:numPr>
           <w:ilvl w:val="0"/>
-          <w:numId w:val="23"/>
+          <w:numId w:val="67"/>
         </w:numPr>
         <w:spacing w:lineRule="exact" w:line="276" w:before="0" w:after="80"/>
         <w:jc w:val="both"/>
@@ -2357,7 +2357,7 @@
         <w:pStyle w:val="ListParagraph"/>
         <w:numPr>
           <w:ilvl w:val="0"/>
-          <w:numId w:val="24"/>
+          <w:numId w:val="68"/>
         </w:numPr>
         <w:spacing w:lineRule="exact" w:line="276" w:before="0" w:after="80"/>
         <w:jc w:val="both"/>
@@ -2365,7 +2365,7 @@
       </w:pPr>
       <w:r>
         <w:rPr/>
-        <w:t>versare i documenti ricevuti dal Cliente entro 5 giorni lavorativi, con la periodicità indicata nell'Allegato A;</w:t>
+        <w:t>versare i documenti entro 5 giorni lavorativi da quando sono disponibili nel Software o sono stati consegnati a WST, con la periodicità indicata nell'Allegato A; se il Sistema di Conservazione non è disponibile, il termine decorre dal suo ripristino;</w:t>
       </w:r>
     </w:p>
     <w:p>
@@ -2373,7 +2373,7 @@
         <w:pStyle w:val="ListParagraph"/>
         <w:numPr>
           <w:ilvl w:val="0"/>
-          <w:numId w:val="25"/>
+          <w:numId w:val="69"/>
         </w:numPr>
         <w:spacing w:lineRule="exact" w:line="276" w:before="0" w:after="80"/>
         <w:jc w:val="both"/>
@@ -2389,7 +2389,7 @@
         <w:pStyle w:val="ListParagraph"/>
         <w:numPr>
           <w:ilvl w:val="0"/>
-          <w:numId w:val="26"/>
+          <w:numId w:val="70"/>
         </w:numPr>
         <w:spacing w:lineRule="exact" w:line="276" w:before="0" w:after="80"/>
         <w:jc w:val="both"/>
@@ -2405,7 +2405,7 @@
         <w:pStyle w:val="ListParagraph"/>
         <w:numPr>
           <w:ilvl w:val="0"/>
-          <w:numId w:val="27"/>
+          <w:numId w:val="71"/>
         </w:numPr>
         <w:spacing w:lineRule="exact" w:line="276" w:before="0" w:after="80"/>
         <w:jc w:val="both"/>
@@ -2421,7 +2421,7 @@
         <w:pStyle w:val="ListParagraph"/>
         <w:numPr>
           <w:ilvl w:val="0"/>
-          <w:numId w:val="28"/>
+          <w:numId w:val="72"/>
         </w:numPr>
         <w:spacing w:lineRule="exact" w:line="276" w:before="0" w:after="80"/>
         <w:jc w:val="both"/>
@@ -2437,7 +2437,7 @@
         <w:pStyle w:val="ListParagraph"/>
         <w:numPr>
           <w:ilvl w:val="0"/>
-          <w:numId w:val="29"/>
+          <w:numId w:val="73"/>
         </w:numPr>
         <w:spacing w:lineRule="exact" w:line="276" w:before="0" w:after="80"/>
         <w:jc w:val="both"/>
@@ -2480,7 +2480,7 @@
         <w:pStyle w:val="ListParagraph"/>
         <w:numPr>
           <w:ilvl w:val="0"/>
-          <w:numId w:val="2"/>
+          <w:numId w:val="74"/>
         </w:numPr>
         <w:spacing w:lineRule="exact" w:line="276" w:before="0" w:after="80"/>
         <w:jc w:val="both"/>
@@ -2488,7 +2488,7 @@
       </w:pPr>
       <w:r>
         <w:rPr/>
-        <w:t>se un versamento non va a buon fine o il Conservatore segnala un'anomalia, il sistema di WST invia una notifica via e-mail, nello stesso momento, al Cliente, all'indirizzo indicato nell'Allegato A, e a WST;</w:t>
+        <w:t>se un versamento non va a buon fine o il Conservatore segnala un'anomalia, il sistema di WST invia una notifica via e-mail al Cliente, all'indirizzo indicato nell'Allegato A, e a WST, senza ritardo dopo aver ricevuto l'esito dal Conservatore;</w:t>
       </w:r>
     </w:p>
     <w:p>
@@ -2496,7 +2496,7 @@
         <w:pStyle w:val="ListParagraph"/>
         <w:numPr>
           <w:ilvl w:val="0"/>
-          <w:numId w:val="2"/>
+          <w:numId w:val="75"/>
         </w:numPr>
         <w:spacing w:lineRule="exact" w:line="276" w:before="0" w:after="80"/>
         <w:jc w:val="both"/>
@@ -2564,7 +2564,7 @@
       </w:r>
       <w:r>
         <w:rPr/>
-        <w:t>Se lo stesso documento è scartato più di due volte per errori nei documenti o nei dati forniti dal Cliente, i reinvii successivi e la cancellazione dei file scartati sono fatturati come attività extra secondo l'Allegato B.</w:t>
+        <w:t>Se lo stesso documento è scartato più di due volte per errori nei documenti o nei dati forniti dal Cliente, i reinvii successivi e la rimozione dei file non acquisiti sono fatturati come attività extra secondo l'Allegato B. La rimozione di file scartati, mai entrati in conservazione, non costituisce cancellazione anticipata ai sensi dell'art. 7.3.</w:t>
       </w:r>
     </w:p>
     <w:p>
@@ -2673,7 +2673,7 @@
         <w:pStyle w:val="ListParagraph"/>
         <w:numPr>
           <w:ilvl w:val="0"/>
-          <w:numId w:val="2"/>
+          <w:numId w:val="76"/>
         </w:numPr>
         <w:spacing w:lineRule="exact" w:line="276" w:before="0" w:after="80"/>
         <w:jc w:val="both"/>
@@ -2689,7 +2689,7 @@
         <w:pStyle w:val="ListParagraph"/>
         <w:numPr>
           <w:ilvl w:val="0"/>
-          <w:numId w:val="2"/>
+          <w:numId w:val="77"/>
         </w:numPr>
         <w:spacing w:lineRule="exact" w:line="276" w:before="0" w:after="80"/>
         <w:jc w:val="both"/>
@@ -2855,8 +2855,8 @@
         </w:tblCellMar>
       </w:tblPr>
       <w:tblGrid>
-        <w:gridCol w:w="3276"/>
-        <w:gridCol w:w="6361"/>
+        <w:gridCol w:w="3275"/>
+        <w:gridCol w:w="6362"/>
       </w:tblGrid>
       <w:tr>
         <w:trPr>
@@ -2865,7 +2865,7 @@
         </w:trPr>
         <w:tc>
           <w:tcPr>
-            <w:tcW w:w="3276" w:type="dxa"/>
+            <w:tcW w:w="3275" w:type="dxa"/>
             <w:tcBorders>
               <w:top w:val="single" w:sz="4" w:space="0" w:color="BFBFBF"/>
               <w:left w:val="single" w:sz="4" w:space="0" w:color="BFBFBF"/>
@@ -2895,7 +2895,7 @@
         </w:tc>
         <w:tc>
           <w:tcPr>
-            <w:tcW w:w="6361" w:type="dxa"/>
+            <w:tcW w:w="6362" w:type="dxa"/>
             <w:tcBorders>
               <w:top w:val="single" w:sz="4" w:space="0" w:color="BFBFBF"/>
               <w:left w:val="single" w:sz="4" w:space="0" w:color="BFBFBF"/>
@@ -2930,7 +2930,7 @@
         </w:trPr>
         <w:tc>
           <w:tcPr>
-            <w:tcW w:w="3276" w:type="dxa"/>
+            <w:tcW w:w="3275" w:type="dxa"/>
             <w:tcBorders>
               <w:top w:val="single" w:sz="4" w:space="0" w:color="BFBFBF"/>
               <w:left w:val="single" w:sz="4" w:space="0" w:color="BFBFBF"/>
@@ -2956,7 +2956,7 @@
         </w:tc>
         <w:tc>
           <w:tcPr>
-            <w:tcW w:w="6361" w:type="dxa"/>
+            <w:tcW w:w="6362" w:type="dxa"/>
             <w:tcBorders>
               <w:top w:val="single" w:sz="4" w:space="0" w:color="BFBFBF"/>
               <w:left w:val="single" w:sz="4" w:space="0" w:color="BFBFBF"/>
@@ -2976,7 +2976,7 @@
                 <w:sz w:val="19"/>
                 <w:szCs w:val="19"/>
               </w:rPr>
-              <w:t>Anticipato, a inizio di ogni anno solare (primo anno: alla firma, per intero)</w:t>
+              <w:t>Anticipato, a inizio di ogni anno solare (primo anno: alla firma, per intero, senza riduzione in proporzione ai mesi residui)</w:t>
             </w:r>
           </w:p>
         </w:tc>
@@ -2987,7 +2987,7 @@
         </w:trPr>
         <w:tc>
           <w:tcPr>
-            <w:tcW w:w="3276" w:type="dxa"/>
+            <w:tcW w:w="3275" w:type="dxa"/>
             <w:tcBorders>
               <w:top w:val="single" w:sz="4" w:space="0" w:color="BFBFBF"/>
               <w:left w:val="single" w:sz="4" w:space="0" w:color="BFBFBF"/>
@@ -3014,7 +3014,7 @@
         </w:tc>
         <w:tc>
           <w:tcPr>
-            <w:tcW w:w="6361" w:type="dxa"/>
+            <w:tcW w:w="6362" w:type="dxa"/>
             <w:tcBorders>
               <w:top w:val="single" w:sz="4" w:space="0" w:color="BFBFBF"/>
               <w:left w:val="single" w:sz="4" w:space="0" w:color="BFBFBF"/>
@@ -3046,7 +3046,7 @@
         </w:trPr>
         <w:tc>
           <w:tcPr>
-            <w:tcW w:w="3276" w:type="dxa"/>
+            <w:tcW w:w="3275" w:type="dxa"/>
             <w:tcBorders>
               <w:top w:val="single" w:sz="4" w:space="0" w:color="BFBFBF"/>
               <w:left w:val="single" w:sz="4" w:space="0" w:color="BFBFBF"/>
@@ -3072,7 +3072,7 @@
         </w:tc>
         <w:tc>
           <w:tcPr>
-            <w:tcW w:w="6361" w:type="dxa"/>
+            <w:tcW w:w="6362" w:type="dxa"/>
             <w:tcBorders>
               <w:top w:val="single" w:sz="4" w:space="0" w:color="BFBFBF"/>
               <w:left w:val="single" w:sz="4" w:space="0" w:color="BFBFBF"/>
@@ -3103,7 +3103,7 @@
         </w:trPr>
         <w:tc>
           <w:tcPr>
-            <w:tcW w:w="3276" w:type="dxa"/>
+            <w:tcW w:w="3275" w:type="dxa"/>
             <w:tcBorders>
               <w:top w:val="single" w:sz="4" w:space="0" w:color="BFBFBF"/>
               <w:left w:val="single" w:sz="4" w:space="0" w:color="BFBFBF"/>
@@ -3130,7 +3130,7 @@
         </w:tc>
         <w:tc>
           <w:tcPr>
-            <w:tcW w:w="6361" w:type="dxa"/>
+            <w:tcW w:w="6362" w:type="dxa"/>
             <w:tcBorders>
               <w:top w:val="single" w:sz="4" w:space="0" w:color="BFBFBF"/>
               <w:left w:val="single" w:sz="4" w:space="0" w:color="BFBFBF"/>
@@ -3184,7 +3184,7 @@
       </w:r>
       <w:r>
         <w:rPr/>
-        <w:t>Il pagamento avviene tramite bonifico bancario entro 10 giorni dalla data della fattura. In caso di ritardo si applicano gli interessi di mora previsti dal D.Lgs. 231/2002. Dopo 15 giorni di ritardo, e previo sollecito via PEC, WST può sospendere tutti i servizi del Contratto: versamenti, esibizioni, esportazioni, assistenza e uso del Software. I servizi riprendono solo dopo il pagamento integrale degli importi scaduti e degli interessi. Oltre 30 giorni di ritardo WST può risolvere il Contratto secondo l'art. 5.4, con le conseguenze dell'art. 11.</w:t>
+        <w:t>Il pagamento avviene tramite bonifico bancario entro 10 giorni dalla data della fattura. In caso di ritardo si applicano gli interessi di mora previsti dal D.Lgs. 231/2002. Dopo 15 giorni di ritardo, e previo sollecito via PEC, WST può sospendere tutti i servizi del Contratto: versamenti, esibizioni, esportazioni, assistenza e uso del Software. Durante la sospensione WST esegue un'esibizione richiesta da un'autorità di controllo solo se i documenti sono ancora presenti nel Sistema di Conservazione e se il Cliente ha prima pagato integralmente gli importi scaduti e gli interessi e, in anticipo, la tariffa di esibizione urgente dell'Allegato B. I servizi riprendono solo dopo il pagamento integrale degli importi scaduti e degli interessi. Oltre 30 giorni di ritardo WST può risolvere il Contratto secondo l'art. 5.4, con le conseguenze dell'art. 11.</w:t>
       </w:r>
     </w:p>
     <w:p>
@@ -3305,7 +3305,7 @@
       </w:r>
       <w:r>
         <w:rPr/>
-        <w:t>Ogni documento è conservato fino al 31 dicembre dell'ultimo anno del Periodo di conservazione, calcolato dall'anno solare di versamento. Esempio: un xFIR versato a marzo 2027 è conservato fino al 31 dicembre 2030.</w:t>
+        <w:t>Ogni documento è conservato fino al 31 dicembre dell'ultimo anno del Periodo di conservazione, calcolato dall'anno solare di versamento. Esempio: un xFIR versato a marzo 2027 è conservato fino al 31 dicembre 2030. Lo scarto non può precedere il termine previsto dalla legge per la singola tipologia documentale: per i registri di carico e scarico il termine decorre dalla data dell'ultima registrazione. Il Periodo di conservazione indicato nell'Allegato A deve coprire tale termine, secondo l'art. 3, punto 3.</w:t>
       </w:r>
     </w:p>
     <w:p>
@@ -3497,8 +3497,8 @@
         </w:tblCellMar>
       </w:tblPr>
       <w:tblGrid>
-        <w:gridCol w:w="2399"/>
-        <w:gridCol w:w="3639"/>
+        <w:gridCol w:w="2398"/>
+        <w:gridCol w:w="3640"/>
         <w:gridCol w:w="1799"/>
         <w:gridCol w:w="1800"/>
       </w:tblGrid>
@@ -3509,7 +3509,7 @@
         </w:trPr>
         <w:tc>
           <w:tcPr>
-            <w:tcW w:w="2399" w:type="dxa"/>
+            <w:tcW w:w="2398" w:type="dxa"/>
             <w:tcBorders>
               <w:top w:val="single" w:sz="4" w:space="0" w:color="BFBFBF"/>
               <w:left w:val="single" w:sz="4" w:space="0" w:color="BFBFBF"/>
@@ -3539,7 +3539,7 @@
         </w:tc>
         <w:tc>
           <w:tcPr>
-            <w:tcW w:w="3639" w:type="dxa"/>
+            <w:tcW w:w="3640" w:type="dxa"/>
             <w:tcBorders>
               <w:top w:val="single" w:sz="4" w:space="0" w:color="BFBFBF"/>
               <w:left w:val="single" w:sz="4" w:space="0" w:color="BFBFBF"/>
@@ -3634,7 +3634,7 @@
         </w:trPr>
         <w:tc>
           <w:tcPr>
-            <w:tcW w:w="2399" w:type="dxa"/>
+            <w:tcW w:w="2398" w:type="dxa"/>
             <w:tcBorders>
               <w:top w:val="single" w:sz="4" w:space="0" w:color="BFBFBF"/>
               <w:left w:val="single" w:sz="4" w:space="0" w:color="BFBFBF"/>
@@ -3660,7 +3660,7 @@
         </w:tc>
         <w:tc>
           <w:tcPr>
-            <w:tcW w:w="3639" w:type="dxa"/>
+            <w:tcW w:w="3640" w:type="dxa"/>
             <w:tcBorders>
               <w:top w:val="single" w:sz="4" w:space="0" w:color="BFBFBF"/>
               <w:left w:val="single" w:sz="4" w:space="0" w:color="BFBFBF"/>
@@ -3743,7 +3743,7 @@
         </w:trPr>
         <w:tc>
           <w:tcPr>
-            <w:tcW w:w="2399" w:type="dxa"/>
+            <w:tcW w:w="2398" w:type="dxa"/>
             <w:tcBorders>
               <w:top w:val="single" w:sz="4" w:space="0" w:color="BFBFBF"/>
               <w:left w:val="single" w:sz="4" w:space="0" w:color="BFBFBF"/>
@@ -3770,7 +3770,7 @@
         </w:tc>
         <w:tc>
           <w:tcPr>
-            <w:tcW w:w="3639" w:type="dxa"/>
+            <w:tcW w:w="3640" w:type="dxa"/>
             <w:tcBorders>
               <w:top w:val="single" w:sz="4" w:space="0" w:color="BFBFBF"/>
               <w:left w:val="single" w:sz="4" w:space="0" w:color="BFBFBF"/>
@@ -3856,7 +3856,7 @@
         </w:trPr>
         <w:tc>
           <w:tcPr>
-            <w:tcW w:w="2399" w:type="dxa"/>
+            <w:tcW w:w="2398" w:type="dxa"/>
             <w:tcBorders>
               <w:top w:val="single" w:sz="4" w:space="0" w:color="BFBFBF"/>
               <w:left w:val="single" w:sz="4" w:space="0" w:color="BFBFBF"/>
@@ -3882,7 +3882,7 @@
         </w:tc>
         <w:tc>
           <w:tcPr>
-            <w:tcW w:w="3639" w:type="dxa"/>
+            <w:tcW w:w="3640" w:type="dxa"/>
             <w:tcBorders>
               <w:top w:val="single" w:sz="4" w:space="0" w:color="BFBFBF"/>
               <w:left w:val="single" w:sz="4" w:space="0" w:color="BFBFBF"/>
@@ -3965,7 +3965,7 @@
         </w:trPr>
         <w:tc>
           <w:tcPr>
-            <w:tcW w:w="2399" w:type="dxa"/>
+            <w:tcW w:w="2398" w:type="dxa"/>
             <w:tcBorders>
               <w:top w:val="single" w:sz="4" w:space="0" w:color="BFBFBF"/>
               <w:left w:val="single" w:sz="4" w:space="0" w:color="BFBFBF"/>
@@ -3992,7 +3992,7 @@
         </w:tc>
         <w:tc>
           <w:tcPr>
-            <w:tcW w:w="3639" w:type="dxa"/>
+            <w:tcW w:w="3640" w:type="dxa"/>
             <w:tcBorders>
               <w:top w:val="single" w:sz="4" w:space="0" w:color="BFBFBF"/>
               <w:left w:val="single" w:sz="4" w:space="0" w:color="BFBFBF"/>
@@ -4167,7 +4167,7 @@
       </w:r>
       <w:r>
         <w:rPr/>
-        <w:t xml:space="preserve"> Il Cliente chiede l'esibizione a WST via PEC o e-mail, indicando i documenti (numero xFIR, periodo del registro, produttore o destinatario). WST consegna i documenti, in formato elettronico e con le relative ricevute di conservazione, entro 3 giorni lavorativi, oppure entro 1 giorno lavorativo per le richieste urgenti o delle autorità di controllo. Sono comprese nel Pacchetto 3 esibizioni per anno solare; le ulteriori sono fatturate secondo l'Allegato B. WST registra ogni esibizione e il registro fa fede ai fini del conteggio.</w:t>
+        <w:t xml:space="preserve"> Il Cliente chiede l'esibizione a WST via PEC o e-mail, indicando i documenti (numero xFIR, periodo del registro, produttore o destinatario). WST consegna i documenti, in formato elettronico e con le relative ricevute di conservazione, entro 3 giorni lavorativi, oppure entro 1 giorno lavorativo per le richieste urgenti o delle autorità di controllo. Sono comprese nel Pacchetto 3 esibizioni per anno solare; le ulteriori sono fatturate secondo l'Allegato B. WST registra ogni esibizione e il registro fa fede ai fini del conteggio. In caso di sospensione per mancato pagamento si applica l'art. 6.4.</w:t>
       </w:r>
     </w:p>
     <w:p>
@@ -4236,7 +4236,7 @@
         <w:pStyle w:val="ListParagraph"/>
         <w:numPr>
           <w:ilvl w:val="0"/>
-          <w:numId w:val="2"/>
+          <w:numId w:val="78"/>
         </w:numPr>
         <w:spacing w:lineRule="exact" w:line="276" w:before="0" w:after="80"/>
         <w:jc w:val="both"/>
@@ -4252,7 +4252,7 @@
         <w:pStyle w:val="ListParagraph"/>
         <w:numPr>
           <w:ilvl w:val="0"/>
-          <w:numId w:val="2"/>
+          <w:numId w:val="79"/>
         </w:numPr>
         <w:spacing w:lineRule="exact" w:line="276" w:before="0" w:after="80"/>
         <w:jc w:val="both"/>
@@ -4268,7 +4268,7 @@
         <w:pStyle w:val="ListParagraph"/>
         <w:numPr>
           <w:ilvl w:val="0"/>
-          <w:numId w:val="2"/>
+          <w:numId w:val="80"/>
         </w:numPr>
         <w:spacing w:lineRule="exact" w:line="276" w:before="0" w:after="80"/>
         <w:jc w:val="both"/>
@@ -4284,7 +4284,7 @@
         <w:pStyle w:val="ListParagraph"/>
         <w:numPr>
           <w:ilvl w:val="0"/>
-          <w:numId w:val="2"/>
+          <w:numId w:val="81"/>
         </w:numPr>
         <w:spacing w:lineRule="exact" w:line="276" w:before="0" w:after="80"/>
         <w:jc w:val="both"/>
@@ -4300,7 +4300,7 @@
         <w:pStyle w:val="ListParagraph"/>
         <w:numPr>
           <w:ilvl w:val="0"/>
-          <w:numId w:val="2"/>
+          <w:numId w:val="82"/>
         </w:numPr>
         <w:spacing w:lineRule="exact" w:line="276" w:before="0" w:after="80"/>
         <w:jc w:val="both"/>
@@ -4316,7 +4316,7 @@
         <w:pStyle w:val="ListParagraph"/>
         <w:numPr>
           <w:ilvl w:val="0"/>
-          <w:numId w:val="2"/>
+          <w:numId w:val="83"/>
         </w:numPr>
         <w:spacing w:lineRule="exact" w:line="276" w:before="0" w:after="80"/>
         <w:jc w:val="both"/>
@@ -4614,7 +4614,7 @@
       </w:r>
       <w:r>
         <w:rPr/>
-        <w:t xml:space="preserve"> I documenti restano conservati, in sola consultazione, fino alla fine del proprio Periodo di conservazione. Il Cliente continua a pagare in anticipo, per ogni anno solare fino allo scarto dell'ultimo documento, il canone annuale del Pacchetto e l'eventuale canone di conservazione dell'Allegato B. Il mancato pagamento anche di una sola annualità comporta l'applicazione dell'art. 11.3.</w:t>
+        <w:t xml:space="preserve"> I documenti restano conservati, in sola consultazione, fino alla fine del proprio Periodo di conservazione. Il Cliente continua a pagare in anticipo, per ogni anno solare fino allo scarto dell'ultimo documento, il canone di mantenimento a norma e l'eventuale canone di conservazione dell'Allegato B. Il canone di mantenimento comprende la conservazione, le ricevute e fino a 3 esibizioni per anno, ma non la licenza del Software né nuovi versamenti. Il mancato pagamento anche di una sola annualità comporta l'applicazione dell'art. 11.3.</w:t>
       </w:r>
     </w:p>
     <w:p>
@@ -4633,7 +4633,7 @@
       </w:r>
       <w:r>
         <w:rPr/>
-        <w:t xml:space="preserve"> WST fa esportare i documenti dal Conservatore in Pacchetti di Distribuzione (PdD) conformi allo standard UNI 11386 SInCRO e li consegna al Cliente o al conservatore da lui indicato, dopo il pagamento anticipato del corrispettivo dell'Allegato B. Dopo la consegna i documenti sono cancellati dal Sistema di Conservazione.</w:t>
+        <w:t xml:space="preserve"> WST fa esportare i documenti dal Conservatore in Pacchetti di Distribuzione (PdD) conformi allo standard UNI 11386 SInCRO e li consegna al Cliente o al conservatore da lui indicato, dopo il pagamento anticipato del corrispettivo dell'Allegato B. Il Cliente verifica la leggibilità e l'integrità dei pacchetti ricevuti e ne conferma per iscritto la ricezione entro 60 giorni dalla consegna; in mancanza di contestazioni scritte entro tale termine la consegna si intende accettata. Solo dopo la conferma, o la scadenza del termine, i documenti sono cancellati dal Sistema di Conservazione.</w:t>
       </w:r>
     </w:p>
     <w:p>
@@ -4675,7 +4675,11 @@
           <w:b/>
           <w:bCs/>
         </w:rPr>
-        <w:t>Mancata scelta. In mancanza di una scelta entro 30 giorni, o se il Cliente non paga i relativi corrispettivi nei termini, WST può far cancellare i documenti dal Sistema di Conservazione senza ulteriore preavviso, anche prima della fine del Periodo di conservazione, oppure lasciarli fino allo scarto naturale senza alcun obbligo di esibizione o restituzione. WST non è tenuta a conservarne copia.</w:t>
+        <w:t>Mancata scelta.</w:t>
+      </w:r>
+      <w:r>
+        <w:rPr/>
+        <w:t xml:space="preserve"> In mancanza di una scelta entro 30 giorni, o se il Cliente non paga i relativi corrispettivi nei termini, WST invia al Cliente un ultimo avviso via PEC. Se entro 15 giorni dal ricevimento dell'avviso il Cliente non comunica la scelta o non paga, WST può far cancellare i documenti dal Sistema di Conservazione, anche prima della fine del Periodo di conservazione, oppure lasciarli fino allo scarto naturale. In questo secondo caso l'esibizione o la restituzione dei documenti sono eseguite solo su richiesta del Cliente e dopo il pagamento anticipato degli importi scaduti e delle relative tariffe dell'Allegato B. WST non è tenuta a conservarne copia.</w:t>
       </w:r>
     </w:p>
     <w:p>
@@ -4698,7 +4702,11 @@
           <w:b/>
           <w:bCs/>
         </w:rPr>
-        <w:t>Responsabilità del Cliente. Il Cliente prende atto che conservare i documenti per il periodo previsto dalla legge è un suo obbligo. Con le scelte b) e c), o in mancanza di scelta, se ne assume l'intera responsabilità e tiene indenne WST secondo l'art. 9.5. I costi di cancellazione addebitati dal Conservatore sono a carico del Cliente.</w:t>
+        <w:t>Responsabilità del Cliente.</w:t>
+      </w:r>
+      <w:r>
+        <w:rPr/>
+        <w:t xml:space="preserve"> Il Cliente prende atto che conservare i documenti per il periodo previsto dalla legge è un suo obbligo. Con le scelte b) e c), o in mancanza di scelta, se ne assume l'intera responsabilità e tiene indenne WST secondo l'art. 9.5. Per la cancellazione di cui agli artt. 11.2 c) e 11.3 si applica la sola tariffa di cancellazione anticipata dell'Allegato B, comprensiva dei costi del Conservatore. Per la restituzione di cui all'art. 11.2 b) si applica la sola tariffa di restituzione, comprensiva della successiva cancellazione.</w:t>
       </w:r>
     </w:p>
     <w:p>
@@ -4854,7 +4862,7 @@
       </w:r>
       <w:r>
         <w:rPr/>
-        <w:t xml:space="preserve"> Ogni modifica al Contratto richiede la forma scritta e la firma di entrambe le Parti.</w:t>
+        <w:t xml:space="preserve"> Ogni modifica al Contratto richiede la forma scritta e la firma di entrambe le Parti, salvo le modifiche degli Allegati A e B e le comunicazioni operative accettate secondo l'art. 14.4.</w:t>
       </w:r>
     </w:p>
     <w:p>
@@ -4996,7 +5004,7 @@
       </w:r>
       <w:r>
         <w:rPr/>
-        <w:t>Se il Conservatore o una nuova norma impongono modifiche al Servizio o ai prezzi, WST le comunica al Cliente via PEC con almeno 30 giorni di preavviso, o con il preavviso più breve ricevuto dal Conservatore o imposto dalla norma.</w:t>
+        <w:t>Se il Conservatore o una nuova norma impongono modifiche al Servizio o ai prezzi, WST le comunica al Cliente via PEC con almeno 30 giorni di preavviso, o con il preavviso più breve ricevuto dal Conservatore o imposto dalla norma. Questo preavviso più breve vale solo per le modifiche imposte dal Conservatore o da una norma; per gli altri aggiornamenti dei prezzi si applica l'art. 6.5. In entrambi i casi il Cliente può recedere secondo l'art. 13.3.</w:t>
       </w:r>
     </w:p>
     <w:p>
@@ -5036,7 +5044,7 @@
       </w:r>
       <w:r>
         <w:rPr/>
-        <w:t>WST può sostituire il Conservatore con altro conservatore che rispetti i requisiti delle Linee Guida AgID, alle stesse condizioni economiche, dandone comunicazione via PEC con 60 giorni di preavviso. Il Cliente può opporsi recedendo dal Contratto entro lo stesso termine.</w:t>
+        <w:t>WST può sostituire il Conservatore con altro conservatore che rispetti i requisiti delle Linee Guida AgID, alle stesse condizioni economiche, dandone comunicazione via PEC con 60 giorni di preavviso. Il Cliente può opporsi recedendo dal Contratto entro lo stesso termine. Prima del passaggio il Cliente sottoscrive un nuovo Allegato D e le Parti aggiornano l'Allegato C indicando il nuovo conservatore come sub-responsabile; WST predispone i relativi documenti.</w:t>
       </w:r>
     </w:p>
     <w:p>
@@ -5085,7 +5093,7 @@
         <w:pStyle w:val="ListParagraph"/>
         <w:numPr>
           <w:ilvl w:val="0"/>
-          <w:numId w:val="2"/>
+          <w:numId w:val="84"/>
         </w:numPr>
         <w:spacing w:lineRule="exact" w:line="276" w:before="0" w:after="80"/>
         <w:jc w:val="both"/>
@@ -5101,7 +5109,7 @@
         <w:pStyle w:val="ListParagraph"/>
         <w:numPr>
           <w:ilvl w:val="0"/>
-          <w:numId w:val="2"/>
+          <w:numId w:val="85"/>
         </w:numPr>
         <w:spacing w:lineRule="exact" w:line="276" w:before="0" w:after="80"/>
         <w:jc w:val="both"/>
@@ -5391,7 +5399,7 @@
       </w:r>
       <w:r>
         <w:rPr/>
-        <w:t>Per tutta la durata del Contratto e per i 24 mesi successivi alla sua cessazione, il Cliente si impegna a non affidare, direttamente o tramite terzi, al Conservatore o ad altri fornitori conosciuti tramite WST servizi di conservazione o di gestione di xFIR e registri uguali o simili a quelli del Contratto, e a non sollecitarne le offerte.</w:t>
+        <w:t>Per tutta la durata del Contratto e per i 24 mesi successivi alla sua cessazione, il Cliente si impegna a non affidare, direttamente o tramite terzi, al Conservatore o ad altri fornitori conosciuti tramite WST servizi di conservazione o di gestione di xFIR e registri uguali o simili a quelli del Contratto, e a non sollecitarne le offerte. Non costituisce violazione il trasferimento dei documenti, ai sensi degli artt. 11.2 b) o 13.4, a un conservatore diverso dal Conservatore.</w:t>
       </w:r>
     </w:p>
     <w:p>
@@ -5536,7 +5544,6 @@
             </w:pPr>
             <w:r>
               <w:rPr/>
-              <w:t xml:space="preserve"> </w:t>
             </w:r>
           </w:p>
           <w:p>
@@ -5601,7 +5608,6 @@
             </w:pPr>
             <w:r>
               <w:rPr/>
-              <w:t xml:space="preserve"> </w:t>
             </w:r>
           </w:p>
           <w:p>
@@ -5699,15 +5705,14 @@
             <w:pPr>
               <w:pStyle w:val="Normal"/>
               <w:spacing w:before="0" w:after="300"/>
-              <w:rPr/>
-            </w:pPr>
-            <w:r>
               <w:rPr>
                 <w:color w:val="7F7F7F"/>
                 <w:sz w:val="18"/>
                 <w:szCs w:val="18"/>
               </w:rPr>
-              <w:t xml:space="preserve"> </w:t>
+            </w:pPr>
+            <w:r>
+              <w:rPr/>
             </w:r>
           </w:p>
           <w:p>
@@ -5720,7 +5725,6 @@
             </w:pPr>
             <w:r>
               <w:rPr/>
-              <w:t xml:space="preserve"> </w:t>
             </w:r>
           </w:p>
           <w:p>
@@ -5815,8 +5819,8 @@
         </w:tblCellMar>
       </w:tblPr>
       <w:tblGrid>
-        <w:gridCol w:w="3276"/>
-        <w:gridCol w:w="6361"/>
+        <w:gridCol w:w="3275"/>
+        <w:gridCol w:w="6362"/>
       </w:tblGrid>
       <w:tr>
         <w:trPr>
@@ -5825,7 +5829,7 @@
         </w:trPr>
         <w:tc>
           <w:tcPr>
-            <w:tcW w:w="3276" w:type="dxa"/>
+            <w:tcW w:w="3275" w:type="dxa"/>
             <w:tcBorders>
               <w:top w:val="single" w:sz="4" w:space="0" w:color="BFBFBF"/>
               <w:left w:val="single" w:sz="4" w:space="0" w:color="BFBFBF"/>
@@ -5855,7 +5859,7 @@
         </w:tc>
         <w:tc>
           <w:tcPr>
-            <w:tcW w:w="6361" w:type="dxa"/>
+            <w:tcW w:w="6362" w:type="dxa"/>
             <w:tcBorders>
               <w:top w:val="single" w:sz="4" w:space="0" w:color="BFBFBF"/>
               <w:left w:val="single" w:sz="4" w:space="0" w:color="BFBFBF"/>
@@ -5890,7 +5894,7 @@
         </w:trPr>
         <w:tc>
           <w:tcPr>
-            <w:tcW w:w="3276" w:type="dxa"/>
+            <w:tcW w:w="3275" w:type="dxa"/>
             <w:tcBorders>
               <w:top w:val="single" w:sz="4" w:space="0" w:color="BFBFBF"/>
               <w:left w:val="single" w:sz="4" w:space="0" w:color="BFBFBF"/>
@@ -5916,7 +5920,7 @@
         </w:tc>
         <w:tc>
           <w:tcPr>
-            <w:tcW w:w="6361" w:type="dxa"/>
+            <w:tcW w:w="6362" w:type="dxa"/>
             <w:tcBorders>
               <w:top w:val="single" w:sz="4" w:space="0" w:color="BFBFBF"/>
               <w:left w:val="single" w:sz="4" w:space="0" w:color="BFBFBF"/>
@@ -5954,7 +5958,7 @@
         </w:trPr>
         <w:tc>
           <w:tcPr>
-            <w:tcW w:w="3276" w:type="dxa"/>
+            <w:tcW w:w="3275" w:type="dxa"/>
             <w:tcBorders>
               <w:top w:val="single" w:sz="4" w:space="0" w:color="BFBFBF"/>
               <w:left w:val="single" w:sz="4" w:space="0" w:color="BFBFBF"/>
@@ -5981,7 +5985,7 @@
         </w:tc>
         <w:tc>
           <w:tcPr>
-            <w:tcW w:w="6361" w:type="dxa"/>
+            <w:tcW w:w="6362" w:type="dxa"/>
             <w:tcBorders>
               <w:top w:val="single" w:sz="4" w:space="0" w:color="BFBFBF"/>
               <w:left w:val="single" w:sz="4" w:space="0" w:color="BFBFBF"/>
@@ -6009,7 +6013,7 @@
         </w:trPr>
         <w:tc>
           <w:tcPr>
-            <w:tcW w:w="3276" w:type="dxa"/>
+            <w:tcW w:w="3275" w:type="dxa"/>
             <w:tcBorders>
               <w:top w:val="single" w:sz="4" w:space="0" w:color="BFBFBF"/>
               <w:left w:val="single" w:sz="4" w:space="0" w:color="BFBFBF"/>
@@ -6035,7 +6039,7 @@
         </w:tc>
         <w:tc>
           <w:tcPr>
-            <w:tcW w:w="6361" w:type="dxa"/>
+            <w:tcW w:w="6362" w:type="dxa"/>
             <w:tcBorders>
               <w:top w:val="single" w:sz="4" w:space="0" w:color="BFBFBF"/>
               <w:left w:val="single" w:sz="4" w:space="0" w:color="BFBFBF"/>
@@ -6062,7 +6066,7 @@
         </w:trPr>
         <w:tc>
           <w:tcPr>
-            <w:tcW w:w="3276" w:type="dxa"/>
+            <w:tcW w:w="3275" w:type="dxa"/>
             <w:tcBorders>
               <w:top w:val="single" w:sz="4" w:space="0" w:color="BFBFBF"/>
               <w:left w:val="single" w:sz="4" w:space="0" w:color="BFBFBF"/>
@@ -6089,7 +6093,7 @@
         </w:tc>
         <w:tc>
           <w:tcPr>
-            <w:tcW w:w="6361" w:type="dxa"/>
+            <w:tcW w:w="6362" w:type="dxa"/>
             <w:tcBorders>
               <w:top w:val="single" w:sz="4" w:space="0" w:color="BFBFBF"/>
               <w:left w:val="single" w:sz="4" w:space="0" w:color="BFBFBF"/>
@@ -6117,7 +6121,7 @@
         </w:trPr>
         <w:tc>
           <w:tcPr>
-            <w:tcW w:w="3276" w:type="dxa"/>
+            <w:tcW w:w="3275" w:type="dxa"/>
             <w:tcBorders>
               <w:top w:val="single" w:sz="4" w:space="0" w:color="BFBFBF"/>
               <w:left w:val="single" w:sz="4" w:space="0" w:color="BFBFBF"/>
@@ -6143,7 +6147,7 @@
         </w:tc>
         <w:tc>
           <w:tcPr>
-            <w:tcW w:w="6361" w:type="dxa"/>
+            <w:tcW w:w="6362" w:type="dxa"/>
             <w:tcBorders>
               <w:top w:val="single" w:sz="4" w:space="0" w:color="BFBFBF"/>
               <w:left w:val="single" w:sz="4" w:space="0" w:color="BFBFBF"/>
@@ -6170,7 +6174,7 @@
         </w:trPr>
         <w:tc>
           <w:tcPr>
-            <w:tcW w:w="3276" w:type="dxa"/>
+            <w:tcW w:w="3275" w:type="dxa"/>
             <w:tcBorders>
               <w:top w:val="single" w:sz="4" w:space="0" w:color="BFBFBF"/>
               <w:left w:val="single" w:sz="4" w:space="0" w:color="BFBFBF"/>
@@ -6197,7 +6201,7 @@
         </w:tc>
         <w:tc>
           <w:tcPr>
-            <w:tcW w:w="6361" w:type="dxa"/>
+            <w:tcW w:w="6362" w:type="dxa"/>
             <w:tcBorders>
               <w:top w:val="single" w:sz="4" w:space="0" w:color="BFBFBF"/>
               <w:left w:val="single" w:sz="4" w:space="0" w:color="BFBFBF"/>
@@ -6225,7 +6229,7 @@
         </w:trPr>
         <w:tc>
           <w:tcPr>
-            <w:tcW w:w="3276" w:type="dxa"/>
+            <w:tcW w:w="3275" w:type="dxa"/>
             <w:tcBorders>
               <w:top w:val="single" w:sz="4" w:space="0" w:color="BFBFBF"/>
               <w:left w:val="single" w:sz="4" w:space="0" w:color="BFBFBF"/>
@@ -6251,7 +6255,7 @@
         </w:tc>
         <w:tc>
           <w:tcPr>
-            <w:tcW w:w="6361" w:type="dxa"/>
+            <w:tcW w:w="6362" w:type="dxa"/>
             <w:tcBorders>
               <w:top w:val="single" w:sz="4" w:space="0" w:color="BFBFBF"/>
               <w:left w:val="single" w:sz="4" w:space="0" w:color="BFBFBF"/>
@@ -6282,7 +6286,7 @@
         </w:trPr>
         <w:tc>
           <w:tcPr>
-            <w:tcW w:w="3276" w:type="dxa"/>
+            <w:tcW w:w="3275" w:type="dxa"/>
             <w:tcBorders>
               <w:top w:val="single" w:sz="4" w:space="0" w:color="BFBFBF"/>
               <w:left w:val="single" w:sz="4" w:space="0" w:color="BFBFBF"/>
@@ -6309,7 +6313,7 @@
         </w:tc>
         <w:tc>
           <w:tcPr>
-            <w:tcW w:w="6361" w:type="dxa"/>
+            <w:tcW w:w="6362" w:type="dxa"/>
             <w:tcBorders>
               <w:top w:val="single" w:sz="4" w:space="0" w:color="BFBFBF"/>
               <w:left w:val="single" w:sz="4" w:space="0" w:color="BFBFBF"/>
@@ -6341,7 +6345,7 @@
         </w:trPr>
         <w:tc>
           <w:tcPr>
-            <w:tcW w:w="3276" w:type="dxa"/>
+            <w:tcW w:w="3275" w:type="dxa"/>
             <w:tcBorders>
               <w:top w:val="single" w:sz="4" w:space="0" w:color="BFBFBF"/>
               <w:left w:val="single" w:sz="4" w:space="0" w:color="BFBFBF"/>
@@ -6367,7 +6371,7 @@
         </w:tc>
         <w:tc>
           <w:tcPr>
-            <w:tcW w:w="6361" w:type="dxa"/>
+            <w:tcW w:w="6362" w:type="dxa"/>
             <w:tcBorders>
               <w:top w:val="single" w:sz="4" w:space="0" w:color="BFBFBF"/>
               <w:left w:val="single" w:sz="4" w:space="0" w:color="BFBFBF"/>
@@ -6398,7 +6402,7 @@
         </w:trPr>
         <w:tc>
           <w:tcPr>
-            <w:tcW w:w="3276" w:type="dxa"/>
+            <w:tcW w:w="3275" w:type="dxa"/>
             <w:tcBorders>
               <w:top w:val="single" w:sz="4" w:space="0" w:color="BFBFBF"/>
               <w:left w:val="single" w:sz="4" w:space="0" w:color="BFBFBF"/>
@@ -6425,7 +6429,7 @@
         </w:tc>
         <w:tc>
           <w:tcPr>
-            <w:tcW w:w="6361" w:type="dxa"/>
+            <w:tcW w:w="6362" w:type="dxa"/>
             <w:tcBorders>
               <w:top w:val="single" w:sz="4" w:space="0" w:color="BFBFBF"/>
               <w:left w:val="single" w:sz="4" w:space="0" w:color="BFBFBF"/>
@@ -6457,7 +6461,7 @@
         </w:trPr>
         <w:tc>
           <w:tcPr>
-            <w:tcW w:w="3276" w:type="dxa"/>
+            <w:tcW w:w="3275" w:type="dxa"/>
             <w:tcBorders>
               <w:top w:val="single" w:sz="4" w:space="0" w:color="BFBFBF"/>
               <w:left w:val="single" w:sz="4" w:space="0" w:color="BFBFBF"/>
@@ -6483,7 +6487,7 @@
         </w:tc>
         <w:tc>
           <w:tcPr>
-            <w:tcW w:w="6361" w:type="dxa"/>
+            <w:tcW w:w="6362" w:type="dxa"/>
             <w:tcBorders>
               <w:top w:val="single" w:sz="4" w:space="0" w:color="BFBFBF"/>
               <w:left w:val="single" w:sz="4" w:space="0" w:color="BFBFBF"/>
@@ -6510,7 +6514,7 @@
         </w:trPr>
         <w:tc>
           <w:tcPr>
-            <w:tcW w:w="3276" w:type="dxa"/>
+            <w:tcW w:w="3275" w:type="dxa"/>
             <w:tcBorders>
               <w:top w:val="single" w:sz="4" w:space="0" w:color="BFBFBF"/>
               <w:left w:val="single" w:sz="4" w:space="0" w:color="BFBFBF"/>
@@ -6537,7 +6541,7 @@
         </w:tc>
         <w:tc>
           <w:tcPr>
-            <w:tcW w:w="6361" w:type="dxa"/>
+            <w:tcW w:w="6362" w:type="dxa"/>
             <w:tcBorders>
               <w:top w:val="single" w:sz="4" w:space="0" w:color="BFBFBF"/>
               <w:left w:val="single" w:sz="4" w:space="0" w:color="BFBFBF"/>
@@ -6615,8 +6619,8 @@
         </w:tblCellMar>
       </w:tblPr>
       <w:tblGrid>
-        <w:gridCol w:w="2399"/>
-        <w:gridCol w:w="3639"/>
+        <w:gridCol w:w="2398"/>
+        <w:gridCol w:w="3640"/>
         <w:gridCol w:w="1799"/>
         <w:gridCol w:w="1800"/>
       </w:tblGrid>
@@ -6627,7 +6631,7 @@
         </w:trPr>
         <w:tc>
           <w:tcPr>
-            <w:tcW w:w="2399" w:type="dxa"/>
+            <w:tcW w:w="2398" w:type="dxa"/>
             <w:tcBorders>
               <w:top w:val="single" w:sz="4" w:space="0" w:color="BFBFBF"/>
               <w:left w:val="single" w:sz="4" w:space="0" w:color="BFBFBF"/>
@@ -6657,7 +6661,7 @@
         </w:tc>
         <w:tc>
           <w:tcPr>
-            <w:tcW w:w="3639" w:type="dxa"/>
+            <w:tcW w:w="3640" w:type="dxa"/>
             <w:tcBorders>
               <w:top w:val="single" w:sz="4" w:space="0" w:color="BFBFBF"/>
               <w:left w:val="single" w:sz="4" w:space="0" w:color="BFBFBF"/>
@@ -6752,7 +6756,7 @@
         </w:trPr>
         <w:tc>
           <w:tcPr>
-            <w:tcW w:w="2399" w:type="dxa"/>
+            <w:tcW w:w="2398" w:type="dxa"/>
             <w:tcBorders>
               <w:top w:val="single" w:sz="4" w:space="0" w:color="BFBFBF"/>
               <w:left w:val="single" w:sz="4" w:space="0" w:color="BFBFBF"/>
@@ -6778,7 +6782,7 @@
         </w:tc>
         <w:tc>
           <w:tcPr>
-            <w:tcW w:w="3639" w:type="dxa"/>
+            <w:tcW w:w="3640" w:type="dxa"/>
             <w:tcBorders>
               <w:top w:val="single" w:sz="4" w:space="0" w:color="BFBFBF"/>
               <w:left w:val="single" w:sz="4" w:space="0" w:color="BFBFBF"/>
@@ -6861,7 +6865,7 @@
         </w:trPr>
         <w:tc>
           <w:tcPr>
-            <w:tcW w:w="2399" w:type="dxa"/>
+            <w:tcW w:w="2398" w:type="dxa"/>
             <w:tcBorders>
               <w:top w:val="single" w:sz="4" w:space="0" w:color="BFBFBF"/>
               <w:left w:val="single" w:sz="4" w:space="0" w:color="BFBFBF"/>
@@ -6888,7 +6892,7 @@
         </w:tc>
         <w:tc>
           <w:tcPr>
-            <w:tcW w:w="3639" w:type="dxa"/>
+            <w:tcW w:w="3640" w:type="dxa"/>
             <w:tcBorders>
               <w:top w:val="single" w:sz="4" w:space="0" w:color="BFBFBF"/>
               <w:left w:val="single" w:sz="4" w:space="0" w:color="BFBFBF"/>
@@ -6974,7 +6978,7 @@
         </w:trPr>
         <w:tc>
           <w:tcPr>
-            <w:tcW w:w="2399" w:type="dxa"/>
+            <w:tcW w:w="2398" w:type="dxa"/>
             <w:tcBorders>
               <w:top w:val="single" w:sz="4" w:space="0" w:color="BFBFBF"/>
               <w:left w:val="single" w:sz="4" w:space="0" w:color="BFBFBF"/>
@@ -7000,7 +7004,7 @@
         </w:tc>
         <w:tc>
           <w:tcPr>
-            <w:tcW w:w="3639" w:type="dxa"/>
+            <w:tcW w:w="3640" w:type="dxa"/>
             <w:tcBorders>
               <w:top w:val="single" w:sz="4" w:space="0" w:color="BFBFBF"/>
               <w:left w:val="single" w:sz="4" w:space="0" w:color="BFBFBF"/>
@@ -7134,15 +7138,14 @@
             <w:pPr>
               <w:pStyle w:val="Normal"/>
               <w:spacing w:before="0" w:after="300"/>
-              <w:rPr/>
-            </w:pPr>
-            <w:r>
               <w:rPr>
                 <w:color w:val="7F7F7F"/>
                 <w:sz w:val="18"/>
                 <w:szCs w:val="18"/>
               </w:rPr>
-              <w:t xml:space="preserve"> </w:t>
+            </w:pPr>
+            <w:r>
+              <w:rPr/>
             </w:r>
           </w:p>
           <w:p>
@@ -7155,7 +7158,6 @@
             </w:pPr>
             <w:r>
               <w:rPr/>
-              <w:t xml:space="preserve"> </w:t>
             </w:r>
           </w:p>
           <w:p>
@@ -7264,9 +7266,9 @@
         </w:tblCellMar>
       </w:tblPr>
       <w:tblGrid>
-        <w:gridCol w:w="5975"/>
+        <w:gridCol w:w="5974"/>
         <w:gridCol w:w="2120"/>
-        <w:gridCol w:w="1543"/>
+        <w:gridCol w:w="1544"/>
       </w:tblGrid>
       <w:tr>
         <w:trPr>
@@ -7275,7 +7277,7 @@
         </w:trPr>
         <w:tc>
           <w:tcPr>
-            <w:tcW w:w="5975" w:type="dxa"/>
+            <w:tcW w:w="5974" w:type="dxa"/>
             <w:tcBorders>
               <w:top w:val="single" w:sz="4" w:space="0" w:color="BFBFBF"/>
               <w:left w:val="single" w:sz="4" w:space="0" w:color="BFBFBF"/>
@@ -7335,7 +7337,7 @@
         </w:tc>
         <w:tc>
           <w:tcPr>
-            <w:tcW w:w="1543" w:type="dxa"/>
+            <w:tcW w:w="1544" w:type="dxa"/>
             <w:tcBorders>
               <w:top w:val="single" w:sz="4" w:space="0" w:color="BFBFBF"/>
               <w:left w:val="single" w:sz="4" w:space="0" w:color="BFBFBF"/>
@@ -7370,7 +7372,7 @@
         </w:trPr>
         <w:tc>
           <w:tcPr>
-            <w:tcW w:w="5975" w:type="dxa"/>
+            <w:tcW w:w="5974" w:type="dxa"/>
             <w:tcBorders>
               <w:top w:val="single" w:sz="4" w:space="0" w:color="BFBFBF"/>
               <w:left w:val="single" w:sz="4" w:space="0" w:color="BFBFBF"/>
@@ -7422,7 +7424,7 @@
         </w:tc>
         <w:tc>
           <w:tcPr>
-            <w:tcW w:w="1543" w:type="dxa"/>
+            <w:tcW w:w="1544" w:type="dxa"/>
             <w:tcBorders>
               <w:top w:val="single" w:sz="4" w:space="0" w:color="BFBFBF"/>
               <w:left w:val="single" w:sz="4" w:space="0" w:color="BFBFBF"/>
@@ -7453,7 +7455,7 @@
         </w:trPr>
         <w:tc>
           <w:tcPr>
-            <w:tcW w:w="5975" w:type="dxa"/>
+            <w:tcW w:w="5974" w:type="dxa"/>
             <w:tcBorders>
               <w:top w:val="single" w:sz="4" w:space="0" w:color="BFBFBF"/>
               <w:left w:val="single" w:sz="4" w:space="0" w:color="BFBFBF"/>
@@ -7507,7 +7509,7 @@
         </w:tc>
         <w:tc>
           <w:tcPr>
-            <w:tcW w:w="1543" w:type="dxa"/>
+            <w:tcW w:w="1544" w:type="dxa"/>
             <w:tcBorders>
               <w:top w:val="single" w:sz="4" w:space="0" w:color="BFBFBF"/>
               <w:left w:val="single" w:sz="4" w:space="0" w:color="BFBFBF"/>
@@ -7575,9 +7577,9 @@
         </w:tblCellMar>
       </w:tblPr>
       <w:tblGrid>
-        <w:gridCol w:w="5975"/>
+        <w:gridCol w:w="5974"/>
         <w:gridCol w:w="2120"/>
-        <w:gridCol w:w="1543"/>
+        <w:gridCol w:w="1544"/>
       </w:tblGrid>
       <w:tr>
         <w:trPr>
@@ -7586,7 +7588,7 @@
         </w:trPr>
         <w:tc>
           <w:tcPr>
-            <w:tcW w:w="5975" w:type="dxa"/>
+            <w:tcW w:w="5974" w:type="dxa"/>
             <w:tcBorders>
               <w:top w:val="single" w:sz="4" w:space="0" w:color="BFBFBF"/>
               <w:left w:val="single" w:sz="4" w:space="0" w:color="BFBFBF"/>
@@ -7646,7 +7648,7 @@
         </w:tc>
         <w:tc>
           <w:tcPr>
-            <w:tcW w:w="1543" w:type="dxa"/>
+            <w:tcW w:w="1544" w:type="dxa"/>
             <w:tcBorders>
               <w:top w:val="single" w:sz="4" w:space="0" w:color="BFBFBF"/>
               <w:left w:val="single" w:sz="4" w:space="0" w:color="BFBFBF"/>
@@ -7681,7 +7683,7 @@
         </w:trPr>
         <w:tc>
           <w:tcPr>
-            <w:tcW w:w="5975" w:type="dxa"/>
+            <w:tcW w:w="5974" w:type="dxa"/>
             <w:tcBorders>
               <w:top w:val="single" w:sz="4" w:space="0" w:color="BFBFBF"/>
               <w:left w:val="single" w:sz="4" w:space="0" w:color="BFBFBF"/>
@@ -7733,7 +7735,7 @@
         </w:tc>
         <w:tc>
           <w:tcPr>
-            <w:tcW w:w="1543" w:type="dxa"/>
+            <w:tcW w:w="1544" w:type="dxa"/>
             <w:tcBorders>
               <w:top w:val="single" w:sz="4" w:space="0" w:color="BFBFBF"/>
               <w:left w:val="single" w:sz="4" w:space="0" w:color="BFBFBF"/>
@@ -7764,7 +7766,7 @@
         </w:trPr>
         <w:tc>
           <w:tcPr>
-            <w:tcW w:w="5975" w:type="dxa"/>
+            <w:tcW w:w="5974" w:type="dxa"/>
             <w:tcBorders>
               <w:top w:val="single" w:sz="4" w:space="0" w:color="BFBFBF"/>
               <w:left w:val="single" w:sz="4" w:space="0" w:color="BFBFBF"/>
@@ -7818,7 +7820,7 @@
         </w:tc>
         <w:tc>
           <w:tcPr>
-            <w:tcW w:w="1543" w:type="dxa"/>
+            <w:tcW w:w="1544" w:type="dxa"/>
             <w:tcBorders>
               <w:top w:val="single" w:sz="4" w:space="0" w:color="BFBFBF"/>
               <w:left w:val="single" w:sz="4" w:space="0" w:color="BFBFBF"/>
@@ -7850,7 +7852,7 @@
         </w:trPr>
         <w:tc>
           <w:tcPr>
-            <w:tcW w:w="5975" w:type="dxa"/>
+            <w:tcW w:w="5974" w:type="dxa"/>
             <w:tcBorders>
               <w:top w:val="single" w:sz="4" w:space="0" w:color="BFBFBF"/>
               <w:left w:val="single" w:sz="4" w:space="0" w:color="BFBFBF"/>
@@ -7902,7 +7904,7 @@
         </w:tc>
         <w:tc>
           <w:tcPr>
-            <w:tcW w:w="1543" w:type="dxa"/>
+            <w:tcW w:w="1544" w:type="dxa"/>
             <w:tcBorders>
               <w:top w:val="single" w:sz="4" w:space="0" w:color="BFBFBF"/>
               <w:left w:val="single" w:sz="4" w:space="0" w:color="BFBFBF"/>
@@ -7933,7 +7935,7 @@
         </w:trPr>
         <w:tc>
           <w:tcPr>
-            <w:tcW w:w="5975" w:type="dxa"/>
+            <w:tcW w:w="5974" w:type="dxa"/>
             <w:tcBorders>
               <w:top w:val="single" w:sz="4" w:space="0" w:color="BFBFBF"/>
               <w:left w:val="single" w:sz="4" w:space="0" w:color="BFBFBF"/>
@@ -7987,7 +7989,7 @@
         </w:tc>
         <w:tc>
           <w:tcPr>
-            <w:tcW w:w="1543" w:type="dxa"/>
+            <w:tcW w:w="1544" w:type="dxa"/>
             <w:tcBorders>
               <w:top w:val="single" w:sz="4" w:space="0" w:color="BFBFBF"/>
               <w:left w:val="single" w:sz="4" w:space="0" w:color="BFBFBF"/>
@@ -8019,7 +8021,7 @@
         </w:trPr>
         <w:tc>
           <w:tcPr>
-            <w:tcW w:w="5975" w:type="dxa"/>
+            <w:tcW w:w="5974" w:type="dxa"/>
             <w:tcBorders>
               <w:top w:val="single" w:sz="4" w:space="0" w:color="BFBFBF"/>
               <w:left w:val="single" w:sz="4" w:space="0" w:color="BFBFBF"/>
@@ -8071,7 +8073,7 @@
         </w:tc>
         <w:tc>
           <w:tcPr>
-            <w:tcW w:w="1543" w:type="dxa"/>
+            <w:tcW w:w="1544" w:type="dxa"/>
             <w:tcBorders>
               <w:top w:val="single" w:sz="4" w:space="0" w:color="BFBFBF"/>
               <w:left w:val="single" w:sz="4" w:space="0" w:color="BFBFBF"/>
@@ -8102,7 +8104,7 @@
         </w:trPr>
         <w:tc>
           <w:tcPr>
-            <w:tcW w:w="5975" w:type="dxa"/>
+            <w:tcW w:w="5974" w:type="dxa"/>
             <w:tcBorders>
               <w:top w:val="single" w:sz="4" w:space="0" w:color="BFBFBF"/>
               <w:left w:val="single" w:sz="4" w:space="0" w:color="BFBFBF"/>
@@ -8156,7 +8158,7 @@
         </w:tc>
         <w:tc>
           <w:tcPr>
-            <w:tcW w:w="1543" w:type="dxa"/>
+            <w:tcW w:w="1544" w:type="dxa"/>
             <w:tcBorders>
               <w:top w:val="single" w:sz="4" w:space="0" w:color="BFBFBF"/>
               <w:left w:val="single" w:sz="4" w:space="0" w:color="BFBFBF"/>
@@ -8238,9 +8240,9 @@
         </w:tblCellMar>
       </w:tblPr>
       <w:tblGrid>
-        <w:gridCol w:w="5975"/>
+        <w:gridCol w:w="5974"/>
         <w:gridCol w:w="2120"/>
-        <w:gridCol w:w="1543"/>
+        <w:gridCol w:w="1544"/>
       </w:tblGrid>
       <w:tr>
         <w:trPr>
@@ -8249,7 +8251,7 @@
         </w:trPr>
         <w:tc>
           <w:tcPr>
-            <w:tcW w:w="5975" w:type="dxa"/>
+            <w:tcW w:w="5974" w:type="dxa"/>
             <w:tcBorders>
               <w:top w:val="single" w:sz="4" w:space="0" w:color="BFBFBF"/>
               <w:left w:val="single" w:sz="4" w:space="0" w:color="BFBFBF"/>
@@ -8309,7 +8311,7 @@
         </w:tc>
         <w:tc>
           <w:tcPr>
-            <w:tcW w:w="1543" w:type="dxa"/>
+            <w:tcW w:w="1544" w:type="dxa"/>
             <w:tcBorders>
               <w:top w:val="single" w:sz="4" w:space="0" w:color="BFBFBF"/>
               <w:left w:val="single" w:sz="4" w:space="0" w:color="BFBFBF"/>
@@ -8344,7 +8346,7 @@
         </w:trPr>
         <w:tc>
           <w:tcPr>
-            <w:tcW w:w="5975" w:type="dxa"/>
+            <w:tcW w:w="5974" w:type="dxa"/>
             <w:tcBorders>
               <w:top w:val="single" w:sz="4" w:space="0" w:color="BFBFBF"/>
               <w:left w:val="single" w:sz="4" w:space="0" w:color="BFBFBF"/>
@@ -8396,7 +8398,7 @@
         </w:tc>
         <w:tc>
           <w:tcPr>
-            <w:tcW w:w="1543" w:type="dxa"/>
+            <w:tcW w:w="1544" w:type="dxa"/>
             <w:tcBorders>
               <w:top w:val="single" w:sz="4" w:space="0" w:color="BFBFBF"/>
               <w:left w:val="single" w:sz="4" w:space="0" w:color="BFBFBF"/>
@@ -8427,7 +8429,7 @@
         </w:trPr>
         <w:tc>
           <w:tcPr>
-            <w:tcW w:w="5975" w:type="dxa"/>
+            <w:tcW w:w="5974" w:type="dxa"/>
             <w:tcBorders>
               <w:top w:val="single" w:sz="4" w:space="0" w:color="BFBFBF"/>
               <w:left w:val="single" w:sz="4" w:space="0" w:color="BFBFBF"/>
@@ -8481,7 +8483,7 @@
         </w:tc>
         <w:tc>
           <w:tcPr>
-            <w:tcW w:w="1543" w:type="dxa"/>
+            <w:tcW w:w="1544" w:type="dxa"/>
             <w:tcBorders>
               <w:top w:val="single" w:sz="4" w:space="0" w:color="BFBFBF"/>
               <w:left w:val="single" w:sz="4" w:space="0" w:color="BFBFBF"/>
@@ -8513,7 +8515,7 @@
         </w:trPr>
         <w:tc>
           <w:tcPr>
-            <w:tcW w:w="5975" w:type="dxa"/>
+            <w:tcW w:w="5974" w:type="dxa"/>
             <w:tcBorders>
               <w:top w:val="single" w:sz="4" w:space="0" w:color="BFBFBF"/>
               <w:left w:val="single" w:sz="4" w:space="0" w:color="BFBFBF"/>
@@ -8565,7 +8567,7 @@
         </w:tc>
         <w:tc>
           <w:tcPr>
-            <w:tcW w:w="1543" w:type="dxa"/>
+            <w:tcW w:w="1544" w:type="dxa"/>
             <w:tcBorders>
               <w:top w:val="single" w:sz="4" w:space="0" w:color="BFBFBF"/>
               <w:left w:val="single" w:sz="4" w:space="0" w:color="BFBFBF"/>
@@ -8596,7 +8598,7 @@
         </w:trPr>
         <w:tc>
           <w:tcPr>
-            <w:tcW w:w="5975" w:type="dxa"/>
+            <w:tcW w:w="5974" w:type="dxa"/>
             <w:tcBorders>
               <w:top w:val="single" w:sz="4" w:space="0" w:color="BFBFBF"/>
               <w:left w:val="single" w:sz="4" w:space="0" w:color="BFBFBF"/>
@@ -8650,7 +8652,7 @@
         </w:tc>
         <w:tc>
           <w:tcPr>
-            <w:tcW w:w="1543" w:type="dxa"/>
+            <w:tcW w:w="1544" w:type="dxa"/>
             <w:tcBorders>
               <w:top w:val="single" w:sz="4" w:space="0" w:color="BFBFBF"/>
               <w:left w:val="single" w:sz="4" w:space="0" w:color="BFBFBF"/>
@@ -8723,7 +8725,7 @@
         <w:pStyle w:val="ListParagraph"/>
         <w:numPr>
           <w:ilvl w:val="0"/>
-          <w:numId w:val="2"/>
+          <w:numId w:val="86"/>
         </w:numPr>
         <w:spacing w:lineRule="exact" w:line="276" w:before="0" w:after="80"/>
         <w:jc w:val="both"/>
@@ -8746,7 +8748,7 @@
         <w:pStyle w:val="ListParagraph"/>
         <w:numPr>
           <w:ilvl w:val="0"/>
-          <w:numId w:val="2"/>
+          <w:numId w:val="87"/>
         </w:numPr>
         <w:spacing w:lineRule="exact" w:line="276" w:before="0" w:after="80"/>
         <w:jc w:val="both"/>
@@ -8761,7 +8763,7 @@
       </w:r>
       <w:r>
         <w:rPr/>
-        <w:t xml:space="preserve"> (art. 11.2 a): canone annuale del Pacchetto, più l'eventuale canone di conservazione, per ogni anno solare fino allo scarto dell'ultimo documento.</w:t>
+        <w:t xml:space="preserve"> (art. 11.2 a): 100 € per anno solare, più l'eventuale canone di conservazione per lo spazio oltre i 100 MB, fino allo scarto dell'ultimo documento. Comprende conservazione, ricevute e fino a 3 esibizioni per anno; non comprende la licenza del Software né nuovi versamenti.</w:t>
       </w:r>
     </w:p>
     <w:p>
@@ -8769,7 +8771,7 @@
         <w:pStyle w:val="ListParagraph"/>
         <w:numPr>
           <w:ilvl w:val="0"/>
-          <w:numId w:val="2"/>
+          <w:numId w:val="88"/>
         </w:numPr>
         <w:spacing w:lineRule="exact" w:line="276" w:before="0" w:after="80"/>
         <w:jc w:val="both"/>
@@ -8833,15 +8835,14 @@
             <w:pPr>
               <w:pStyle w:val="Normal"/>
               <w:spacing w:before="0" w:after="300"/>
-              <w:rPr/>
-            </w:pPr>
-            <w:r>
               <w:rPr>
                 <w:color w:val="7F7F7F"/>
                 <w:sz w:val="18"/>
                 <w:szCs w:val="18"/>
               </w:rPr>
-              <w:t xml:space="preserve"> </w:t>
+            </w:pPr>
+            <w:r>
+              <w:rPr/>
             </w:r>
           </w:p>
           <w:p>
@@ -8854,7 +8855,6 @@
             </w:pPr>
             <w:r>
               <w:rPr/>
-              <w:t xml:space="preserve"> </w:t>
             </w:r>
           </w:p>
           <w:p>
@@ -8937,7 +8937,7 @@
         <w:pStyle w:val="ListParagraph"/>
         <w:numPr>
           <w:ilvl w:val="0"/>
-          <w:numId w:val="30"/>
+          <w:numId w:val="89"/>
         </w:numPr>
         <w:spacing w:lineRule="exact" w:line="276" w:before="0" w:after="80"/>
         <w:jc w:val="both"/>
@@ -8960,7 +8960,7 @@
         <w:pStyle w:val="ListParagraph"/>
         <w:numPr>
           <w:ilvl w:val="0"/>
-          <w:numId w:val="31"/>
+          <w:numId w:val="90"/>
         </w:numPr>
         <w:spacing w:lineRule="exact" w:line="276" w:before="0" w:after="80"/>
         <w:jc w:val="both"/>
@@ -8983,7 +8983,7 @@
         <w:pStyle w:val="ListParagraph"/>
         <w:numPr>
           <w:ilvl w:val="0"/>
-          <w:numId w:val="32"/>
+          <w:numId w:val="91"/>
         </w:numPr>
         <w:spacing w:lineRule="exact" w:line="276" w:before="0" w:after="80"/>
         <w:jc w:val="both"/>
@@ -9006,7 +9006,7 @@
         <w:pStyle w:val="ListParagraph"/>
         <w:numPr>
           <w:ilvl w:val="0"/>
-          <w:numId w:val="33"/>
+          <w:numId w:val="92"/>
         </w:numPr>
         <w:spacing w:lineRule="exact" w:line="276" w:before="0" w:after="80"/>
         <w:jc w:val="both"/>
@@ -9029,7 +9029,7 @@
         <w:pStyle w:val="ListParagraph"/>
         <w:numPr>
           <w:ilvl w:val="0"/>
-          <w:numId w:val="34"/>
+          <w:numId w:val="93"/>
         </w:numPr>
         <w:spacing w:lineRule="exact" w:line="276" w:before="0" w:after="80"/>
         <w:jc w:val="both"/>
@@ -9052,7 +9052,7 @@
         <w:pStyle w:val="ListParagraph"/>
         <w:numPr>
           <w:ilvl w:val="0"/>
-          <w:numId w:val="35"/>
+          <w:numId w:val="94"/>
         </w:numPr>
         <w:spacing w:lineRule="exact" w:line="276" w:before="0" w:after="80"/>
         <w:jc w:val="both"/>
@@ -9075,7 +9075,7 @@
         <w:pStyle w:val="ListParagraph"/>
         <w:numPr>
           <w:ilvl w:val="0"/>
-          <w:numId w:val="36"/>
+          <w:numId w:val="95"/>
         </w:numPr>
         <w:spacing w:lineRule="exact" w:line="276" w:before="0" w:after="80"/>
         <w:jc w:val="both"/>
@@ -9098,7 +9098,7 @@
         <w:pStyle w:val="ListParagraph"/>
         <w:numPr>
           <w:ilvl w:val="0"/>
-          <w:numId w:val="37"/>
+          <w:numId w:val="96"/>
         </w:numPr>
         <w:spacing w:lineRule="exact" w:line="276" w:before="0" w:after="80"/>
         <w:jc w:val="both"/>
@@ -9121,7 +9121,7 @@
         <w:pStyle w:val="ListParagraph"/>
         <w:numPr>
           <w:ilvl w:val="0"/>
-          <w:numId w:val="38"/>
+          <w:numId w:val="97"/>
         </w:numPr>
         <w:spacing w:lineRule="exact" w:line="276" w:before="0" w:after="80"/>
         <w:jc w:val="both"/>
@@ -9144,7 +9144,7 @@
         <w:pStyle w:val="ListParagraph"/>
         <w:numPr>
           <w:ilvl w:val="0"/>
-          <w:numId w:val="39"/>
+          <w:numId w:val="98"/>
         </w:numPr>
         <w:spacing w:lineRule="exact" w:line="276" w:before="0" w:after="80"/>
         <w:jc w:val="both"/>
@@ -9167,7 +9167,7 @@
         <w:pStyle w:val="ListParagraph"/>
         <w:numPr>
           <w:ilvl w:val="0"/>
-          <w:numId w:val="40"/>
+          <w:numId w:val="99"/>
         </w:numPr>
         <w:spacing w:lineRule="exact" w:line="276" w:before="0" w:after="80"/>
         <w:jc w:val="both"/>
@@ -9190,7 +9190,7 @@
         <w:pStyle w:val="ListParagraph"/>
         <w:numPr>
           <w:ilvl w:val="0"/>
-          <w:numId w:val="41"/>
+          <w:numId w:val="100"/>
         </w:numPr>
         <w:spacing w:lineRule="exact" w:line="276" w:before="0" w:after="80"/>
         <w:jc w:val="both"/>
@@ -9213,7 +9213,7 @@
         <w:pStyle w:val="ListParagraph"/>
         <w:numPr>
           <w:ilvl w:val="0"/>
-          <w:numId w:val="42"/>
+          <w:numId w:val="101"/>
         </w:numPr>
         <w:spacing w:lineRule="exact" w:line="276" w:before="0" w:after="80"/>
         <w:jc w:val="both"/>
@@ -9236,7 +9236,7 @@
         <w:pStyle w:val="ListParagraph"/>
         <w:numPr>
           <w:ilvl w:val="0"/>
-          <w:numId w:val="43"/>
+          <w:numId w:val="102"/>
         </w:numPr>
         <w:spacing w:lineRule="exact" w:line="276" w:before="0" w:after="80"/>
         <w:jc w:val="both"/>
@@ -9335,7 +9335,6 @@
             </w:pPr>
             <w:r>
               <w:rPr/>
-              <w:t xml:space="preserve"> </w:t>
             </w:r>
           </w:p>
           <w:p>
@@ -9400,7 +9399,6 @@
             </w:pPr>
             <w:r>
               <w:rPr/>
-              <w:t xml:space="preserve"> </w:t>
             </w:r>
           </w:p>
           <w:p>
@@ -9481,7 +9479,7 @@
         <w:pStyle w:val="ListParagraph"/>
         <w:numPr>
           <w:ilvl w:val="0"/>
-          <w:numId w:val="44"/>
+          <w:numId w:val="103"/>
         </w:numPr>
         <w:spacing w:lineRule="exact" w:line="276" w:before="0" w:after="80"/>
         <w:jc w:val="both"/>
@@ -9497,7 +9495,7 @@
         <w:pStyle w:val="ListParagraph"/>
         <w:numPr>
           <w:ilvl w:val="0"/>
-          <w:numId w:val="45"/>
+          <w:numId w:val="104"/>
         </w:numPr>
         <w:spacing w:lineRule="exact" w:line="276" w:before="0" w:after="80"/>
         <w:jc w:val="both"/>
@@ -9530,7 +9528,7 @@
         <w:pStyle w:val="ListParagraph"/>
         <w:numPr>
           <w:ilvl w:val="0"/>
-          <w:numId w:val="46"/>
+          <w:numId w:val="105"/>
         </w:numPr>
         <w:spacing w:lineRule="exact" w:line="276" w:before="0" w:after="80"/>
         <w:jc w:val="both"/>
@@ -9557,7 +9555,7 @@
         <w:pStyle w:val="ListParagraph"/>
         <w:numPr>
           <w:ilvl w:val="0"/>
-          <w:numId w:val="47"/>
+          <w:numId w:val="106"/>
         </w:numPr>
         <w:spacing w:lineRule="exact" w:line="276" w:before="0" w:after="80"/>
         <w:jc w:val="both"/>
@@ -9667,15 +9665,14 @@
             <w:pPr>
               <w:pStyle w:val="Normal"/>
               <w:spacing w:before="0" w:after="300"/>
-              <w:rPr/>
-            </w:pPr>
-            <w:r>
               <w:rPr>
                 <w:color w:val="7F7F7F"/>
                 <w:sz w:val="18"/>
                 <w:szCs w:val="18"/>
               </w:rPr>
-              <w:t xml:space="preserve"> </w:t>
+            </w:pPr>
+            <w:r>
+              <w:rPr/>
             </w:r>
           </w:p>
           <w:p>
@@ -9688,7 +9685,6 @@
             </w:pPr>
             <w:r>
               <w:rPr/>
-              <w:t xml:space="preserve"> </w:t>
             </w:r>
           </w:p>
           <w:p>
@@ -9753,7 +9749,6 @@
             </w:pPr>
             <w:r>
               <w:rPr/>
-              <w:t xml:space="preserve"> </w:t>
             </w:r>
           </w:p>
           <w:p>
@@ -10352,6 +10347,7 @@
         </w:tabs>
         <w:ind w:left="1080" w:hanging="360"/>
       </w:pPr>
+      <w:rPr/>
     </w:lvl>
     <w:lvl w:ilvl="2">
       <w:start w:val="1"/>
@@ -10364,6 +10360,7 @@
         </w:tabs>
         <w:ind w:left="1440" w:hanging="360"/>
       </w:pPr>
+      <w:rPr/>
     </w:lvl>
     <w:lvl w:ilvl="3">
       <w:start w:val="1"/>
@@ -10376,6 +10373,7 @@
         </w:tabs>
         <w:ind w:left="1800" w:hanging="360"/>
       </w:pPr>
+      <w:rPr/>
     </w:lvl>
     <w:lvl w:ilvl="4">
       <w:start w:val="1"/>
@@ -10388,6 +10386,7 @@
         </w:tabs>
         <w:ind w:left="2160" w:hanging="360"/>
       </w:pPr>
+      <w:rPr/>
     </w:lvl>
     <w:lvl w:ilvl="5">
       <w:start w:val="1"/>
@@ -10400,6 +10399,7 @@
         </w:tabs>
         <w:ind w:left="2520" w:hanging="360"/>
       </w:pPr>
+      <w:rPr/>
     </w:lvl>
     <w:lvl w:ilvl="6">
       <w:start w:val="1"/>
@@ -10412,6 +10412,7 @@
         </w:tabs>
         <w:ind w:left="2880" w:hanging="360"/>
       </w:pPr>
+      <w:rPr/>
     </w:lvl>
     <w:lvl w:ilvl="7">
       <w:start w:val="1"/>
@@ -10424,6 +10425,7 @@
         </w:tabs>
         <w:ind w:left="3240" w:hanging="360"/>
       </w:pPr>
+      <w:rPr/>
     </w:lvl>
     <w:lvl w:ilvl="8">
       <w:start w:val="1"/>
@@ -10436,6 +10438,7 @@
         </w:tabs>
         <w:ind w:left="3600" w:hanging="360"/>
       </w:pPr>
+      <w:rPr/>
     </w:lvl>
   </w:abstractNum>
   <w:abstractNum w:abstractNumId="2">
@@ -10466,6 +10469,7 @@
         </w:tabs>
         <w:ind w:left="1080" w:hanging="360"/>
       </w:pPr>
+      <w:rPr/>
     </w:lvl>
     <w:lvl w:ilvl="2">
       <w:start w:val="1"/>
@@ -10478,6 +10482,7 @@
         </w:tabs>
         <w:ind w:left="1440" w:hanging="360"/>
       </w:pPr>
+      <w:rPr/>
     </w:lvl>
     <w:lvl w:ilvl="3">
       <w:start w:val="1"/>
@@ -10490,6 +10495,7 @@
         </w:tabs>
         <w:ind w:left="1800" w:hanging="360"/>
       </w:pPr>
+      <w:rPr/>
     </w:lvl>
     <w:lvl w:ilvl="4">
       <w:start w:val="1"/>
@@ -10502,6 +10508,7 @@
         </w:tabs>
         <w:ind w:left="2160" w:hanging="360"/>
       </w:pPr>
+      <w:rPr/>
     </w:lvl>
     <w:lvl w:ilvl="5">
       <w:start w:val="1"/>
@@ -10514,6 +10521,7 @@
         </w:tabs>
         <w:ind w:left="2520" w:hanging="360"/>
       </w:pPr>
+      <w:rPr/>
     </w:lvl>
     <w:lvl w:ilvl="6">
       <w:start w:val="1"/>
@@ -10526,6 +10534,7 @@
         </w:tabs>
         <w:ind w:left="2880" w:hanging="360"/>
       </w:pPr>
+      <w:rPr/>
     </w:lvl>
     <w:lvl w:ilvl="7">
       <w:start w:val="1"/>
@@ -10538,6 +10547,7 @@
         </w:tabs>
         <w:ind w:left="3240" w:hanging="360"/>
       </w:pPr>
+      <w:rPr/>
     </w:lvl>
     <w:lvl w:ilvl="8">
       <w:start w:val="1"/>
@@ -10550,6 +10560,7 @@
         </w:tabs>
         <w:ind w:left="3600" w:hanging="360"/>
       </w:pPr>
+      <w:rPr/>
     </w:lvl>
   </w:abstractNum>
   <w:abstractNum w:abstractNumId="3">
@@ -10577,6 +10588,7 @@
         </w:tabs>
         <w:ind w:left="1080" w:hanging="360"/>
       </w:pPr>
+      <w:rPr/>
     </w:lvl>
     <w:lvl w:ilvl="2">
       <w:start w:val="1"/>
@@ -10589,6 +10601,7 @@
         </w:tabs>
         <w:ind w:left="1440" w:hanging="360"/>
       </w:pPr>
+      <w:rPr/>
     </w:lvl>
     <w:lvl w:ilvl="3">
       <w:start w:val="1"/>
@@ -10601,6 +10614,7 @@
         </w:tabs>
         <w:ind w:left="1800" w:hanging="360"/>
       </w:pPr>
+      <w:rPr/>
     </w:lvl>
     <w:lvl w:ilvl="4">
       <w:start w:val="1"/>
@@ -10613,6 +10627,7 @@
         </w:tabs>
         <w:ind w:left="2160" w:hanging="360"/>
       </w:pPr>
+      <w:rPr/>
     </w:lvl>
     <w:lvl w:ilvl="5">
       <w:start w:val="1"/>
@@ -10625,6 +10640,7 @@
         </w:tabs>
         <w:ind w:left="2520" w:hanging="360"/>
       </w:pPr>
+      <w:rPr/>
     </w:lvl>
     <w:lvl w:ilvl="6">
       <w:start w:val="1"/>
@@ -10637,6 +10653,7 @@
         </w:tabs>
         <w:ind w:left="2880" w:hanging="360"/>
       </w:pPr>
+      <w:rPr/>
     </w:lvl>
     <w:lvl w:ilvl="7">
       <w:start w:val="1"/>
@@ -10649,6 +10666,7 @@
         </w:tabs>
         <w:ind w:left="3240" w:hanging="360"/>
       </w:pPr>
+      <w:rPr/>
     </w:lvl>
     <w:lvl w:ilvl="8">
       <w:start w:val="1"/>
@@ -10661,13 +10679,14 @@
         </w:tabs>
         <w:ind w:left="3600" w:hanging="360"/>
       </w:pPr>
+      <w:rPr/>
     </w:lvl>
   </w:abstractNum>
   <w:abstractNum w:abstractNumId="4">
     <w:lvl w:ilvl="0">
       <w:start w:val="1"/>
-      <w:numFmt w:val="decimal"/>
-      <w:lvlText w:val="%1."/>
+      <w:numFmt w:val="bullet"/>
+      <w:lvlText w:val=""/>
       <w:lvlJc w:val="left"/>
       <w:pPr>
         <w:tabs>
@@ -10675,7 +10694,10 @@
         </w:tabs>
         <w:ind w:left="567" w:hanging="340"/>
       </w:pPr>
-      <w:rPr/>
+      <w:rPr>
+        <w:rFonts w:ascii="Symbol" w:hAnsi="Symbol" w:cs="Symbol" w:hint="default"/>
+        <w:color w:val="6599CD"/>
+      </w:rPr>
     </w:lvl>
     <w:lvl w:ilvl="1">
       <w:start w:val="1"/>
@@ -10688,6 +10710,7 @@
         </w:tabs>
         <w:ind w:left="1080" w:hanging="360"/>
       </w:pPr>
+      <w:rPr/>
     </w:lvl>
     <w:lvl w:ilvl="2">
       <w:start w:val="1"/>
@@ -10700,6 +10723,7 @@
         </w:tabs>
         <w:ind w:left="1440" w:hanging="360"/>
       </w:pPr>
+      <w:rPr/>
     </w:lvl>
     <w:lvl w:ilvl="3">
       <w:start w:val="1"/>
@@ -10712,6 +10736,7 @@
         </w:tabs>
         <w:ind w:left="1800" w:hanging="360"/>
       </w:pPr>
+      <w:rPr/>
     </w:lvl>
     <w:lvl w:ilvl="4">
       <w:start w:val="1"/>
@@ -10724,6 +10749,7 @@
         </w:tabs>
         <w:ind w:left="2160" w:hanging="360"/>
       </w:pPr>
+      <w:rPr/>
     </w:lvl>
     <w:lvl w:ilvl="5">
       <w:start w:val="1"/>
@@ -10736,6 +10762,7 @@
         </w:tabs>
         <w:ind w:left="2520" w:hanging="360"/>
       </w:pPr>
+      <w:rPr/>
     </w:lvl>
     <w:lvl w:ilvl="6">
       <w:start w:val="1"/>
@@ -10748,6 +10775,7 @@
         </w:tabs>
         <w:ind w:left="2880" w:hanging="360"/>
       </w:pPr>
+      <w:rPr/>
     </w:lvl>
     <w:lvl w:ilvl="7">
       <w:start w:val="1"/>
@@ -10760,6 +10788,7 @@
         </w:tabs>
         <w:ind w:left="3240" w:hanging="360"/>
       </w:pPr>
+      <w:rPr/>
     </w:lvl>
     <w:lvl w:ilvl="8">
       <w:start w:val="1"/>
@@ -10772,6 +10801,7 @@
         </w:tabs>
         <w:ind w:left="3600" w:hanging="360"/>
       </w:pPr>
+      <w:rPr/>
     </w:lvl>
   </w:abstractNum>
   <w:abstractNum w:abstractNumId="5">
@@ -10799,6 +10829,7 @@
         </w:tabs>
         <w:ind w:left="1080" w:hanging="360"/>
       </w:pPr>
+      <w:rPr/>
     </w:lvl>
     <w:lvl w:ilvl="2">
       <w:start w:val="1"/>
@@ -10811,6 +10842,7 @@
         </w:tabs>
         <w:ind w:left="1440" w:hanging="360"/>
       </w:pPr>
+      <w:rPr/>
     </w:lvl>
     <w:lvl w:ilvl="3">
       <w:start w:val="1"/>
@@ -10823,6 +10855,7 @@
         </w:tabs>
         <w:ind w:left="1800" w:hanging="360"/>
       </w:pPr>
+      <w:rPr/>
     </w:lvl>
     <w:lvl w:ilvl="4">
       <w:start w:val="1"/>
@@ -10835,6 +10868,7 @@
         </w:tabs>
         <w:ind w:left="2160" w:hanging="360"/>
       </w:pPr>
+      <w:rPr/>
     </w:lvl>
     <w:lvl w:ilvl="5">
       <w:start w:val="1"/>
@@ -10847,6 +10881,7 @@
         </w:tabs>
         <w:ind w:left="2520" w:hanging="360"/>
       </w:pPr>
+      <w:rPr/>
     </w:lvl>
     <w:lvl w:ilvl="6">
       <w:start w:val="1"/>
@@ -10859,6 +10894,7 @@
         </w:tabs>
         <w:ind w:left="2880" w:hanging="360"/>
       </w:pPr>
+      <w:rPr/>
     </w:lvl>
     <w:lvl w:ilvl="7">
       <w:start w:val="1"/>
@@ -10871,6 +10907,7 @@
         </w:tabs>
         <w:ind w:left="3240" w:hanging="360"/>
       </w:pPr>
+      <w:rPr/>
     </w:lvl>
     <w:lvl w:ilvl="8">
       <w:start w:val="1"/>
@@ -10883,6 +10920,7 @@
         </w:tabs>
         <w:ind w:left="3600" w:hanging="360"/>
       </w:pPr>
+      <w:rPr/>
     </w:lvl>
   </w:abstractNum>
   <w:abstractNum w:abstractNumId="6">
@@ -10910,6 +10948,7 @@
         </w:tabs>
         <w:ind w:left="1080" w:hanging="360"/>
       </w:pPr>
+      <w:rPr/>
     </w:lvl>
     <w:lvl w:ilvl="2">
       <w:start w:val="1"/>
@@ -10922,6 +10961,7 @@
         </w:tabs>
         <w:ind w:left="1440" w:hanging="360"/>
       </w:pPr>
+      <w:rPr/>
     </w:lvl>
     <w:lvl w:ilvl="3">
       <w:start w:val="1"/>
@@ -10934,6 +10974,7 @@
         </w:tabs>
         <w:ind w:left="1800" w:hanging="360"/>
       </w:pPr>
+      <w:rPr/>
     </w:lvl>
     <w:lvl w:ilvl="4">
       <w:start w:val="1"/>
@@ -10946,6 +10987,7 @@
         </w:tabs>
         <w:ind w:left="2160" w:hanging="360"/>
       </w:pPr>
+      <w:rPr/>
     </w:lvl>
     <w:lvl w:ilvl="5">
       <w:start w:val="1"/>
@@ -10958,6 +11000,7 @@
         </w:tabs>
         <w:ind w:left="2520" w:hanging="360"/>
       </w:pPr>
+      <w:rPr/>
     </w:lvl>
     <w:lvl w:ilvl="6">
       <w:start w:val="1"/>
@@ -10970,6 +11013,7 @@
         </w:tabs>
         <w:ind w:left="2880" w:hanging="360"/>
       </w:pPr>
+      <w:rPr/>
     </w:lvl>
     <w:lvl w:ilvl="7">
       <w:start w:val="1"/>
@@ -10982,6 +11026,7 @@
         </w:tabs>
         <w:ind w:left="3240" w:hanging="360"/>
       </w:pPr>
+      <w:rPr/>
     </w:lvl>
     <w:lvl w:ilvl="8">
       <w:start w:val="1"/>
@@ -10994,6 +11039,7 @@
         </w:tabs>
         <w:ind w:left="3600" w:hanging="360"/>
       </w:pPr>
+      <w:rPr/>
     </w:lvl>
   </w:abstractNum>
   <w:abstractNum w:abstractNumId="7">
@@ -11021,6 +11067,7 @@
         </w:tabs>
         <w:ind w:left="1080" w:hanging="360"/>
       </w:pPr>
+      <w:rPr/>
     </w:lvl>
     <w:lvl w:ilvl="2">
       <w:start w:val="1"/>
@@ -11033,6 +11080,7 @@
         </w:tabs>
         <w:ind w:left="1440" w:hanging="360"/>
       </w:pPr>
+      <w:rPr/>
     </w:lvl>
     <w:lvl w:ilvl="3">
       <w:start w:val="1"/>
@@ -11045,6 +11093,7 @@
         </w:tabs>
         <w:ind w:left="1800" w:hanging="360"/>
       </w:pPr>
+      <w:rPr/>
     </w:lvl>
     <w:lvl w:ilvl="4">
       <w:start w:val="1"/>
@@ -11057,6 +11106,7 @@
         </w:tabs>
         <w:ind w:left="2160" w:hanging="360"/>
       </w:pPr>
+      <w:rPr/>
     </w:lvl>
     <w:lvl w:ilvl="5">
       <w:start w:val="1"/>
@@ -11069,6 +11119,7 @@
         </w:tabs>
         <w:ind w:left="2520" w:hanging="360"/>
       </w:pPr>
+      <w:rPr/>
     </w:lvl>
     <w:lvl w:ilvl="6">
       <w:start w:val="1"/>
@@ -11081,6 +11132,7 @@
         </w:tabs>
         <w:ind w:left="2880" w:hanging="360"/>
       </w:pPr>
+      <w:rPr/>
     </w:lvl>
     <w:lvl w:ilvl="7">
       <w:start w:val="1"/>
@@ -11093,6 +11145,7 @@
         </w:tabs>
         <w:ind w:left="3240" w:hanging="360"/>
       </w:pPr>
+      <w:rPr/>
     </w:lvl>
     <w:lvl w:ilvl="8">
       <w:start w:val="1"/>
@@ -11105,6 +11158,7 @@
         </w:tabs>
         <w:ind w:left="3600" w:hanging="360"/>
       </w:pPr>
+      <w:rPr/>
     </w:lvl>
   </w:abstractNum>
   <w:abstractNum w:abstractNumId="8">
@@ -11132,6 +11186,7 @@
         </w:tabs>
         <w:ind w:left="1080" w:hanging="360"/>
       </w:pPr>
+      <w:rPr/>
     </w:lvl>
     <w:lvl w:ilvl="2">
       <w:start w:val="1"/>
@@ -11144,6 +11199,7 @@
         </w:tabs>
         <w:ind w:left="1440" w:hanging="360"/>
       </w:pPr>
+      <w:rPr/>
     </w:lvl>
     <w:lvl w:ilvl="3">
       <w:start w:val="1"/>
@@ -11156,6 +11212,7 @@
         </w:tabs>
         <w:ind w:left="1800" w:hanging="360"/>
       </w:pPr>
+      <w:rPr/>
     </w:lvl>
     <w:lvl w:ilvl="4">
       <w:start w:val="1"/>
@@ -11168,6 +11225,7 @@
         </w:tabs>
         <w:ind w:left="2160" w:hanging="360"/>
       </w:pPr>
+      <w:rPr/>
     </w:lvl>
     <w:lvl w:ilvl="5">
       <w:start w:val="1"/>
@@ -11180,6 +11238,7 @@
         </w:tabs>
         <w:ind w:left="2520" w:hanging="360"/>
       </w:pPr>
+      <w:rPr/>
     </w:lvl>
     <w:lvl w:ilvl="6">
       <w:start w:val="1"/>
@@ -11192,6 +11251,7 @@
         </w:tabs>
         <w:ind w:left="2880" w:hanging="360"/>
       </w:pPr>
+      <w:rPr/>
     </w:lvl>
     <w:lvl w:ilvl="7">
       <w:start w:val="1"/>
@@ -11204,6 +11264,7 @@
         </w:tabs>
         <w:ind w:left="3240" w:hanging="360"/>
       </w:pPr>
+      <w:rPr/>
     </w:lvl>
     <w:lvl w:ilvl="8">
       <w:start w:val="1"/>
@@ -11216,9 +11277,3818 @@
         </w:tabs>
         <w:ind w:left="3600" w:hanging="360"/>
       </w:pPr>
+      <w:rPr/>
     </w:lvl>
   </w:abstractNum>
   <w:abstractNum w:abstractNumId="9">
+    <w:lvl w:ilvl="0">
+      <w:start w:val="1"/>
+      <w:numFmt w:val="decimal"/>
+      <w:lvlText w:val="%1."/>
+      <w:lvlJc w:val="left"/>
+      <w:pPr>
+        <w:tabs>
+          <w:tab w:val="num" w:pos="0"/>
+        </w:tabs>
+        <w:ind w:left="567" w:hanging="340"/>
+      </w:pPr>
+      <w:rPr/>
+    </w:lvl>
+    <w:lvl w:ilvl="1">
+      <w:start w:val="1"/>
+      <w:numFmt w:val="decimal"/>
+      <w:lvlText w:val="%2."/>
+      <w:lvlJc w:val="left"/>
+      <w:pPr>
+        <w:tabs>
+          <w:tab w:val="num" w:pos="1080"/>
+        </w:tabs>
+        <w:ind w:left="1080" w:hanging="360"/>
+      </w:pPr>
+      <w:rPr/>
+    </w:lvl>
+    <w:lvl w:ilvl="2">
+      <w:start w:val="1"/>
+      <w:numFmt w:val="decimal"/>
+      <w:lvlText w:val="%3."/>
+      <w:lvlJc w:val="left"/>
+      <w:pPr>
+        <w:tabs>
+          <w:tab w:val="num" w:pos="1440"/>
+        </w:tabs>
+        <w:ind w:left="1440" w:hanging="360"/>
+      </w:pPr>
+      <w:rPr/>
+    </w:lvl>
+    <w:lvl w:ilvl="3">
+      <w:start w:val="1"/>
+      <w:numFmt w:val="decimal"/>
+      <w:lvlText w:val="%4."/>
+      <w:lvlJc w:val="left"/>
+      <w:pPr>
+        <w:tabs>
+          <w:tab w:val="num" w:pos="1800"/>
+        </w:tabs>
+        <w:ind w:left="1800" w:hanging="360"/>
+      </w:pPr>
+      <w:rPr/>
+    </w:lvl>
+    <w:lvl w:ilvl="4">
+      <w:start w:val="1"/>
+      <w:numFmt w:val="decimal"/>
+      <w:lvlText w:val="%5."/>
+      <w:lvlJc w:val="left"/>
+      <w:pPr>
+        <w:tabs>
+          <w:tab w:val="num" w:pos="2160"/>
+        </w:tabs>
+        <w:ind w:left="2160" w:hanging="360"/>
+      </w:pPr>
+      <w:rPr/>
+    </w:lvl>
+    <w:lvl w:ilvl="5">
+      <w:start w:val="1"/>
+      <w:numFmt w:val="decimal"/>
+      <w:lvlText w:val="%6."/>
+      <w:lvlJc w:val="left"/>
+      <w:pPr>
+        <w:tabs>
+          <w:tab w:val="num" w:pos="2520"/>
+        </w:tabs>
+        <w:ind w:left="2520" w:hanging="360"/>
+      </w:pPr>
+      <w:rPr/>
+    </w:lvl>
+    <w:lvl w:ilvl="6">
+      <w:start w:val="1"/>
+      <w:numFmt w:val="decimal"/>
+      <w:lvlText w:val="%7."/>
+      <w:lvlJc w:val="left"/>
+      <w:pPr>
+        <w:tabs>
+          <w:tab w:val="num" w:pos="2880"/>
+        </w:tabs>
+        <w:ind w:left="2880" w:hanging="360"/>
+      </w:pPr>
+      <w:rPr/>
+    </w:lvl>
+    <w:lvl w:ilvl="7">
+      <w:start w:val="1"/>
+      <w:numFmt w:val="decimal"/>
+      <w:lvlText w:val="%8."/>
+      <w:lvlJc w:val="left"/>
+      <w:pPr>
+        <w:tabs>
+          <w:tab w:val="num" w:pos="3240"/>
+        </w:tabs>
+        <w:ind w:left="3240" w:hanging="360"/>
+      </w:pPr>
+      <w:rPr/>
+    </w:lvl>
+    <w:lvl w:ilvl="8">
+      <w:start w:val="1"/>
+      <w:numFmt w:val="decimal"/>
+      <w:lvlText w:val="%9."/>
+      <w:lvlJc w:val="left"/>
+      <w:pPr>
+        <w:tabs>
+          <w:tab w:val="num" w:pos="3600"/>
+        </w:tabs>
+        <w:ind w:left="3600" w:hanging="360"/>
+      </w:pPr>
+      <w:rPr/>
+    </w:lvl>
+  </w:abstractNum>
+  <w:abstractNum w:abstractNumId="10">
+    <w:lvl w:ilvl="0">
+      <w:start w:val="1"/>
+      <w:numFmt w:val="decimal"/>
+      <w:lvlText w:val="%1."/>
+      <w:lvlJc w:val="left"/>
+      <w:pPr>
+        <w:tabs>
+          <w:tab w:val="num" w:pos="0"/>
+        </w:tabs>
+        <w:ind w:left="567" w:hanging="340"/>
+      </w:pPr>
+      <w:rPr/>
+    </w:lvl>
+    <w:lvl w:ilvl="1">
+      <w:start w:val="1"/>
+      <w:numFmt w:val="decimal"/>
+      <w:lvlText w:val="%2."/>
+      <w:lvlJc w:val="left"/>
+      <w:pPr>
+        <w:tabs>
+          <w:tab w:val="num" w:pos="1080"/>
+        </w:tabs>
+        <w:ind w:left="1080" w:hanging="360"/>
+      </w:pPr>
+      <w:rPr/>
+    </w:lvl>
+    <w:lvl w:ilvl="2">
+      <w:start w:val="1"/>
+      <w:numFmt w:val="decimal"/>
+      <w:lvlText w:val="%3."/>
+      <w:lvlJc w:val="left"/>
+      <w:pPr>
+        <w:tabs>
+          <w:tab w:val="num" w:pos="1440"/>
+        </w:tabs>
+        <w:ind w:left="1440" w:hanging="360"/>
+      </w:pPr>
+      <w:rPr/>
+    </w:lvl>
+    <w:lvl w:ilvl="3">
+      <w:start w:val="1"/>
+      <w:numFmt w:val="decimal"/>
+      <w:lvlText w:val="%4."/>
+      <w:lvlJc w:val="left"/>
+      <w:pPr>
+        <w:tabs>
+          <w:tab w:val="num" w:pos="1800"/>
+        </w:tabs>
+        <w:ind w:left="1800" w:hanging="360"/>
+      </w:pPr>
+      <w:rPr/>
+    </w:lvl>
+    <w:lvl w:ilvl="4">
+      <w:start w:val="1"/>
+      <w:numFmt w:val="decimal"/>
+      <w:lvlText w:val="%5."/>
+      <w:lvlJc w:val="left"/>
+      <w:pPr>
+        <w:tabs>
+          <w:tab w:val="num" w:pos="2160"/>
+        </w:tabs>
+        <w:ind w:left="2160" w:hanging="360"/>
+      </w:pPr>
+      <w:rPr/>
+    </w:lvl>
+    <w:lvl w:ilvl="5">
+      <w:start w:val="1"/>
+      <w:numFmt w:val="decimal"/>
+      <w:lvlText w:val="%6."/>
+      <w:lvlJc w:val="left"/>
+      <w:pPr>
+        <w:tabs>
+          <w:tab w:val="num" w:pos="2520"/>
+        </w:tabs>
+        <w:ind w:left="2520" w:hanging="360"/>
+      </w:pPr>
+      <w:rPr/>
+    </w:lvl>
+    <w:lvl w:ilvl="6">
+      <w:start w:val="1"/>
+      <w:numFmt w:val="decimal"/>
+      <w:lvlText w:val="%7."/>
+      <w:lvlJc w:val="left"/>
+      <w:pPr>
+        <w:tabs>
+          <w:tab w:val="num" w:pos="2880"/>
+        </w:tabs>
+        <w:ind w:left="2880" w:hanging="360"/>
+      </w:pPr>
+      <w:rPr/>
+    </w:lvl>
+    <w:lvl w:ilvl="7">
+      <w:start w:val="1"/>
+      <w:numFmt w:val="decimal"/>
+      <w:lvlText w:val="%8."/>
+      <w:lvlJc w:val="left"/>
+      <w:pPr>
+        <w:tabs>
+          <w:tab w:val="num" w:pos="3240"/>
+        </w:tabs>
+        <w:ind w:left="3240" w:hanging="360"/>
+      </w:pPr>
+      <w:rPr/>
+    </w:lvl>
+    <w:lvl w:ilvl="8">
+      <w:start w:val="1"/>
+      <w:numFmt w:val="decimal"/>
+      <w:lvlText w:val="%9."/>
+      <w:lvlJc w:val="left"/>
+      <w:pPr>
+        <w:tabs>
+          <w:tab w:val="num" w:pos="3600"/>
+        </w:tabs>
+        <w:ind w:left="3600" w:hanging="360"/>
+      </w:pPr>
+      <w:rPr/>
+    </w:lvl>
+  </w:abstractNum>
+  <w:abstractNum w:abstractNumId="11">
+    <w:lvl w:ilvl="0">
+      <w:start w:val="1"/>
+      <w:numFmt w:val="decimal"/>
+      <w:lvlText w:val="%1."/>
+      <w:lvlJc w:val="left"/>
+      <w:pPr>
+        <w:tabs>
+          <w:tab w:val="num" w:pos="0"/>
+        </w:tabs>
+        <w:ind w:left="567" w:hanging="340"/>
+      </w:pPr>
+      <w:rPr/>
+    </w:lvl>
+    <w:lvl w:ilvl="1">
+      <w:start w:val="1"/>
+      <w:numFmt w:val="decimal"/>
+      <w:lvlText w:val="%2."/>
+      <w:lvlJc w:val="left"/>
+      <w:pPr>
+        <w:tabs>
+          <w:tab w:val="num" w:pos="1080"/>
+        </w:tabs>
+        <w:ind w:left="1080" w:hanging="360"/>
+      </w:pPr>
+      <w:rPr/>
+    </w:lvl>
+    <w:lvl w:ilvl="2">
+      <w:start w:val="1"/>
+      <w:numFmt w:val="decimal"/>
+      <w:lvlText w:val="%3."/>
+      <w:lvlJc w:val="left"/>
+      <w:pPr>
+        <w:tabs>
+          <w:tab w:val="num" w:pos="1440"/>
+        </w:tabs>
+        <w:ind w:left="1440" w:hanging="360"/>
+      </w:pPr>
+      <w:rPr/>
+    </w:lvl>
+    <w:lvl w:ilvl="3">
+      <w:start w:val="1"/>
+      <w:numFmt w:val="decimal"/>
+      <w:lvlText w:val="%4."/>
+      <w:lvlJc w:val="left"/>
+      <w:pPr>
+        <w:tabs>
+          <w:tab w:val="num" w:pos="1800"/>
+        </w:tabs>
+        <w:ind w:left="1800" w:hanging="360"/>
+      </w:pPr>
+      <w:rPr/>
+    </w:lvl>
+    <w:lvl w:ilvl="4">
+      <w:start w:val="1"/>
+      <w:numFmt w:val="decimal"/>
+      <w:lvlText w:val="%5."/>
+      <w:lvlJc w:val="left"/>
+      <w:pPr>
+        <w:tabs>
+          <w:tab w:val="num" w:pos="2160"/>
+        </w:tabs>
+        <w:ind w:left="2160" w:hanging="360"/>
+      </w:pPr>
+      <w:rPr/>
+    </w:lvl>
+    <w:lvl w:ilvl="5">
+      <w:start w:val="1"/>
+      <w:numFmt w:val="decimal"/>
+      <w:lvlText w:val="%6."/>
+      <w:lvlJc w:val="left"/>
+      <w:pPr>
+        <w:tabs>
+          <w:tab w:val="num" w:pos="2520"/>
+        </w:tabs>
+        <w:ind w:left="2520" w:hanging="360"/>
+      </w:pPr>
+      <w:rPr/>
+    </w:lvl>
+    <w:lvl w:ilvl="6">
+      <w:start w:val="1"/>
+      <w:numFmt w:val="decimal"/>
+      <w:lvlText w:val="%7."/>
+      <w:lvlJc w:val="left"/>
+      <w:pPr>
+        <w:tabs>
+          <w:tab w:val="num" w:pos="2880"/>
+        </w:tabs>
+        <w:ind w:left="2880" w:hanging="360"/>
+      </w:pPr>
+      <w:rPr/>
+    </w:lvl>
+    <w:lvl w:ilvl="7">
+      <w:start w:val="1"/>
+      <w:numFmt w:val="decimal"/>
+      <w:lvlText w:val="%8."/>
+      <w:lvlJc w:val="left"/>
+      <w:pPr>
+        <w:tabs>
+          <w:tab w:val="num" w:pos="3240"/>
+        </w:tabs>
+        <w:ind w:left="3240" w:hanging="360"/>
+      </w:pPr>
+      <w:rPr/>
+    </w:lvl>
+    <w:lvl w:ilvl="8">
+      <w:start w:val="1"/>
+      <w:numFmt w:val="decimal"/>
+      <w:lvlText w:val="%9."/>
+      <w:lvlJc w:val="left"/>
+      <w:pPr>
+        <w:tabs>
+          <w:tab w:val="num" w:pos="3600"/>
+        </w:tabs>
+        <w:ind w:left="3600" w:hanging="360"/>
+      </w:pPr>
+      <w:rPr/>
+    </w:lvl>
+  </w:abstractNum>
+  <w:abstractNum w:abstractNumId="12">
+    <w:lvl w:ilvl="0">
+      <w:start w:val="1"/>
+      <w:numFmt w:val="decimal"/>
+      <w:lvlText w:val="%1."/>
+      <w:lvlJc w:val="left"/>
+      <w:pPr>
+        <w:tabs>
+          <w:tab w:val="num" w:pos="0"/>
+        </w:tabs>
+        <w:ind w:left="567" w:hanging="340"/>
+      </w:pPr>
+      <w:rPr/>
+    </w:lvl>
+    <w:lvl w:ilvl="1">
+      <w:start w:val="1"/>
+      <w:numFmt w:val="decimal"/>
+      <w:lvlText w:val="%2."/>
+      <w:lvlJc w:val="left"/>
+      <w:pPr>
+        <w:tabs>
+          <w:tab w:val="num" w:pos="1080"/>
+        </w:tabs>
+        <w:ind w:left="1080" w:hanging="360"/>
+      </w:pPr>
+      <w:rPr/>
+    </w:lvl>
+    <w:lvl w:ilvl="2">
+      <w:start w:val="1"/>
+      <w:numFmt w:val="decimal"/>
+      <w:lvlText w:val="%3."/>
+      <w:lvlJc w:val="left"/>
+      <w:pPr>
+        <w:tabs>
+          <w:tab w:val="num" w:pos="1440"/>
+        </w:tabs>
+        <w:ind w:left="1440" w:hanging="360"/>
+      </w:pPr>
+      <w:rPr/>
+    </w:lvl>
+    <w:lvl w:ilvl="3">
+      <w:start w:val="1"/>
+      <w:numFmt w:val="decimal"/>
+      <w:lvlText w:val="%4."/>
+      <w:lvlJc w:val="left"/>
+      <w:pPr>
+        <w:tabs>
+          <w:tab w:val="num" w:pos="1800"/>
+        </w:tabs>
+        <w:ind w:left="1800" w:hanging="360"/>
+      </w:pPr>
+      <w:rPr/>
+    </w:lvl>
+    <w:lvl w:ilvl="4">
+      <w:start w:val="1"/>
+      <w:numFmt w:val="decimal"/>
+      <w:lvlText w:val="%5."/>
+      <w:lvlJc w:val="left"/>
+      <w:pPr>
+        <w:tabs>
+          <w:tab w:val="num" w:pos="2160"/>
+        </w:tabs>
+        <w:ind w:left="2160" w:hanging="360"/>
+      </w:pPr>
+      <w:rPr/>
+    </w:lvl>
+    <w:lvl w:ilvl="5">
+      <w:start w:val="1"/>
+      <w:numFmt w:val="decimal"/>
+      <w:lvlText w:val="%6."/>
+      <w:lvlJc w:val="left"/>
+      <w:pPr>
+        <w:tabs>
+          <w:tab w:val="num" w:pos="2520"/>
+        </w:tabs>
+        <w:ind w:left="2520" w:hanging="360"/>
+      </w:pPr>
+      <w:rPr/>
+    </w:lvl>
+    <w:lvl w:ilvl="6">
+      <w:start w:val="1"/>
+      <w:numFmt w:val="decimal"/>
+      <w:lvlText w:val="%7."/>
+      <w:lvlJc w:val="left"/>
+      <w:pPr>
+        <w:tabs>
+          <w:tab w:val="num" w:pos="2880"/>
+        </w:tabs>
+        <w:ind w:left="2880" w:hanging="360"/>
+      </w:pPr>
+      <w:rPr/>
+    </w:lvl>
+    <w:lvl w:ilvl="7">
+      <w:start w:val="1"/>
+      <w:numFmt w:val="decimal"/>
+      <w:lvlText w:val="%8."/>
+      <w:lvlJc w:val="left"/>
+      <w:pPr>
+        <w:tabs>
+          <w:tab w:val="num" w:pos="3240"/>
+        </w:tabs>
+        <w:ind w:left="3240" w:hanging="360"/>
+      </w:pPr>
+      <w:rPr/>
+    </w:lvl>
+    <w:lvl w:ilvl="8">
+      <w:start w:val="1"/>
+      <w:numFmt w:val="decimal"/>
+      <w:lvlText w:val="%9."/>
+      <w:lvlJc w:val="left"/>
+      <w:pPr>
+        <w:tabs>
+          <w:tab w:val="num" w:pos="3600"/>
+        </w:tabs>
+        <w:ind w:left="3600" w:hanging="360"/>
+      </w:pPr>
+      <w:rPr/>
+    </w:lvl>
+  </w:abstractNum>
+  <w:abstractNum w:abstractNumId="13">
+    <w:lvl w:ilvl="0">
+      <w:start w:val="1"/>
+      <w:numFmt w:val="decimal"/>
+      <w:lvlText w:val="%1."/>
+      <w:lvlJc w:val="left"/>
+      <w:pPr>
+        <w:tabs>
+          <w:tab w:val="num" w:pos="0"/>
+        </w:tabs>
+        <w:ind w:left="567" w:hanging="340"/>
+      </w:pPr>
+      <w:rPr/>
+    </w:lvl>
+    <w:lvl w:ilvl="1">
+      <w:start w:val="1"/>
+      <w:numFmt w:val="decimal"/>
+      <w:lvlText w:val="%2."/>
+      <w:lvlJc w:val="left"/>
+      <w:pPr>
+        <w:tabs>
+          <w:tab w:val="num" w:pos="1080"/>
+        </w:tabs>
+        <w:ind w:left="1080" w:hanging="360"/>
+      </w:pPr>
+      <w:rPr/>
+    </w:lvl>
+    <w:lvl w:ilvl="2">
+      <w:start w:val="1"/>
+      <w:numFmt w:val="decimal"/>
+      <w:lvlText w:val="%3."/>
+      <w:lvlJc w:val="left"/>
+      <w:pPr>
+        <w:tabs>
+          <w:tab w:val="num" w:pos="1440"/>
+        </w:tabs>
+        <w:ind w:left="1440" w:hanging="360"/>
+      </w:pPr>
+      <w:rPr/>
+    </w:lvl>
+    <w:lvl w:ilvl="3">
+      <w:start w:val="1"/>
+      <w:numFmt w:val="decimal"/>
+      <w:lvlText w:val="%4."/>
+      <w:lvlJc w:val="left"/>
+      <w:pPr>
+        <w:tabs>
+          <w:tab w:val="num" w:pos="1800"/>
+        </w:tabs>
+        <w:ind w:left="1800" w:hanging="360"/>
+      </w:pPr>
+      <w:rPr/>
+    </w:lvl>
+    <w:lvl w:ilvl="4">
+      <w:start w:val="1"/>
+      <w:numFmt w:val="decimal"/>
+      <w:lvlText w:val="%5."/>
+      <w:lvlJc w:val="left"/>
+      <w:pPr>
+        <w:tabs>
+          <w:tab w:val="num" w:pos="2160"/>
+        </w:tabs>
+        <w:ind w:left="2160" w:hanging="360"/>
+      </w:pPr>
+      <w:rPr/>
+    </w:lvl>
+    <w:lvl w:ilvl="5">
+      <w:start w:val="1"/>
+      <w:numFmt w:val="decimal"/>
+      <w:lvlText w:val="%6."/>
+      <w:lvlJc w:val="left"/>
+      <w:pPr>
+        <w:tabs>
+          <w:tab w:val="num" w:pos="2520"/>
+        </w:tabs>
+        <w:ind w:left="2520" w:hanging="360"/>
+      </w:pPr>
+      <w:rPr/>
+    </w:lvl>
+    <w:lvl w:ilvl="6">
+      <w:start w:val="1"/>
+      <w:numFmt w:val="decimal"/>
+      <w:lvlText w:val="%7."/>
+      <w:lvlJc w:val="left"/>
+      <w:pPr>
+        <w:tabs>
+          <w:tab w:val="num" w:pos="2880"/>
+        </w:tabs>
+        <w:ind w:left="2880" w:hanging="360"/>
+      </w:pPr>
+      <w:rPr/>
+    </w:lvl>
+    <w:lvl w:ilvl="7">
+      <w:start w:val="1"/>
+      <w:numFmt w:val="decimal"/>
+      <w:lvlText w:val="%8."/>
+      <w:lvlJc w:val="left"/>
+      <w:pPr>
+        <w:tabs>
+          <w:tab w:val="num" w:pos="3240"/>
+        </w:tabs>
+        <w:ind w:left="3240" w:hanging="360"/>
+      </w:pPr>
+      <w:rPr/>
+    </w:lvl>
+    <w:lvl w:ilvl="8">
+      <w:start w:val="1"/>
+      <w:numFmt w:val="decimal"/>
+      <w:lvlText w:val="%9."/>
+      <w:lvlJc w:val="left"/>
+      <w:pPr>
+        <w:tabs>
+          <w:tab w:val="num" w:pos="3600"/>
+        </w:tabs>
+        <w:ind w:left="3600" w:hanging="360"/>
+      </w:pPr>
+      <w:rPr/>
+    </w:lvl>
+  </w:abstractNum>
+  <w:abstractNum w:abstractNumId="14">
+    <w:lvl w:ilvl="0">
+      <w:start w:val="1"/>
+      <w:numFmt w:val="decimal"/>
+      <w:lvlText w:val="%1."/>
+      <w:lvlJc w:val="left"/>
+      <w:pPr>
+        <w:tabs>
+          <w:tab w:val="num" w:pos="0"/>
+        </w:tabs>
+        <w:ind w:left="567" w:hanging="340"/>
+      </w:pPr>
+      <w:rPr/>
+    </w:lvl>
+    <w:lvl w:ilvl="1">
+      <w:start w:val="1"/>
+      <w:numFmt w:val="decimal"/>
+      <w:lvlText w:val="%2."/>
+      <w:lvlJc w:val="left"/>
+      <w:pPr>
+        <w:tabs>
+          <w:tab w:val="num" w:pos="1080"/>
+        </w:tabs>
+        <w:ind w:left="1080" w:hanging="360"/>
+      </w:pPr>
+      <w:rPr/>
+    </w:lvl>
+    <w:lvl w:ilvl="2">
+      <w:start w:val="1"/>
+      <w:numFmt w:val="decimal"/>
+      <w:lvlText w:val="%3."/>
+      <w:lvlJc w:val="left"/>
+      <w:pPr>
+        <w:tabs>
+          <w:tab w:val="num" w:pos="1440"/>
+        </w:tabs>
+        <w:ind w:left="1440" w:hanging="360"/>
+      </w:pPr>
+      <w:rPr/>
+    </w:lvl>
+    <w:lvl w:ilvl="3">
+      <w:start w:val="1"/>
+      <w:numFmt w:val="decimal"/>
+      <w:lvlText w:val="%4."/>
+      <w:lvlJc w:val="left"/>
+      <w:pPr>
+        <w:tabs>
+          <w:tab w:val="num" w:pos="1800"/>
+        </w:tabs>
+        <w:ind w:left="1800" w:hanging="360"/>
+      </w:pPr>
+      <w:rPr/>
+    </w:lvl>
+    <w:lvl w:ilvl="4">
+      <w:start w:val="1"/>
+      <w:numFmt w:val="decimal"/>
+      <w:lvlText w:val="%5."/>
+      <w:lvlJc w:val="left"/>
+      <w:pPr>
+        <w:tabs>
+          <w:tab w:val="num" w:pos="2160"/>
+        </w:tabs>
+        <w:ind w:left="2160" w:hanging="360"/>
+      </w:pPr>
+      <w:rPr/>
+    </w:lvl>
+    <w:lvl w:ilvl="5">
+      <w:start w:val="1"/>
+      <w:numFmt w:val="decimal"/>
+      <w:lvlText w:val="%6."/>
+      <w:lvlJc w:val="left"/>
+      <w:pPr>
+        <w:tabs>
+          <w:tab w:val="num" w:pos="2520"/>
+        </w:tabs>
+        <w:ind w:left="2520" w:hanging="360"/>
+      </w:pPr>
+      <w:rPr/>
+    </w:lvl>
+    <w:lvl w:ilvl="6">
+      <w:start w:val="1"/>
+      <w:numFmt w:val="decimal"/>
+      <w:lvlText w:val="%7."/>
+      <w:lvlJc w:val="left"/>
+      <w:pPr>
+        <w:tabs>
+          <w:tab w:val="num" w:pos="2880"/>
+        </w:tabs>
+        <w:ind w:left="2880" w:hanging="360"/>
+      </w:pPr>
+      <w:rPr/>
+    </w:lvl>
+    <w:lvl w:ilvl="7">
+      <w:start w:val="1"/>
+      <w:numFmt w:val="decimal"/>
+      <w:lvlText w:val="%8."/>
+      <w:lvlJc w:val="left"/>
+      <w:pPr>
+        <w:tabs>
+          <w:tab w:val="num" w:pos="3240"/>
+        </w:tabs>
+        <w:ind w:left="3240" w:hanging="360"/>
+      </w:pPr>
+      <w:rPr/>
+    </w:lvl>
+    <w:lvl w:ilvl="8">
+      <w:start w:val="1"/>
+      <w:numFmt w:val="decimal"/>
+      <w:lvlText w:val="%9."/>
+      <w:lvlJc w:val="left"/>
+      <w:pPr>
+        <w:tabs>
+          <w:tab w:val="num" w:pos="3600"/>
+        </w:tabs>
+        <w:ind w:left="3600" w:hanging="360"/>
+      </w:pPr>
+      <w:rPr/>
+    </w:lvl>
+  </w:abstractNum>
+  <w:abstractNum w:abstractNumId="15">
+    <w:lvl w:ilvl="0">
+      <w:start w:val="1"/>
+      <w:numFmt w:val="decimal"/>
+      <w:lvlText w:val="%1."/>
+      <w:lvlJc w:val="left"/>
+      <w:pPr>
+        <w:tabs>
+          <w:tab w:val="num" w:pos="0"/>
+        </w:tabs>
+        <w:ind w:left="567" w:hanging="340"/>
+      </w:pPr>
+      <w:rPr/>
+    </w:lvl>
+    <w:lvl w:ilvl="1">
+      <w:start w:val="1"/>
+      <w:numFmt w:val="decimal"/>
+      <w:lvlText w:val="%2."/>
+      <w:lvlJc w:val="left"/>
+      <w:pPr>
+        <w:tabs>
+          <w:tab w:val="num" w:pos="1080"/>
+        </w:tabs>
+        <w:ind w:left="1080" w:hanging="360"/>
+      </w:pPr>
+      <w:rPr/>
+    </w:lvl>
+    <w:lvl w:ilvl="2">
+      <w:start w:val="1"/>
+      <w:numFmt w:val="decimal"/>
+      <w:lvlText w:val="%3."/>
+      <w:lvlJc w:val="left"/>
+      <w:pPr>
+        <w:tabs>
+          <w:tab w:val="num" w:pos="1440"/>
+        </w:tabs>
+        <w:ind w:left="1440" w:hanging="360"/>
+      </w:pPr>
+      <w:rPr/>
+    </w:lvl>
+    <w:lvl w:ilvl="3">
+      <w:start w:val="1"/>
+      <w:numFmt w:val="decimal"/>
+      <w:lvlText w:val="%4."/>
+      <w:lvlJc w:val="left"/>
+      <w:pPr>
+        <w:tabs>
+          <w:tab w:val="num" w:pos="1800"/>
+        </w:tabs>
+        <w:ind w:left="1800" w:hanging="360"/>
+      </w:pPr>
+      <w:rPr/>
+    </w:lvl>
+    <w:lvl w:ilvl="4">
+      <w:start w:val="1"/>
+      <w:numFmt w:val="decimal"/>
+      <w:lvlText w:val="%5."/>
+      <w:lvlJc w:val="left"/>
+      <w:pPr>
+        <w:tabs>
+          <w:tab w:val="num" w:pos="2160"/>
+        </w:tabs>
+        <w:ind w:left="2160" w:hanging="360"/>
+      </w:pPr>
+      <w:rPr/>
+    </w:lvl>
+    <w:lvl w:ilvl="5">
+      <w:start w:val="1"/>
+      <w:numFmt w:val="decimal"/>
+      <w:lvlText w:val="%6."/>
+      <w:lvlJc w:val="left"/>
+      <w:pPr>
+        <w:tabs>
+          <w:tab w:val="num" w:pos="2520"/>
+        </w:tabs>
+        <w:ind w:left="2520" w:hanging="360"/>
+      </w:pPr>
+      <w:rPr/>
+    </w:lvl>
+    <w:lvl w:ilvl="6">
+      <w:start w:val="1"/>
+      <w:numFmt w:val="decimal"/>
+      <w:lvlText w:val="%7."/>
+      <w:lvlJc w:val="left"/>
+      <w:pPr>
+        <w:tabs>
+          <w:tab w:val="num" w:pos="2880"/>
+        </w:tabs>
+        <w:ind w:left="2880" w:hanging="360"/>
+      </w:pPr>
+      <w:rPr/>
+    </w:lvl>
+    <w:lvl w:ilvl="7">
+      <w:start w:val="1"/>
+      <w:numFmt w:val="decimal"/>
+      <w:lvlText w:val="%8."/>
+      <w:lvlJc w:val="left"/>
+      <w:pPr>
+        <w:tabs>
+          <w:tab w:val="num" w:pos="3240"/>
+        </w:tabs>
+        <w:ind w:left="3240" w:hanging="360"/>
+      </w:pPr>
+      <w:rPr/>
+    </w:lvl>
+    <w:lvl w:ilvl="8">
+      <w:start w:val="1"/>
+      <w:numFmt w:val="decimal"/>
+      <w:lvlText w:val="%9."/>
+      <w:lvlJc w:val="left"/>
+      <w:pPr>
+        <w:tabs>
+          <w:tab w:val="num" w:pos="3600"/>
+        </w:tabs>
+        <w:ind w:left="3600" w:hanging="360"/>
+      </w:pPr>
+      <w:rPr/>
+    </w:lvl>
+  </w:abstractNum>
+  <w:abstractNum w:abstractNumId="16">
+    <w:lvl w:ilvl="0">
+      <w:start w:val="1"/>
+      <w:numFmt w:val="decimal"/>
+      <w:lvlText w:val="%1."/>
+      <w:lvlJc w:val="left"/>
+      <w:pPr>
+        <w:tabs>
+          <w:tab w:val="num" w:pos="0"/>
+        </w:tabs>
+        <w:ind w:left="567" w:hanging="340"/>
+      </w:pPr>
+      <w:rPr/>
+    </w:lvl>
+    <w:lvl w:ilvl="1">
+      <w:start w:val="1"/>
+      <w:numFmt w:val="decimal"/>
+      <w:lvlText w:val="%2."/>
+      <w:lvlJc w:val="left"/>
+      <w:pPr>
+        <w:tabs>
+          <w:tab w:val="num" w:pos="1080"/>
+        </w:tabs>
+        <w:ind w:left="1080" w:hanging="360"/>
+      </w:pPr>
+      <w:rPr/>
+    </w:lvl>
+    <w:lvl w:ilvl="2">
+      <w:start w:val="1"/>
+      <w:numFmt w:val="decimal"/>
+      <w:lvlText w:val="%3."/>
+      <w:lvlJc w:val="left"/>
+      <w:pPr>
+        <w:tabs>
+          <w:tab w:val="num" w:pos="1440"/>
+        </w:tabs>
+        <w:ind w:left="1440" w:hanging="360"/>
+      </w:pPr>
+      <w:rPr/>
+    </w:lvl>
+    <w:lvl w:ilvl="3">
+      <w:start w:val="1"/>
+      <w:numFmt w:val="decimal"/>
+      <w:lvlText w:val="%4."/>
+      <w:lvlJc w:val="left"/>
+      <w:pPr>
+        <w:tabs>
+          <w:tab w:val="num" w:pos="1800"/>
+        </w:tabs>
+        <w:ind w:left="1800" w:hanging="360"/>
+      </w:pPr>
+      <w:rPr/>
+    </w:lvl>
+    <w:lvl w:ilvl="4">
+      <w:start w:val="1"/>
+      <w:numFmt w:val="decimal"/>
+      <w:lvlText w:val="%5."/>
+      <w:lvlJc w:val="left"/>
+      <w:pPr>
+        <w:tabs>
+          <w:tab w:val="num" w:pos="2160"/>
+        </w:tabs>
+        <w:ind w:left="2160" w:hanging="360"/>
+      </w:pPr>
+      <w:rPr/>
+    </w:lvl>
+    <w:lvl w:ilvl="5">
+      <w:start w:val="1"/>
+      <w:numFmt w:val="decimal"/>
+      <w:lvlText w:val="%6."/>
+      <w:lvlJc w:val="left"/>
+      <w:pPr>
+        <w:tabs>
+          <w:tab w:val="num" w:pos="2520"/>
+        </w:tabs>
+        <w:ind w:left="2520" w:hanging="360"/>
+      </w:pPr>
+      <w:rPr/>
+    </w:lvl>
+    <w:lvl w:ilvl="6">
+      <w:start w:val="1"/>
+      <w:numFmt w:val="decimal"/>
+      <w:lvlText w:val="%7."/>
+      <w:lvlJc w:val="left"/>
+      <w:pPr>
+        <w:tabs>
+          <w:tab w:val="num" w:pos="2880"/>
+        </w:tabs>
+        <w:ind w:left="2880" w:hanging="360"/>
+      </w:pPr>
+      <w:rPr/>
+    </w:lvl>
+    <w:lvl w:ilvl="7">
+      <w:start w:val="1"/>
+      <w:numFmt w:val="decimal"/>
+      <w:lvlText w:val="%8."/>
+      <w:lvlJc w:val="left"/>
+      <w:pPr>
+        <w:tabs>
+          <w:tab w:val="num" w:pos="3240"/>
+        </w:tabs>
+        <w:ind w:left="3240" w:hanging="360"/>
+      </w:pPr>
+      <w:rPr/>
+    </w:lvl>
+    <w:lvl w:ilvl="8">
+      <w:start w:val="1"/>
+      <w:numFmt w:val="decimal"/>
+      <w:lvlText w:val="%9."/>
+      <w:lvlJc w:val="left"/>
+      <w:pPr>
+        <w:tabs>
+          <w:tab w:val="num" w:pos="3600"/>
+        </w:tabs>
+        <w:ind w:left="3600" w:hanging="360"/>
+      </w:pPr>
+      <w:rPr/>
+    </w:lvl>
+  </w:abstractNum>
+  <w:abstractNum w:abstractNumId="17">
+    <w:lvl w:ilvl="0">
+      <w:start w:val="1"/>
+      <w:numFmt w:val="decimal"/>
+      <w:lvlText w:val="%1."/>
+      <w:lvlJc w:val="left"/>
+      <w:pPr>
+        <w:tabs>
+          <w:tab w:val="num" w:pos="0"/>
+        </w:tabs>
+        <w:ind w:left="567" w:hanging="340"/>
+      </w:pPr>
+      <w:rPr/>
+    </w:lvl>
+    <w:lvl w:ilvl="1">
+      <w:start w:val="1"/>
+      <w:numFmt w:val="decimal"/>
+      <w:lvlText w:val="%2."/>
+      <w:lvlJc w:val="left"/>
+      <w:pPr>
+        <w:tabs>
+          <w:tab w:val="num" w:pos="1080"/>
+        </w:tabs>
+        <w:ind w:left="1080" w:hanging="360"/>
+      </w:pPr>
+      <w:rPr/>
+    </w:lvl>
+    <w:lvl w:ilvl="2">
+      <w:start w:val="1"/>
+      <w:numFmt w:val="decimal"/>
+      <w:lvlText w:val="%3."/>
+      <w:lvlJc w:val="left"/>
+      <w:pPr>
+        <w:tabs>
+          <w:tab w:val="num" w:pos="1440"/>
+        </w:tabs>
+        <w:ind w:left="1440" w:hanging="360"/>
+      </w:pPr>
+      <w:rPr/>
+    </w:lvl>
+    <w:lvl w:ilvl="3">
+      <w:start w:val="1"/>
+      <w:numFmt w:val="decimal"/>
+      <w:lvlText w:val="%4."/>
+      <w:lvlJc w:val="left"/>
+      <w:pPr>
+        <w:tabs>
+          <w:tab w:val="num" w:pos="1800"/>
+        </w:tabs>
+        <w:ind w:left="1800" w:hanging="360"/>
+      </w:pPr>
+      <w:rPr/>
+    </w:lvl>
+    <w:lvl w:ilvl="4">
+      <w:start w:val="1"/>
+      <w:numFmt w:val="decimal"/>
+      <w:lvlText w:val="%5."/>
+      <w:lvlJc w:val="left"/>
+      <w:pPr>
+        <w:tabs>
+          <w:tab w:val="num" w:pos="2160"/>
+        </w:tabs>
+        <w:ind w:left="2160" w:hanging="360"/>
+      </w:pPr>
+      <w:rPr/>
+    </w:lvl>
+    <w:lvl w:ilvl="5">
+      <w:start w:val="1"/>
+      <w:numFmt w:val="decimal"/>
+      <w:lvlText w:val="%6."/>
+      <w:lvlJc w:val="left"/>
+      <w:pPr>
+        <w:tabs>
+          <w:tab w:val="num" w:pos="2520"/>
+        </w:tabs>
+        <w:ind w:left="2520" w:hanging="360"/>
+      </w:pPr>
+      <w:rPr/>
+    </w:lvl>
+    <w:lvl w:ilvl="6">
+      <w:start w:val="1"/>
+      <w:numFmt w:val="decimal"/>
+      <w:lvlText w:val="%7."/>
+      <w:lvlJc w:val="left"/>
+      <w:pPr>
+        <w:tabs>
+          <w:tab w:val="num" w:pos="2880"/>
+        </w:tabs>
+        <w:ind w:left="2880" w:hanging="360"/>
+      </w:pPr>
+      <w:rPr/>
+    </w:lvl>
+    <w:lvl w:ilvl="7">
+      <w:start w:val="1"/>
+      <w:numFmt w:val="decimal"/>
+      <w:lvlText w:val="%8."/>
+      <w:lvlJc w:val="left"/>
+      <w:pPr>
+        <w:tabs>
+          <w:tab w:val="num" w:pos="3240"/>
+        </w:tabs>
+        <w:ind w:left="3240" w:hanging="360"/>
+      </w:pPr>
+      <w:rPr/>
+    </w:lvl>
+    <w:lvl w:ilvl="8">
+      <w:start w:val="1"/>
+      <w:numFmt w:val="decimal"/>
+      <w:lvlText w:val="%9."/>
+      <w:lvlJc w:val="left"/>
+      <w:pPr>
+        <w:tabs>
+          <w:tab w:val="num" w:pos="3600"/>
+        </w:tabs>
+        <w:ind w:left="3600" w:hanging="360"/>
+      </w:pPr>
+      <w:rPr/>
+    </w:lvl>
+  </w:abstractNum>
+  <w:abstractNum w:abstractNumId="18">
+    <w:lvl w:ilvl="0">
+      <w:start w:val="1"/>
+      <w:numFmt w:val="decimal"/>
+      <w:lvlText w:val="%1."/>
+      <w:lvlJc w:val="left"/>
+      <w:pPr>
+        <w:tabs>
+          <w:tab w:val="num" w:pos="0"/>
+        </w:tabs>
+        <w:ind w:left="567" w:hanging="340"/>
+      </w:pPr>
+      <w:rPr/>
+    </w:lvl>
+    <w:lvl w:ilvl="1">
+      <w:start w:val="1"/>
+      <w:numFmt w:val="decimal"/>
+      <w:lvlText w:val="%2."/>
+      <w:lvlJc w:val="left"/>
+      <w:pPr>
+        <w:tabs>
+          <w:tab w:val="num" w:pos="1080"/>
+        </w:tabs>
+        <w:ind w:left="1080" w:hanging="360"/>
+      </w:pPr>
+      <w:rPr/>
+    </w:lvl>
+    <w:lvl w:ilvl="2">
+      <w:start w:val="1"/>
+      <w:numFmt w:val="decimal"/>
+      <w:lvlText w:val="%3."/>
+      <w:lvlJc w:val="left"/>
+      <w:pPr>
+        <w:tabs>
+          <w:tab w:val="num" w:pos="1440"/>
+        </w:tabs>
+        <w:ind w:left="1440" w:hanging="360"/>
+      </w:pPr>
+      <w:rPr/>
+    </w:lvl>
+    <w:lvl w:ilvl="3">
+      <w:start w:val="1"/>
+      <w:numFmt w:val="decimal"/>
+      <w:lvlText w:val="%4."/>
+      <w:lvlJc w:val="left"/>
+      <w:pPr>
+        <w:tabs>
+          <w:tab w:val="num" w:pos="1800"/>
+        </w:tabs>
+        <w:ind w:left="1800" w:hanging="360"/>
+      </w:pPr>
+      <w:rPr/>
+    </w:lvl>
+    <w:lvl w:ilvl="4">
+      <w:start w:val="1"/>
+      <w:numFmt w:val="decimal"/>
+      <w:lvlText w:val="%5."/>
+      <w:lvlJc w:val="left"/>
+      <w:pPr>
+        <w:tabs>
+          <w:tab w:val="num" w:pos="2160"/>
+        </w:tabs>
+        <w:ind w:left="2160" w:hanging="360"/>
+      </w:pPr>
+      <w:rPr/>
+    </w:lvl>
+    <w:lvl w:ilvl="5">
+      <w:start w:val="1"/>
+      <w:numFmt w:val="decimal"/>
+      <w:lvlText w:val="%6."/>
+      <w:lvlJc w:val="left"/>
+      <w:pPr>
+        <w:tabs>
+          <w:tab w:val="num" w:pos="2520"/>
+        </w:tabs>
+        <w:ind w:left="2520" w:hanging="360"/>
+      </w:pPr>
+      <w:rPr/>
+    </w:lvl>
+    <w:lvl w:ilvl="6">
+      <w:start w:val="1"/>
+      <w:numFmt w:val="decimal"/>
+      <w:lvlText w:val="%7."/>
+      <w:lvlJc w:val="left"/>
+      <w:pPr>
+        <w:tabs>
+          <w:tab w:val="num" w:pos="2880"/>
+        </w:tabs>
+        <w:ind w:left="2880" w:hanging="360"/>
+      </w:pPr>
+      <w:rPr/>
+    </w:lvl>
+    <w:lvl w:ilvl="7">
+      <w:start w:val="1"/>
+      <w:numFmt w:val="decimal"/>
+      <w:lvlText w:val="%8."/>
+      <w:lvlJc w:val="left"/>
+      <w:pPr>
+        <w:tabs>
+          <w:tab w:val="num" w:pos="3240"/>
+        </w:tabs>
+        <w:ind w:left="3240" w:hanging="360"/>
+      </w:pPr>
+      <w:rPr/>
+    </w:lvl>
+    <w:lvl w:ilvl="8">
+      <w:start w:val="1"/>
+      <w:numFmt w:val="decimal"/>
+      <w:lvlText w:val="%9."/>
+      <w:lvlJc w:val="left"/>
+      <w:pPr>
+        <w:tabs>
+          <w:tab w:val="num" w:pos="3600"/>
+        </w:tabs>
+        <w:ind w:left="3600" w:hanging="360"/>
+      </w:pPr>
+      <w:rPr/>
+    </w:lvl>
+  </w:abstractNum>
+  <w:abstractNum w:abstractNumId="19">
+    <w:lvl w:ilvl="0">
+      <w:start w:val="1"/>
+      <w:numFmt w:val="decimal"/>
+      <w:lvlText w:val="%1."/>
+      <w:lvlJc w:val="left"/>
+      <w:pPr>
+        <w:tabs>
+          <w:tab w:val="num" w:pos="0"/>
+        </w:tabs>
+        <w:ind w:left="567" w:hanging="340"/>
+      </w:pPr>
+      <w:rPr/>
+    </w:lvl>
+    <w:lvl w:ilvl="1">
+      <w:start w:val="1"/>
+      <w:numFmt w:val="decimal"/>
+      <w:lvlText w:val="%2."/>
+      <w:lvlJc w:val="left"/>
+      <w:pPr>
+        <w:tabs>
+          <w:tab w:val="num" w:pos="1080"/>
+        </w:tabs>
+        <w:ind w:left="1080" w:hanging="360"/>
+      </w:pPr>
+      <w:rPr/>
+    </w:lvl>
+    <w:lvl w:ilvl="2">
+      <w:start w:val="1"/>
+      <w:numFmt w:val="decimal"/>
+      <w:lvlText w:val="%3."/>
+      <w:lvlJc w:val="left"/>
+      <w:pPr>
+        <w:tabs>
+          <w:tab w:val="num" w:pos="1440"/>
+        </w:tabs>
+        <w:ind w:left="1440" w:hanging="360"/>
+      </w:pPr>
+      <w:rPr/>
+    </w:lvl>
+    <w:lvl w:ilvl="3">
+      <w:start w:val="1"/>
+      <w:numFmt w:val="decimal"/>
+      <w:lvlText w:val="%4."/>
+      <w:lvlJc w:val="left"/>
+      <w:pPr>
+        <w:tabs>
+          <w:tab w:val="num" w:pos="1800"/>
+        </w:tabs>
+        <w:ind w:left="1800" w:hanging="360"/>
+      </w:pPr>
+      <w:rPr/>
+    </w:lvl>
+    <w:lvl w:ilvl="4">
+      <w:start w:val="1"/>
+      <w:numFmt w:val="decimal"/>
+      <w:lvlText w:val="%5."/>
+      <w:lvlJc w:val="left"/>
+      <w:pPr>
+        <w:tabs>
+          <w:tab w:val="num" w:pos="2160"/>
+        </w:tabs>
+        <w:ind w:left="2160" w:hanging="360"/>
+      </w:pPr>
+      <w:rPr/>
+    </w:lvl>
+    <w:lvl w:ilvl="5">
+      <w:start w:val="1"/>
+      <w:numFmt w:val="decimal"/>
+      <w:lvlText w:val="%6."/>
+      <w:lvlJc w:val="left"/>
+      <w:pPr>
+        <w:tabs>
+          <w:tab w:val="num" w:pos="2520"/>
+        </w:tabs>
+        <w:ind w:left="2520" w:hanging="360"/>
+      </w:pPr>
+      <w:rPr/>
+    </w:lvl>
+    <w:lvl w:ilvl="6">
+      <w:start w:val="1"/>
+      <w:numFmt w:val="decimal"/>
+      <w:lvlText w:val="%7."/>
+      <w:lvlJc w:val="left"/>
+      <w:pPr>
+        <w:tabs>
+          <w:tab w:val="num" w:pos="2880"/>
+        </w:tabs>
+        <w:ind w:left="2880" w:hanging="360"/>
+      </w:pPr>
+      <w:rPr/>
+    </w:lvl>
+    <w:lvl w:ilvl="7">
+      <w:start w:val="1"/>
+      <w:numFmt w:val="decimal"/>
+      <w:lvlText w:val="%8."/>
+      <w:lvlJc w:val="left"/>
+      <w:pPr>
+        <w:tabs>
+          <w:tab w:val="num" w:pos="3240"/>
+        </w:tabs>
+        <w:ind w:left="3240" w:hanging="360"/>
+      </w:pPr>
+      <w:rPr/>
+    </w:lvl>
+    <w:lvl w:ilvl="8">
+      <w:start w:val="1"/>
+      <w:numFmt w:val="decimal"/>
+      <w:lvlText w:val="%9."/>
+      <w:lvlJc w:val="left"/>
+      <w:pPr>
+        <w:tabs>
+          <w:tab w:val="num" w:pos="3600"/>
+        </w:tabs>
+        <w:ind w:left="3600" w:hanging="360"/>
+      </w:pPr>
+      <w:rPr/>
+    </w:lvl>
+  </w:abstractNum>
+  <w:abstractNum w:abstractNumId="20">
+    <w:lvl w:ilvl="0">
+      <w:start w:val="1"/>
+      <w:numFmt w:val="decimal"/>
+      <w:lvlText w:val="%1."/>
+      <w:lvlJc w:val="left"/>
+      <w:pPr>
+        <w:tabs>
+          <w:tab w:val="num" w:pos="0"/>
+        </w:tabs>
+        <w:ind w:left="567" w:hanging="340"/>
+      </w:pPr>
+      <w:rPr/>
+    </w:lvl>
+    <w:lvl w:ilvl="1">
+      <w:start w:val="1"/>
+      <w:numFmt w:val="decimal"/>
+      <w:lvlText w:val="%2."/>
+      <w:lvlJc w:val="left"/>
+      <w:pPr>
+        <w:tabs>
+          <w:tab w:val="num" w:pos="1080"/>
+        </w:tabs>
+        <w:ind w:left="1080" w:hanging="360"/>
+      </w:pPr>
+      <w:rPr/>
+    </w:lvl>
+    <w:lvl w:ilvl="2">
+      <w:start w:val="1"/>
+      <w:numFmt w:val="decimal"/>
+      <w:lvlText w:val="%3."/>
+      <w:lvlJc w:val="left"/>
+      <w:pPr>
+        <w:tabs>
+          <w:tab w:val="num" w:pos="1440"/>
+        </w:tabs>
+        <w:ind w:left="1440" w:hanging="360"/>
+      </w:pPr>
+      <w:rPr/>
+    </w:lvl>
+    <w:lvl w:ilvl="3">
+      <w:start w:val="1"/>
+      <w:numFmt w:val="decimal"/>
+      <w:lvlText w:val="%4."/>
+      <w:lvlJc w:val="left"/>
+      <w:pPr>
+        <w:tabs>
+          <w:tab w:val="num" w:pos="1800"/>
+        </w:tabs>
+        <w:ind w:left="1800" w:hanging="360"/>
+      </w:pPr>
+      <w:rPr/>
+    </w:lvl>
+    <w:lvl w:ilvl="4">
+      <w:start w:val="1"/>
+      <w:numFmt w:val="decimal"/>
+      <w:lvlText w:val="%5."/>
+      <w:lvlJc w:val="left"/>
+      <w:pPr>
+        <w:tabs>
+          <w:tab w:val="num" w:pos="2160"/>
+        </w:tabs>
+        <w:ind w:left="2160" w:hanging="360"/>
+      </w:pPr>
+      <w:rPr/>
+    </w:lvl>
+    <w:lvl w:ilvl="5">
+      <w:start w:val="1"/>
+      <w:numFmt w:val="decimal"/>
+      <w:lvlText w:val="%6."/>
+      <w:lvlJc w:val="left"/>
+      <w:pPr>
+        <w:tabs>
+          <w:tab w:val="num" w:pos="2520"/>
+        </w:tabs>
+        <w:ind w:left="2520" w:hanging="360"/>
+      </w:pPr>
+      <w:rPr/>
+    </w:lvl>
+    <w:lvl w:ilvl="6">
+      <w:start w:val="1"/>
+      <w:numFmt w:val="decimal"/>
+      <w:lvlText w:val="%7."/>
+      <w:lvlJc w:val="left"/>
+      <w:pPr>
+        <w:tabs>
+          <w:tab w:val="num" w:pos="2880"/>
+        </w:tabs>
+        <w:ind w:left="2880" w:hanging="360"/>
+      </w:pPr>
+      <w:rPr/>
+    </w:lvl>
+    <w:lvl w:ilvl="7">
+      <w:start w:val="1"/>
+      <w:numFmt w:val="decimal"/>
+      <w:lvlText w:val="%8."/>
+      <w:lvlJc w:val="left"/>
+      <w:pPr>
+        <w:tabs>
+          <w:tab w:val="num" w:pos="3240"/>
+        </w:tabs>
+        <w:ind w:left="3240" w:hanging="360"/>
+      </w:pPr>
+      <w:rPr/>
+    </w:lvl>
+    <w:lvl w:ilvl="8">
+      <w:start w:val="1"/>
+      <w:numFmt w:val="decimal"/>
+      <w:lvlText w:val="%9."/>
+      <w:lvlJc w:val="left"/>
+      <w:pPr>
+        <w:tabs>
+          <w:tab w:val="num" w:pos="3600"/>
+        </w:tabs>
+        <w:ind w:left="3600" w:hanging="360"/>
+      </w:pPr>
+      <w:rPr/>
+    </w:lvl>
+  </w:abstractNum>
+  <w:abstractNum w:abstractNumId="21">
+    <w:lvl w:ilvl="0">
+      <w:start w:val="1"/>
+      <w:numFmt w:val="decimal"/>
+      <w:lvlText w:val="%1."/>
+      <w:lvlJc w:val="left"/>
+      <w:pPr>
+        <w:tabs>
+          <w:tab w:val="num" w:pos="0"/>
+        </w:tabs>
+        <w:ind w:left="567" w:hanging="340"/>
+      </w:pPr>
+      <w:rPr/>
+    </w:lvl>
+    <w:lvl w:ilvl="1">
+      <w:start w:val="1"/>
+      <w:numFmt w:val="decimal"/>
+      <w:lvlText w:val="%2."/>
+      <w:lvlJc w:val="left"/>
+      <w:pPr>
+        <w:tabs>
+          <w:tab w:val="num" w:pos="1080"/>
+        </w:tabs>
+        <w:ind w:left="1080" w:hanging="360"/>
+      </w:pPr>
+      <w:rPr/>
+    </w:lvl>
+    <w:lvl w:ilvl="2">
+      <w:start w:val="1"/>
+      <w:numFmt w:val="decimal"/>
+      <w:lvlText w:val="%3."/>
+      <w:lvlJc w:val="left"/>
+      <w:pPr>
+        <w:tabs>
+          <w:tab w:val="num" w:pos="1440"/>
+        </w:tabs>
+        <w:ind w:left="1440" w:hanging="360"/>
+      </w:pPr>
+      <w:rPr/>
+    </w:lvl>
+    <w:lvl w:ilvl="3">
+      <w:start w:val="1"/>
+      <w:numFmt w:val="decimal"/>
+      <w:lvlText w:val="%4."/>
+      <w:lvlJc w:val="left"/>
+      <w:pPr>
+        <w:tabs>
+          <w:tab w:val="num" w:pos="1800"/>
+        </w:tabs>
+        <w:ind w:left="1800" w:hanging="360"/>
+      </w:pPr>
+      <w:rPr/>
+    </w:lvl>
+    <w:lvl w:ilvl="4">
+      <w:start w:val="1"/>
+      <w:numFmt w:val="decimal"/>
+      <w:lvlText w:val="%5."/>
+      <w:lvlJc w:val="left"/>
+      <w:pPr>
+        <w:tabs>
+          <w:tab w:val="num" w:pos="2160"/>
+        </w:tabs>
+        <w:ind w:left="2160" w:hanging="360"/>
+      </w:pPr>
+      <w:rPr/>
+    </w:lvl>
+    <w:lvl w:ilvl="5">
+      <w:start w:val="1"/>
+      <w:numFmt w:val="decimal"/>
+      <w:lvlText w:val="%6."/>
+      <w:lvlJc w:val="left"/>
+      <w:pPr>
+        <w:tabs>
+          <w:tab w:val="num" w:pos="2520"/>
+        </w:tabs>
+        <w:ind w:left="2520" w:hanging="360"/>
+      </w:pPr>
+      <w:rPr/>
+    </w:lvl>
+    <w:lvl w:ilvl="6">
+      <w:start w:val="1"/>
+      <w:numFmt w:val="decimal"/>
+      <w:lvlText w:val="%7."/>
+      <w:lvlJc w:val="left"/>
+      <w:pPr>
+        <w:tabs>
+          <w:tab w:val="num" w:pos="2880"/>
+        </w:tabs>
+        <w:ind w:left="2880" w:hanging="360"/>
+      </w:pPr>
+      <w:rPr/>
+    </w:lvl>
+    <w:lvl w:ilvl="7">
+      <w:start w:val="1"/>
+      <w:numFmt w:val="decimal"/>
+      <w:lvlText w:val="%8."/>
+      <w:lvlJc w:val="left"/>
+      <w:pPr>
+        <w:tabs>
+          <w:tab w:val="num" w:pos="3240"/>
+        </w:tabs>
+        <w:ind w:left="3240" w:hanging="360"/>
+      </w:pPr>
+      <w:rPr/>
+    </w:lvl>
+    <w:lvl w:ilvl="8">
+      <w:start w:val="1"/>
+      <w:numFmt w:val="decimal"/>
+      <w:lvlText w:val="%9."/>
+      <w:lvlJc w:val="left"/>
+      <w:pPr>
+        <w:tabs>
+          <w:tab w:val="num" w:pos="3600"/>
+        </w:tabs>
+        <w:ind w:left="3600" w:hanging="360"/>
+      </w:pPr>
+      <w:rPr/>
+    </w:lvl>
+  </w:abstractNum>
+  <w:abstractNum w:abstractNumId="22">
+    <w:lvl w:ilvl="0">
+      <w:start w:val="1"/>
+      <w:numFmt w:val="decimal"/>
+      <w:lvlText w:val="%1."/>
+      <w:lvlJc w:val="left"/>
+      <w:pPr>
+        <w:tabs>
+          <w:tab w:val="num" w:pos="0"/>
+        </w:tabs>
+        <w:ind w:left="567" w:hanging="340"/>
+      </w:pPr>
+      <w:rPr/>
+    </w:lvl>
+    <w:lvl w:ilvl="1">
+      <w:start w:val="1"/>
+      <w:numFmt w:val="decimal"/>
+      <w:lvlText w:val="%2."/>
+      <w:lvlJc w:val="left"/>
+      <w:pPr>
+        <w:tabs>
+          <w:tab w:val="num" w:pos="1080"/>
+        </w:tabs>
+        <w:ind w:left="1080" w:hanging="360"/>
+      </w:pPr>
+      <w:rPr/>
+    </w:lvl>
+    <w:lvl w:ilvl="2">
+      <w:start w:val="1"/>
+      <w:numFmt w:val="decimal"/>
+      <w:lvlText w:val="%3."/>
+      <w:lvlJc w:val="left"/>
+      <w:pPr>
+        <w:tabs>
+          <w:tab w:val="num" w:pos="1440"/>
+        </w:tabs>
+        <w:ind w:left="1440" w:hanging="360"/>
+      </w:pPr>
+      <w:rPr/>
+    </w:lvl>
+    <w:lvl w:ilvl="3">
+      <w:start w:val="1"/>
+      <w:numFmt w:val="decimal"/>
+      <w:lvlText w:val="%4."/>
+      <w:lvlJc w:val="left"/>
+      <w:pPr>
+        <w:tabs>
+          <w:tab w:val="num" w:pos="1800"/>
+        </w:tabs>
+        <w:ind w:left="1800" w:hanging="360"/>
+      </w:pPr>
+      <w:rPr/>
+    </w:lvl>
+    <w:lvl w:ilvl="4">
+      <w:start w:val="1"/>
+      <w:numFmt w:val="decimal"/>
+      <w:lvlText w:val="%5."/>
+      <w:lvlJc w:val="left"/>
+      <w:pPr>
+        <w:tabs>
+          <w:tab w:val="num" w:pos="2160"/>
+        </w:tabs>
+        <w:ind w:left="2160" w:hanging="360"/>
+      </w:pPr>
+      <w:rPr/>
+    </w:lvl>
+    <w:lvl w:ilvl="5">
+      <w:start w:val="1"/>
+      <w:numFmt w:val="decimal"/>
+      <w:lvlText w:val="%6."/>
+      <w:lvlJc w:val="left"/>
+      <w:pPr>
+        <w:tabs>
+          <w:tab w:val="num" w:pos="2520"/>
+        </w:tabs>
+        <w:ind w:left="2520" w:hanging="360"/>
+      </w:pPr>
+      <w:rPr/>
+    </w:lvl>
+    <w:lvl w:ilvl="6">
+      <w:start w:val="1"/>
+      <w:numFmt w:val="decimal"/>
+      <w:lvlText w:val="%7."/>
+      <w:lvlJc w:val="left"/>
+      <w:pPr>
+        <w:tabs>
+          <w:tab w:val="num" w:pos="2880"/>
+        </w:tabs>
+        <w:ind w:left="2880" w:hanging="360"/>
+      </w:pPr>
+      <w:rPr/>
+    </w:lvl>
+    <w:lvl w:ilvl="7">
+      <w:start w:val="1"/>
+      <w:numFmt w:val="decimal"/>
+      <w:lvlText w:val="%8."/>
+      <w:lvlJc w:val="left"/>
+      <w:pPr>
+        <w:tabs>
+          <w:tab w:val="num" w:pos="3240"/>
+        </w:tabs>
+        <w:ind w:left="3240" w:hanging="360"/>
+      </w:pPr>
+      <w:rPr/>
+    </w:lvl>
+    <w:lvl w:ilvl="8">
+      <w:start w:val="1"/>
+      <w:numFmt w:val="decimal"/>
+      <w:lvlText w:val="%9."/>
+      <w:lvlJc w:val="left"/>
+      <w:pPr>
+        <w:tabs>
+          <w:tab w:val="num" w:pos="3600"/>
+        </w:tabs>
+        <w:ind w:left="3600" w:hanging="360"/>
+      </w:pPr>
+      <w:rPr/>
+    </w:lvl>
+  </w:abstractNum>
+  <w:abstractNum w:abstractNumId="23">
+    <w:lvl w:ilvl="0">
+      <w:start w:val="1"/>
+      <w:numFmt w:val="decimal"/>
+      <w:lvlText w:val="%1."/>
+      <w:lvlJc w:val="left"/>
+      <w:pPr>
+        <w:tabs>
+          <w:tab w:val="num" w:pos="0"/>
+        </w:tabs>
+        <w:ind w:left="567" w:hanging="340"/>
+      </w:pPr>
+      <w:rPr/>
+    </w:lvl>
+    <w:lvl w:ilvl="1">
+      <w:start w:val="1"/>
+      <w:numFmt w:val="decimal"/>
+      <w:lvlText w:val="%2."/>
+      <w:lvlJc w:val="left"/>
+      <w:pPr>
+        <w:tabs>
+          <w:tab w:val="num" w:pos="1080"/>
+        </w:tabs>
+        <w:ind w:left="1080" w:hanging="360"/>
+      </w:pPr>
+      <w:rPr/>
+    </w:lvl>
+    <w:lvl w:ilvl="2">
+      <w:start w:val="1"/>
+      <w:numFmt w:val="decimal"/>
+      <w:lvlText w:val="%3."/>
+      <w:lvlJc w:val="left"/>
+      <w:pPr>
+        <w:tabs>
+          <w:tab w:val="num" w:pos="1440"/>
+        </w:tabs>
+        <w:ind w:left="1440" w:hanging="360"/>
+      </w:pPr>
+      <w:rPr/>
+    </w:lvl>
+    <w:lvl w:ilvl="3">
+      <w:start w:val="1"/>
+      <w:numFmt w:val="decimal"/>
+      <w:lvlText w:val="%4."/>
+      <w:lvlJc w:val="left"/>
+      <w:pPr>
+        <w:tabs>
+          <w:tab w:val="num" w:pos="1800"/>
+        </w:tabs>
+        <w:ind w:left="1800" w:hanging="360"/>
+      </w:pPr>
+      <w:rPr/>
+    </w:lvl>
+    <w:lvl w:ilvl="4">
+      <w:start w:val="1"/>
+      <w:numFmt w:val="decimal"/>
+      <w:lvlText w:val="%5."/>
+      <w:lvlJc w:val="left"/>
+      <w:pPr>
+        <w:tabs>
+          <w:tab w:val="num" w:pos="2160"/>
+        </w:tabs>
+        <w:ind w:left="2160" w:hanging="360"/>
+      </w:pPr>
+      <w:rPr/>
+    </w:lvl>
+    <w:lvl w:ilvl="5">
+      <w:start w:val="1"/>
+      <w:numFmt w:val="decimal"/>
+      <w:lvlText w:val="%6."/>
+      <w:lvlJc w:val="left"/>
+      <w:pPr>
+        <w:tabs>
+          <w:tab w:val="num" w:pos="2520"/>
+        </w:tabs>
+        <w:ind w:left="2520" w:hanging="360"/>
+      </w:pPr>
+      <w:rPr/>
+    </w:lvl>
+    <w:lvl w:ilvl="6">
+      <w:start w:val="1"/>
+      <w:numFmt w:val="decimal"/>
+      <w:lvlText w:val="%7."/>
+      <w:lvlJc w:val="left"/>
+      <w:pPr>
+        <w:tabs>
+          <w:tab w:val="num" w:pos="2880"/>
+        </w:tabs>
+        <w:ind w:left="2880" w:hanging="360"/>
+      </w:pPr>
+      <w:rPr/>
+    </w:lvl>
+    <w:lvl w:ilvl="7">
+      <w:start w:val="1"/>
+      <w:numFmt w:val="decimal"/>
+      <w:lvlText w:val="%8."/>
+      <w:lvlJc w:val="left"/>
+      <w:pPr>
+        <w:tabs>
+          <w:tab w:val="num" w:pos="3240"/>
+        </w:tabs>
+        <w:ind w:left="3240" w:hanging="360"/>
+      </w:pPr>
+      <w:rPr/>
+    </w:lvl>
+    <w:lvl w:ilvl="8">
+      <w:start w:val="1"/>
+      <w:numFmt w:val="decimal"/>
+      <w:lvlText w:val="%9."/>
+      <w:lvlJc w:val="left"/>
+      <w:pPr>
+        <w:tabs>
+          <w:tab w:val="num" w:pos="3600"/>
+        </w:tabs>
+        <w:ind w:left="3600" w:hanging="360"/>
+      </w:pPr>
+      <w:rPr/>
+    </w:lvl>
+  </w:abstractNum>
+  <w:abstractNum w:abstractNumId="24">
+    <w:lvl w:ilvl="0">
+      <w:start w:val="1"/>
+      <w:numFmt w:val="decimal"/>
+      <w:lvlText w:val="%1."/>
+      <w:lvlJc w:val="left"/>
+      <w:pPr>
+        <w:tabs>
+          <w:tab w:val="num" w:pos="0"/>
+        </w:tabs>
+        <w:ind w:left="567" w:hanging="340"/>
+      </w:pPr>
+      <w:rPr/>
+    </w:lvl>
+    <w:lvl w:ilvl="1">
+      <w:start w:val="1"/>
+      <w:numFmt w:val="decimal"/>
+      <w:lvlText w:val="%2."/>
+      <w:lvlJc w:val="left"/>
+      <w:pPr>
+        <w:tabs>
+          <w:tab w:val="num" w:pos="1080"/>
+        </w:tabs>
+        <w:ind w:left="1080" w:hanging="360"/>
+      </w:pPr>
+      <w:rPr/>
+    </w:lvl>
+    <w:lvl w:ilvl="2">
+      <w:start w:val="1"/>
+      <w:numFmt w:val="decimal"/>
+      <w:lvlText w:val="%3."/>
+      <w:lvlJc w:val="left"/>
+      <w:pPr>
+        <w:tabs>
+          <w:tab w:val="num" w:pos="1440"/>
+        </w:tabs>
+        <w:ind w:left="1440" w:hanging="360"/>
+      </w:pPr>
+      <w:rPr/>
+    </w:lvl>
+    <w:lvl w:ilvl="3">
+      <w:start w:val="1"/>
+      <w:numFmt w:val="decimal"/>
+      <w:lvlText w:val="%4."/>
+      <w:lvlJc w:val="left"/>
+      <w:pPr>
+        <w:tabs>
+          <w:tab w:val="num" w:pos="1800"/>
+        </w:tabs>
+        <w:ind w:left="1800" w:hanging="360"/>
+      </w:pPr>
+      <w:rPr/>
+    </w:lvl>
+    <w:lvl w:ilvl="4">
+      <w:start w:val="1"/>
+      <w:numFmt w:val="decimal"/>
+      <w:lvlText w:val="%5."/>
+      <w:lvlJc w:val="left"/>
+      <w:pPr>
+        <w:tabs>
+          <w:tab w:val="num" w:pos="2160"/>
+        </w:tabs>
+        <w:ind w:left="2160" w:hanging="360"/>
+      </w:pPr>
+      <w:rPr/>
+    </w:lvl>
+    <w:lvl w:ilvl="5">
+      <w:start w:val="1"/>
+      <w:numFmt w:val="decimal"/>
+      <w:lvlText w:val="%6."/>
+      <w:lvlJc w:val="left"/>
+      <w:pPr>
+        <w:tabs>
+          <w:tab w:val="num" w:pos="2520"/>
+        </w:tabs>
+        <w:ind w:left="2520" w:hanging="360"/>
+      </w:pPr>
+      <w:rPr/>
+    </w:lvl>
+    <w:lvl w:ilvl="6">
+      <w:start w:val="1"/>
+      <w:numFmt w:val="decimal"/>
+      <w:lvlText w:val="%7."/>
+      <w:lvlJc w:val="left"/>
+      <w:pPr>
+        <w:tabs>
+          <w:tab w:val="num" w:pos="2880"/>
+        </w:tabs>
+        <w:ind w:left="2880" w:hanging="360"/>
+      </w:pPr>
+      <w:rPr/>
+    </w:lvl>
+    <w:lvl w:ilvl="7">
+      <w:start w:val="1"/>
+      <w:numFmt w:val="decimal"/>
+      <w:lvlText w:val="%8."/>
+      <w:lvlJc w:val="left"/>
+      <w:pPr>
+        <w:tabs>
+          <w:tab w:val="num" w:pos="3240"/>
+        </w:tabs>
+        <w:ind w:left="3240" w:hanging="360"/>
+      </w:pPr>
+      <w:rPr/>
+    </w:lvl>
+    <w:lvl w:ilvl="8">
+      <w:start w:val="1"/>
+      <w:numFmt w:val="decimal"/>
+      <w:lvlText w:val="%9."/>
+      <w:lvlJc w:val="left"/>
+      <w:pPr>
+        <w:tabs>
+          <w:tab w:val="num" w:pos="3600"/>
+        </w:tabs>
+        <w:ind w:left="3600" w:hanging="360"/>
+      </w:pPr>
+      <w:rPr/>
+    </w:lvl>
+  </w:abstractNum>
+  <w:abstractNum w:abstractNumId="25">
+    <w:lvl w:ilvl="0">
+      <w:start w:val="1"/>
+      <w:numFmt w:val="decimal"/>
+      <w:lvlText w:val="%1."/>
+      <w:lvlJc w:val="left"/>
+      <w:pPr>
+        <w:tabs>
+          <w:tab w:val="num" w:pos="0"/>
+        </w:tabs>
+        <w:ind w:left="567" w:hanging="340"/>
+      </w:pPr>
+      <w:rPr/>
+    </w:lvl>
+    <w:lvl w:ilvl="1">
+      <w:start w:val="1"/>
+      <w:numFmt w:val="decimal"/>
+      <w:lvlText w:val="%2."/>
+      <w:lvlJc w:val="left"/>
+      <w:pPr>
+        <w:tabs>
+          <w:tab w:val="num" w:pos="1080"/>
+        </w:tabs>
+        <w:ind w:left="1080" w:hanging="360"/>
+      </w:pPr>
+      <w:rPr/>
+    </w:lvl>
+    <w:lvl w:ilvl="2">
+      <w:start w:val="1"/>
+      <w:numFmt w:val="decimal"/>
+      <w:lvlText w:val="%3."/>
+      <w:lvlJc w:val="left"/>
+      <w:pPr>
+        <w:tabs>
+          <w:tab w:val="num" w:pos="1440"/>
+        </w:tabs>
+        <w:ind w:left="1440" w:hanging="360"/>
+      </w:pPr>
+      <w:rPr/>
+    </w:lvl>
+    <w:lvl w:ilvl="3">
+      <w:start w:val="1"/>
+      <w:numFmt w:val="decimal"/>
+      <w:lvlText w:val="%4."/>
+      <w:lvlJc w:val="left"/>
+      <w:pPr>
+        <w:tabs>
+          <w:tab w:val="num" w:pos="1800"/>
+        </w:tabs>
+        <w:ind w:left="1800" w:hanging="360"/>
+      </w:pPr>
+      <w:rPr/>
+    </w:lvl>
+    <w:lvl w:ilvl="4">
+      <w:start w:val="1"/>
+      <w:numFmt w:val="decimal"/>
+      <w:lvlText w:val="%5."/>
+      <w:lvlJc w:val="left"/>
+      <w:pPr>
+        <w:tabs>
+          <w:tab w:val="num" w:pos="2160"/>
+        </w:tabs>
+        <w:ind w:left="2160" w:hanging="360"/>
+      </w:pPr>
+      <w:rPr/>
+    </w:lvl>
+    <w:lvl w:ilvl="5">
+      <w:start w:val="1"/>
+      <w:numFmt w:val="decimal"/>
+      <w:lvlText w:val="%6."/>
+      <w:lvlJc w:val="left"/>
+      <w:pPr>
+        <w:tabs>
+          <w:tab w:val="num" w:pos="2520"/>
+        </w:tabs>
+        <w:ind w:left="2520" w:hanging="360"/>
+      </w:pPr>
+      <w:rPr/>
+    </w:lvl>
+    <w:lvl w:ilvl="6">
+      <w:start w:val="1"/>
+      <w:numFmt w:val="decimal"/>
+      <w:lvlText w:val="%7."/>
+      <w:lvlJc w:val="left"/>
+      <w:pPr>
+        <w:tabs>
+          <w:tab w:val="num" w:pos="2880"/>
+        </w:tabs>
+        <w:ind w:left="2880" w:hanging="360"/>
+      </w:pPr>
+      <w:rPr/>
+    </w:lvl>
+    <w:lvl w:ilvl="7">
+      <w:start w:val="1"/>
+      <w:numFmt w:val="decimal"/>
+      <w:lvlText w:val="%8."/>
+      <w:lvlJc w:val="left"/>
+      <w:pPr>
+        <w:tabs>
+          <w:tab w:val="num" w:pos="3240"/>
+        </w:tabs>
+        <w:ind w:left="3240" w:hanging="360"/>
+      </w:pPr>
+      <w:rPr/>
+    </w:lvl>
+    <w:lvl w:ilvl="8">
+      <w:start w:val="1"/>
+      <w:numFmt w:val="decimal"/>
+      <w:lvlText w:val="%9."/>
+      <w:lvlJc w:val="left"/>
+      <w:pPr>
+        <w:tabs>
+          <w:tab w:val="num" w:pos="3600"/>
+        </w:tabs>
+        <w:ind w:left="3600" w:hanging="360"/>
+      </w:pPr>
+      <w:rPr/>
+    </w:lvl>
+  </w:abstractNum>
+  <w:abstractNum w:abstractNumId="26">
+    <w:lvl w:ilvl="0">
+      <w:start w:val="1"/>
+      <w:numFmt w:val="decimal"/>
+      <w:lvlText w:val="%1."/>
+      <w:lvlJc w:val="left"/>
+      <w:pPr>
+        <w:tabs>
+          <w:tab w:val="num" w:pos="0"/>
+        </w:tabs>
+        <w:ind w:left="567" w:hanging="340"/>
+      </w:pPr>
+      <w:rPr/>
+    </w:lvl>
+    <w:lvl w:ilvl="1">
+      <w:start w:val="1"/>
+      <w:numFmt w:val="decimal"/>
+      <w:lvlText w:val="%2."/>
+      <w:lvlJc w:val="left"/>
+      <w:pPr>
+        <w:tabs>
+          <w:tab w:val="num" w:pos="1080"/>
+        </w:tabs>
+        <w:ind w:left="1080" w:hanging="360"/>
+      </w:pPr>
+      <w:rPr/>
+    </w:lvl>
+    <w:lvl w:ilvl="2">
+      <w:start w:val="1"/>
+      <w:numFmt w:val="decimal"/>
+      <w:lvlText w:val="%3."/>
+      <w:lvlJc w:val="left"/>
+      <w:pPr>
+        <w:tabs>
+          <w:tab w:val="num" w:pos="1440"/>
+        </w:tabs>
+        <w:ind w:left="1440" w:hanging="360"/>
+      </w:pPr>
+      <w:rPr/>
+    </w:lvl>
+    <w:lvl w:ilvl="3">
+      <w:start w:val="1"/>
+      <w:numFmt w:val="decimal"/>
+      <w:lvlText w:val="%4."/>
+      <w:lvlJc w:val="left"/>
+      <w:pPr>
+        <w:tabs>
+          <w:tab w:val="num" w:pos="1800"/>
+        </w:tabs>
+        <w:ind w:left="1800" w:hanging="360"/>
+      </w:pPr>
+      <w:rPr/>
+    </w:lvl>
+    <w:lvl w:ilvl="4">
+      <w:start w:val="1"/>
+      <w:numFmt w:val="decimal"/>
+      <w:lvlText w:val="%5."/>
+      <w:lvlJc w:val="left"/>
+      <w:pPr>
+        <w:tabs>
+          <w:tab w:val="num" w:pos="2160"/>
+        </w:tabs>
+        <w:ind w:left="2160" w:hanging="360"/>
+      </w:pPr>
+      <w:rPr/>
+    </w:lvl>
+    <w:lvl w:ilvl="5">
+      <w:start w:val="1"/>
+      <w:numFmt w:val="decimal"/>
+      <w:lvlText w:val="%6."/>
+      <w:lvlJc w:val="left"/>
+      <w:pPr>
+        <w:tabs>
+          <w:tab w:val="num" w:pos="2520"/>
+        </w:tabs>
+        <w:ind w:left="2520" w:hanging="360"/>
+      </w:pPr>
+      <w:rPr/>
+    </w:lvl>
+    <w:lvl w:ilvl="6">
+      <w:start w:val="1"/>
+      <w:numFmt w:val="decimal"/>
+      <w:lvlText w:val="%7."/>
+      <w:lvlJc w:val="left"/>
+      <w:pPr>
+        <w:tabs>
+          <w:tab w:val="num" w:pos="2880"/>
+        </w:tabs>
+        <w:ind w:left="2880" w:hanging="360"/>
+      </w:pPr>
+      <w:rPr/>
+    </w:lvl>
+    <w:lvl w:ilvl="7">
+      <w:start w:val="1"/>
+      <w:numFmt w:val="decimal"/>
+      <w:lvlText w:val="%8."/>
+      <w:lvlJc w:val="left"/>
+      <w:pPr>
+        <w:tabs>
+          <w:tab w:val="num" w:pos="3240"/>
+        </w:tabs>
+        <w:ind w:left="3240" w:hanging="360"/>
+      </w:pPr>
+      <w:rPr/>
+    </w:lvl>
+    <w:lvl w:ilvl="8">
+      <w:start w:val="1"/>
+      <w:numFmt w:val="decimal"/>
+      <w:lvlText w:val="%9."/>
+      <w:lvlJc w:val="left"/>
+      <w:pPr>
+        <w:tabs>
+          <w:tab w:val="num" w:pos="3600"/>
+        </w:tabs>
+        <w:ind w:left="3600" w:hanging="360"/>
+      </w:pPr>
+      <w:rPr/>
+    </w:lvl>
+  </w:abstractNum>
+  <w:abstractNum w:abstractNumId="27">
+    <w:lvl w:ilvl="0">
+      <w:start w:val="1"/>
+      <w:numFmt w:val="decimal"/>
+      <w:lvlText w:val="%1."/>
+      <w:lvlJc w:val="left"/>
+      <w:pPr>
+        <w:tabs>
+          <w:tab w:val="num" w:pos="0"/>
+        </w:tabs>
+        <w:ind w:left="567" w:hanging="340"/>
+      </w:pPr>
+      <w:rPr/>
+    </w:lvl>
+    <w:lvl w:ilvl="1">
+      <w:start w:val="1"/>
+      <w:numFmt w:val="decimal"/>
+      <w:lvlText w:val="%2."/>
+      <w:lvlJc w:val="left"/>
+      <w:pPr>
+        <w:tabs>
+          <w:tab w:val="num" w:pos="1080"/>
+        </w:tabs>
+        <w:ind w:left="1080" w:hanging="360"/>
+      </w:pPr>
+      <w:rPr/>
+    </w:lvl>
+    <w:lvl w:ilvl="2">
+      <w:start w:val="1"/>
+      <w:numFmt w:val="decimal"/>
+      <w:lvlText w:val="%3."/>
+      <w:lvlJc w:val="left"/>
+      <w:pPr>
+        <w:tabs>
+          <w:tab w:val="num" w:pos="1440"/>
+        </w:tabs>
+        <w:ind w:left="1440" w:hanging="360"/>
+      </w:pPr>
+      <w:rPr/>
+    </w:lvl>
+    <w:lvl w:ilvl="3">
+      <w:start w:val="1"/>
+      <w:numFmt w:val="decimal"/>
+      <w:lvlText w:val="%4."/>
+      <w:lvlJc w:val="left"/>
+      <w:pPr>
+        <w:tabs>
+          <w:tab w:val="num" w:pos="1800"/>
+        </w:tabs>
+        <w:ind w:left="1800" w:hanging="360"/>
+      </w:pPr>
+      <w:rPr/>
+    </w:lvl>
+    <w:lvl w:ilvl="4">
+      <w:start w:val="1"/>
+      <w:numFmt w:val="decimal"/>
+      <w:lvlText w:val="%5."/>
+      <w:lvlJc w:val="left"/>
+      <w:pPr>
+        <w:tabs>
+          <w:tab w:val="num" w:pos="2160"/>
+        </w:tabs>
+        <w:ind w:left="2160" w:hanging="360"/>
+      </w:pPr>
+      <w:rPr/>
+    </w:lvl>
+    <w:lvl w:ilvl="5">
+      <w:start w:val="1"/>
+      <w:numFmt w:val="decimal"/>
+      <w:lvlText w:val="%6."/>
+      <w:lvlJc w:val="left"/>
+      <w:pPr>
+        <w:tabs>
+          <w:tab w:val="num" w:pos="2520"/>
+        </w:tabs>
+        <w:ind w:left="2520" w:hanging="360"/>
+      </w:pPr>
+      <w:rPr/>
+    </w:lvl>
+    <w:lvl w:ilvl="6">
+      <w:start w:val="1"/>
+      <w:numFmt w:val="decimal"/>
+      <w:lvlText w:val="%7."/>
+      <w:lvlJc w:val="left"/>
+      <w:pPr>
+        <w:tabs>
+          <w:tab w:val="num" w:pos="2880"/>
+        </w:tabs>
+        <w:ind w:left="2880" w:hanging="360"/>
+      </w:pPr>
+      <w:rPr/>
+    </w:lvl>
+    <w:lvl w:ilvl="7">
+      <w:start w:val="1"/>
+      <w:numFmt w:val="decimal"/>
+      <w:lvlText w:val="%8."/>
+      <w:lvlJc w:val="left"/>
+      <w:pPr>
+        <w:tabs>
+          <w:tab w:val="num" w:pos="3240"/>
+        </w:tabs>
+        <w:ind w:left="3240" w:hanging="360"/>
+      </w:pPr>
+      <w:rPr/>
+    </w:lvl>
+    <w:lvl w:ilvl="8">
+      <w:start w:val="1"/>
+      <w:numFmt w:val="decimal"/>
+      <w:lvlText w:val="%9."/>
+      <w:lvlJc w:val="left"/>
+      <w:pPr>
+        <w:tabs>
+          <w:tab w:val="num" w:pos="3600"/>
+        </w:tabs>
+        <w:ind w:left="3600" w:hanging="360"/>
+      </w:pPr>
+      <w:rPr/>
+    </w:lvl>
+  </w:abstractNum>
+  <w:abstractNum w:abstractNumId="28">
+    <w:lvl w:ilvl="0">
+      <w:start w:val="1"/>
+      <w:numFmt w:val="decimal"/>
+      <w:lvlText w:val="%1."/>
+      <w:lvlJc w:val="left"/>
+      <w:pPr>
+        <w:tabs>
+          <w:tab w:val="num" w:pos="0"/>
+        </w:tabs>
+        <w:ind w:left="567" w:hanging="340"/>
+      </w:pPr>
+      <w:rPr/>
+    </w:lvl>
+    <w:lvl w:ilvl="1">
+      <w:start w:val="1"/>
+      <w:numFmt w:val="decimal"/>
+      <w:lvlText w:val="%2."/>
+      <w:lvlJc w:val="left"/>
+      <w:pPr>
+        <w:tabs>
+          <w:tab w:val="num" w:pos="1080"/>
+        </w:tabs>
+        <w:ind w:left="1080" w:hanging="360"/>
+      </w:pPr>
+      <w:rPr/>
+    </w:lvl>
+    <w:lvl w:ilvl="2">
+      <w:start w:val="1"/>
+      <w:numFmt w:val="decimal"/>
+      <w:lvlText w:val="%3."/>
+      <w:lvlJc w:val="left"/>
+      <w:pPr>
+        <w:tabs>
+          <w:tab w:val="num" w:pos="1440"/>
+        </w:tabs>
+        <w:ind w:left="1440" w:hanging="360"/>
+      </w:pPr>
+      <w:rPr/>
+    </w:lvl>
+    <w:lvl w:ilvl="3">
+      <w:start w:val="1"/>
+      <w:numFmt w:val="decimal"/>
+      <w:lvlText w:val="%4."/>
+      <w:lvlJc w:val="left"/>
+      <w:pPr>
+        <w:tabs>
+          <w:tab w:val="num" w:pos="1800"/>
+        </w:tabs>
+        <w:ind w:left="1800" w:hanging="360"/>
+      </w:pPr>
+      <w:rPr/>
+    </w:lvl>
+    <w:lvl w:ilvl="4">
+      <w:start w:val="1"/>
+      <w:numFmt w:val="decimal"/>
+      <w:lvlText w:val="%5."/>
+      <w:lvlJc w:val="left"/>
+      <w:pPr>
+        <w:tabs>
+          <w:tab w:val="num" w:pos="2160"/>
+        </w:tabs>
+        <w:ind w:left="2160" w:hanging="360"/>
+      </w:pPr>
+      <w:rPr/>
+    </w:lvl>
+    <w:lvl w:ilvl="5">
+      <w:start w:val="1"/>
+      <w:numFmt w:val="decimal"/>
+      <w:lvlText w:val="%6."/>
+      <w:lvlJc w:val="left"/>
+      <w:pPr>
+        <w:tabs>
+          <w:tab w:val="num" w:pos="2520"/>
+        </w:tabs>
+        <w:ind w:left="2520" w:hanging="360"/>
+      </w:pPr>
+      <w:rPr/>
+    </w:lvl>
+    <w:lvl w:ilvl="6">
+      <w:start w:val="1"/>
+      <w:numFmt w:val="decimal"/>
+      <w:lvlText w:val="%7."/>
+      <w:lvlJc w:val="left"/>
+      <w:pPr>
+        <w:tabs>
+          <w:tab w:val="num" w:pos="2880"/>
+        </w:tabs>
+        <w:ind w:left="2880" w:hanging="360"/>
+      </w:pPr>
+      <w:rPr/>
+    </w:lvl>
+    <w:lvl w:ilvl="7">
+      <w:start w:val="1"/>
+      <w:numFmt w:val="decimal"/>
+      <w:lvlText w:val="%8."/>
+      <w:lvlJc w:val="left"/>
+      <w:pPr>
+        <w:tabs>
+          <w:tab w:val="num" w:pos="3240"/>
+        </w:tabs>
+        <w:ind w:left="3240" w:hanging="360"/>
+      </w:pPr>
+      <w:rPr/>
+    </w:lvl>
+    <w:lvl w:ilvl="8">
+      <w:start w:val="1"/>
+      <w:numFmt w:val="decimal"/>
+      <w:lvlText w:val="%9."/>
+      <w:lvlJc w:val="left"/>
+      <w:pPr>
+        <w:tabs>
+          <w:tab w:val="num" w:pos="3600"/>
+        </w:tabs>
+        <w:ind w:left="3600" w:hanging="360"/>
+      </w:pPr>
+      <w:rPr/>
+    </w:lvl>
+  </w:abstractNum>
+  <w:abstractNum w:abstractNumId="29">
+    <w:lvl w:ilvl="0">
+      <w:start w:val="1"/>
+      <w:numFmt w:val="decimal"/>
+      <w:lvlText w:val="%1."/>
+      <w:lvlJc w:val="left"/>
+      <w:pPr>
+        <w:tabs>
+          <w:tab w:val="num" w:pos="0"/>
+        </w:tabs>
+        <w:ind w:left="567" w:hanging="340"/>
+      </w:pPr>
+      <w:rPr/>
+    </w:lvl>
+    <w:lvl w:ilvl="1">
+      <w:start w:val="1"/>
+      <w:numFmt w:val="decimal"/>
+      <w:lvlText w:val="%2."/>
+      <w:lvlJc w:val="left"/>
+      <w:pPr>
+        <w:tabs>
+          <w:tab w:val="num" w:pos="1080"/>
+        </w:tabs>
+        <w:ind w:left="1080" w:hanging="360"/>
+      </w:pPr>
+      <w:rPr/>
+    </w:lvl>
+    <w:lvl w:ilvl="2">
+      <w:start w:val="1"/>
+      <w:numFmt w:val="decimal"/>
+      <w:lvlText w:val="%3."/>
+      <w:lvlJc w:val="left"/>
+      <w:pPr>
+        <w:tabs>
+          <w:tab w:val="num" w:pos="1440"/>
+        </w:tabs>
+        <w:ind w:left="1440" w:hanging="360"/>
+      </w:pPr>
+      <w:rPr/>
+    </w:lvl>
+    <w:lvl w:ilvl="3">
+      <w:start w:val="1"/>
+      <w:numFmt w:val="decimal"/>
+      <w:lvlText w:val="%4."/>
+      <w:lvlJc w:val="left"/>
+      <w:pPr>
+        <w:tabs>
+          <w:tab w:val="num" w:pos="1800"/>
+        </w:tabs>
+        <w:ind w:left="1800" w:hanging="360"/>
+      </w:pPr>
+      <w:rPr/>
+    </w:lvl>
+    <w:lvl w:ilvl="4">
+      <w:start w:val="1"/>
+      <w:numFmt w:val="decimal"/>
+      <w:lvlText w:val="%5."/>
+      <w:lvlJc w:val="left"/>
+      <w:pPr>
+        <w:tabs>
+          <w:tab w:val="num" w:pos="2160"/>
+        </w:tabs>
+        <w:ind w:left="2160" w:hanging="360"/>
+      </w:pPr>
+      <w:rPr/>
+    </w:lvl>
+    <w:lvl w:ilvl="5">
+      <w:start w:val="1"/>
+      <w:numFmt w:val="decimal"/>
+      <w:lvlText w:val="%6."/>
+      <w:lvlJc w:val="left"/>
+      <w:pPr>
+        <w:tabs>
+          <w:tab w:val="num" w:pos="2520"/>
+        </w:tabs>
+        <w:ind w:left="2520" w:hanging="360"/>
+      </w:pPr>
+      <w:rPr/>
+    </w:lvl>
+    <w:lvl w:ilvl="6">
+      <w:start w:val="1"/>
+      <w:numFmt w:val="decimal"/>
+      <w:lvlText w:val="%7."/>
+      <w:lvlJc w:val="left"/>
+      <w:pPr>
+        <w:tabs>
+          <w:tab w:val="num" w:pos="2880"/>
+        </w:tabs>
+        <w:ind w:left="2880" w:hanging="360"/>
+      </w:pPr>
+      <w:rPr/>
+    </w:lvl>
+    <w:lvl w:ilvl="7">
+      <w:start w:val="1"/>
+      <w:numFmt w:val="decimal"/>
+      <w:lvlText w:val="%8."/>
+      <w:lvlJc w:val="left"/>
+      <w:pPr>
+        <w:tabs>
+          <w:tab w:val="num" w:pos="3240"/>
+        </w:tabs>
+        <w:ind w:left="3240" w:hanging="360"/>
+      </w:pPr>
+      <w:rPr/>
+    </w:lvl>
+    <w:lvl w:ilvl="8">
+      <w:start w:val="1"/>
+      <w:numFmt w:val="decimal"/>
+      <w:lvlText w:val="%9."/>
+      <w:lvlJc w:val="left"/>
+      <w:pPr>
+        <w:tabs>
+          <w:tab w:val="num" w:pos="3600"/>
+        </w:tabs>
+        <w:ind w:left="3600" w:hanging="360"/>
+      </w:pPr>
+      <w:rPr/>
+    </w:lvl>
+  </w:abstractNum>
+  <w:abstractNum w:abstractNumId="30">
+    <w:lvl w:ilvl="0">
+      <w:start w:val="1"/>
+      <w:numFmt w:val="decimal"/>
+      <w:lvlText w:val="%1."/>
+      <w:lvlJc w:val="left"/>
+      <w:pPr>
+        <w:tabs>
+          <w:tab w:val="num" w:pos="0"/>
+        </w:tabs>
+        <w:ind w:left="567" w:hanging="340"/>
+      </w:pPr>
+      <w:rPr/>
+    </w:lvl>
+    <w:lvl w:ilvl="1">
+      <w:start w:val="1"/>
+      <w:numFmt w:val="decimal"/>
+      <w:lvlText w:val="%2."/>
+      <w:lvlJc w:val="left"/>
+      <w:pPr>
+        <w:tabs>
+          <w:tab w:val="num" w:pos="1080"/>
+        </w:tabs>
+        <w:ind w:left="1080" w:hanging="360"/>
+      </w:pPr>
+      <w:rPr/>
+    </w:lvl>
+    <w:lvl w:ilvl="2">
+      <w:start w:val="1"/>
+      <w:numFmt w:val="decimal"/>
+      <w:lvlText w:val="%3."/>
+      <w:lvlJc w:val="left"/>
+      <w:pPr>
+        <w:tabs>
+          <w:tab w:val="num" w:pos="1440"/>
+        </w:tabs>
+        <w:ind w:left="1440" w:hanging="360"/>
+      </w:pPr>
+      <w:rPr/>
+    </w:lvl>
+    <w:lvl w:ilvl="3">
+      <w:start w:val="1"/>
+      <w:numFmt w:val="decimal"/>
+      <w:lvlText w:val="%4."/>
+      <w:lvlJc w:val="left"/>
+      <w:pPr>
+        <w:tabs>
+          <w:tab w:val="num" w:pos="1800"/>
+        </w:tabs>
+        <w:ind w:left="1800" w:hanging="360"/>
+      </w:pPr>
+      <w:rPr/>
+    </w:lvl>
+    <w:lvl w:ilvl="4">
+      <w:start w:val="1"/>
+      <w:numFmt w:val="decimal"/>
+      <w:lvlText w:val="%5."/>
+      <w:lvlJc w:val="left"/>
+      <w:pPr>
+        <w:tabs>
+          <w:tab w:val="num" w:pos="2160"/>
+        </w:tabs>
+        <w:ind w:left="2160" w:hanging="360"/>
+      </w:pPr>
+      <w:rPr/>
+    </w:lvl>
+    <w:lvl w:ilvl="5">
+      <w:start w:val="1"/>
+      <w:numFmt w:val="decimal"/>
+      <w:lvlText w:val="%6."/>
+      <w:lvlJc w:val="left"/>
+      <w:pPr>
+        <w:tabs>
+          <w:tab w:val="num" w:pos="2520"/>
+        </w:tabs>
+        <w:ind w:left="2520" w:hanging="360"/>
+      </w:pPr>
+      <w:rPr/>
+    </w:lvl>
+    <w:lvl w:ilvl="6">
+      <w:start w:val="1"/>
+      <w:numFmt w:val="decimal"/>
+      <w:lvlText w:val="%7."/>
+      <w:lvlJc w:val="left"/>
+      <w:pPr>
+        <w:tabs>
+          <w:tab w:val="num" w:pos="2880"/>
+        </w:tabs>
+        <w:ind w:left="2880" w:hanging="360"/>
+      </w:pPr>
+      <w:rPr/>
+    </w:lvl>
+    <w:lvl w:ilvl="7">
+      <w:start w:val="1"/>
+      <w:numFmt w:val="decimal"/>
+      <w:lvlText w:val="%8."/>
+      <w:lvlJc w:val="left"/>
+      <w:pPr>
+        <w:tabs>
+          <w:tab w:val="num" w:pos="3240"/>
+        </w:tabs>
+        <w:ind w:left="3240" w:hanging="360"/>
+      </w:pPr>
+      <w:rPr/>
+    </w:lvl>
+    <w:lvl w:ilvl="8">
+      <w:start w:val="1"/>
+      <w:numFmt w:val="decimal"/>
+      <w:lvlText w:val="%9."/>
+      <w:lvlJc w:val="left"/>
+      <w:pPr>
+        <w:tabs>
+          <w:tab w:val="num" w:pos="3600"/>
+        </w:tabs>
+        <w:ind w:left="3600" w:hanging="360"/>
+      </w:pPr>
+      <w:rPr/>
+    </w:lvl>
+  </w:abstractNum>
+  <w:abstractNum w:abstractNumId="31">
+    <w:lvl w:ilvl="0">
+      <w:start w:val="1"/>
+      <w:numFmt w:val="decimal"/>
+      <w:lvlText w:val="%1."/>
+      <w:lvlJc w:val="left"/>
+      <w:pPr>
+        <w:tabs>
+          <w:tab w:val="num" w:pos="0"/>
+        </w:tabs>
+        <w:ind w:left="567" w:hanging="340"/>
+      </w:pPr>
+      <w:rPr/>
+    </w:lvl>
+    <w:lvl w:ilvl="1">
+      <w:start w:val="1"/>
+      <w:numFmt w:val="decimal"/>
+      <w:lvlText w:val="%2."/>
+      <w:lvlJc w:val="left"/>
+      <w:pPr>
+        <w:tabs>
+          <w:tab w:val="num" w:pos="1080"/>
+        </w:tabs>
+        <w:ind w:left="1080" w:hanging="360"/>
+      </w:pPr>
+      <w:rPr/>
+    </w:lvl>
+    <w:lvl w:ilvl="2">
+      <w:start w:val="1"/>
+      <w:numFmt w:val="decimal"/>
+      <w:lvlText w:val="%3."/>
+      <w:lvlJc w:val="left"/>
+      <w:pPr>
+        <w:tabs>
+          <w:tab w:val="num" w:pos="1440"/>
+        </w:tabs>
+        <w:ind w:left="1440" w:hanging="360"/>
+      </w:pPr>
+      <w:rPr/>
+    </w:lvl>
+    <w:lvl w:ilvl="3">
+      <w:start w:val="1"/>
+      <w:numFmt w:val="decimal"/>
+      <w:lvlText w:val="%4."/>
+      <w:lvlJc w:val="left"/>
+      <w:pPr>
+        <w:tabs>
+          <w:tab w:val="num" w:pos="1800"/>
+        </w:tabs>
+        <w:ind w:left="1800" w:hanging="360"/>
+      </w:pPr>
+      <w:rPr/>
+    </w:lvl>
+    <w:lvl w:ilvl="4">
+      <w:start w:val="1"/>
+      <w:numFmt w:val="decimal"/>
+      <w:lvlText w:val="%5."/>
+      <w:lvlJc w:val="left"/>
+      <w:pPr>
+        <w:tabs>
+          <w:tab w:val="num" w:pos="2160"/>
+        </w:tabs>
+        <w:ind w:left="2160" w:hanging="360"/>
+      </w:pPr>
+      <w:rPr/>
+    </w:lvl>
+    <w:lvl w:ilvl="5">
+      <w:start w:val="1"/>
+      <w:numFmt w:val="decimal"/>
+      <w:lvlText w:val="%6."/>
+      <w:lvlJc w:val="left"/>
+      <w:pPr>
+        <w:tabs>
+          <w:tab w:val="num" w:pos="2520"/>
+        </w:tabs>
+        <w:ind w:left="2520" w:hanging="360"/>
+      </w:pPr>
+      <w:rPr/>
+    </w:lvl>
+    <w:lvl w:ilvl="6">
+      <w:start w:val="1"/>
+      <w:numFmt w:val="decimal"/>
+      <w:lvlText w:val="%7."/>
+      <w:lvlJc w:val="left"/>
+      <w:pPr>
+        <w:tabs>
+          <w:tab w:val="num" w:pos="2880"/>
+        </w:tabs>
+        <w:ind w:left="2880" w:hanging="360"/>
+      </w:pPr>
+      <w:rPr/>
+    </w:lvl>
+    <w:lvl w:ilvl="7">
+      <w:start w:val="1"/>
+      <w:numFmt w:val="decimal"/>
+      <w:lvlText w:val="%8."/>
+      <w:lvlJc w:val="left"/>
+      <w:pPr>
+        <w:tabs>
+          <w:tab w:val="num" w:pos="3240"/>
+        </w:tabs>
+        <w:ind w:left="3240" w:hanging="360"/>
+      </w:pPr>
+      <w:rPr/>
+    </w:lvl>
+    <w:lvl w:ilvl="8">
+      <w:start w:val="1"/>
+      <w:numFmt w:val="decimal"/>
+      <w:lvlText w:val="%9."/>
+      <w:lvlJc w:val="left"/>
+      <w:pPr>
+        <w:tabs>
+          <w:tab w:val="num" w:pos="3600"/>
+        </w:tabs>
+        <w:ind w:left="3600" w:hanging="360"/>
+      </w:pPr>
+      <w:rPr/>
+    </w:lvl>
+  </w:abstractNum>
+  <w:abstractNum w:abstractNumId="32">
+    <w:lvl w:ilvl="0">
+      <w:start w:val="1"/>
+      <w:numFmt w:val="decimal"/>
+      <w:lvlText w:val="%1."/>
+      <w:lvlJc w:val="left"/>
+      <w:pPr>
+        <w:tabs>
+          <w:tab w:val="num" w:pos="0"/>
+        </w:tabs>
+        <w:ind w:left="567" w:hanging="340"/>
+      </w:pPr>
+      <w:rPr/>
+    </w:lvl>
+    <w:lvl w:ilvl="1">
+      <w:start w:val="1"/>
+      <w:numFmt w:val="decimal"/>
+      <w:lvlText w:val="%2."/>
+      <w:lvlJc w:val="left"/>
+      <w:pPr>
+        <w:tabs>
+          <w:tab w:val="num" w:pos="1080"/>
+        </w:tabs>
+        <w:ind w:left="1080" w:hanging="360"/>
+      </w:pPr>
+      <w:rPr/>
+    </w:lvl>
+    <w:lvl w:ilvl="2">
+      <w:start w:val="1"/>
+      <w:numFmt w:val="decimal"/>
+      <w:lvlText w:val="%3."/>
+      <w:lvlJc w:val="left"/>
+      <w:pPr>
+        <w:tabs>
+          <w:tab w:val="num" w:pos="1440"/>
+        </w:tabs>
+        <w:ind w:left="1440" w:hanging="360"/>
+      </w:pPr>
+      <w:rPr/>
+    </w:lvl>
+    <w:lvl w:ilvl="3">
+      <w:start w:val="1"/>
+      <w:numFmt w:val="decimal"/>
+      <w:lvlText w:val="%4."/>
+      <w:lvlJc w:val="left"/>
+      <w:pPr>
+        <w:tabs>
+          <w:tab w:val="num" w:pos="1800"/>
+        </w:tabs>
+        <w:ind w:left="1800" w:hanging="360"/>
+      </w:pPr>
+      <w:rPr/>
+    </w:lvl>
+    <w:lvl w:ilvl="4">
+      <w:start w:val="1"/>
+      <w:numFmt w:val="decimal"/>
+      <w:lvlText w:val="%5."/>
+      <w:lvlJc w:val="left"/>
+      <w:pPr>
+        <w:tabs>
+          <w:tab w:val="num" w:pos="2160"/>
+        </w:tabs>
+        <w:ind w:left="2160" w:hanging="360"/>
+      </w:pPr>
+      <w:rPr/>
+    </w:lvl>
+    <w:lvl w:ilvl="5">
+      <w:start w:val="1"/>
+      <w:numFmt w:val="decimal"/>
+      <w:lvlText w:val="%6."/>
+      <w:lvlJc w:val="left"/>
+      <w:pPr>
+        <w:tabs>
+          <w:tab w:val="num" w:pos="2520"/>
+        </w:tabs>
+        <w:ind w:left="2520" w:hanging="360"/>
+      </w:pPr>
+      <w:rPr/>
+    </w:lvl>
+    <w:lvl w:ilvl="6">
+      <w:start w:val="1"/>
+      <w:numFmt w:val="decimal"/>
+      <w:lvlText w:val="%7."/>
+      <w:lvlJc w:val="left"/>
+      <w:pPr>
+        <w:tabs>
+          <w:tab w:val="num" w:pos="2880"/>
+        </w:tabs>
+        <w:ind w:left="2880" w:hanging="360"/>
+      </w:pPr>
+      <w:rPr/>
+    </w:lvl>
+    <w:lvl w:ilvl="7">
+      <w:start w:val="1"/>
+      <w:numFmt w:val="decimal"/>
+      <w:lvlText w:val="%8."/>
+      <w:lvlJc w:val="left"/>
+      <w:pPr>
+        <w:tabs>
+          <w:tab w:val="num" w:pos="3240"/>
+        </w:tabs>
+        <w:ind w:left="3240" w:hanging="360"/>
+      </w:pPr>
+      <w:rPr/>
+    </w:lvl>
+    <w:lvl w:ilvl="8">
+      <w:start w:val="1"/>
+      <w:numFmt w:val="decimal"/>
+      <w:lvlText w:val="%9."/>
+      <w:lvlJc w:val="left"/>
+      <w:pPr>
+        <w:tabs>
+          <w:tab w:val="num" w:pos="3600"/>
+        </w:tabs>
+        <w:ind w:left="3600" w:hanging="360"/>
+      </w:pPr>
+      <w:rPr/>
+    </w:lvl>
+  </w:abstractNum>
+  <w:abstractNum w:abstractNumId="33">
+    <w:lvl w:ilvl="0">
+      <w:start w:val="1"/>
+      <w:numFmt w:val="decimal"/>
+      <w:lvlText w:val="%1."/>
+      <w:lvlJc w:val="left"/>
+      <w:pPr>
+        <w:tabs>
+          <w:tab w:val="num" w:pos="0"/>
+        </w:tabs>
+        <w:ind w:left="567" w:hanging="340"/>
+      </w:pPr>
+      <w:rPr/>
+    </w:lvl>
+    <w:lvl w:ilvl="1">
+      <w:start w:val="1"/>
+      <w:numFmt w:val="decimal"/>
+      <w:lvlText w:val="%2."/>
+      <w:lvlJc w:val="left"/>
+      <w:pPr>
+        <w:tabs>
+          <w:tab w:val="num" w:pos="1080"/>
+        </w:tabs>
+        <w:ind w:left="1080" w:hanging="360"/>
+      </w:pPr>
+      <w:rPr/>
+    </w:lvl>
+    <w:lvl w:ilvl="2">
+      <w:start w:val="1"/>
+      <w:numFmt w:val="decimal"/>
+      <w:lvlText w:val="%3."/>
+      <w:lvlJc w:val="left"/>
+      <w:pPr>
+        <w:tabs>
+          <w:tab w:val="num" w:pos="1440"/>
+        </w:tabs>
+        <w:ind w:left="1440" w:hanging="360"/>
+      </w:pPr>
+      <w:rPr/>
+    </w:lvl>
+    <w:lvl w:ilvl="3">
+      <w:start w:val="1"/>
+      <w:numFmt w:val="decimal"/>
+      <w:lvlText w:val="%4."/>
+      <w:lvlJc w:val="left"/>
+      <w:pPr>
+        <w:tabs>
+          <w:tab w:val="num" w:pos="1800"/>
+        </w:tabs>
+        <w:ind w:left="1800" w:hanging="360"/>
+      </w:pPr>
+      <w:rPr/>
+    </w:lvl>
+    <w:lvl w:ilvl="4">
+      <w:start w:val="1"/>
+      <w:numFmt w:val="decimal"/>
+      <w:lvlText w:val="%5."/>
+      <w:lvlJc w:val="left"/>
+      <w:pPr>
+        <w:tabs>
+          <w:tab w:val="num" w:pos="2160"/>
+        </w:tabs>
+        <w:ind w:left="2160" w:hanging="360"/>
+      </w:pPr>
+      <w:rPr/>
+    </w:lvl>
+    <w:lvl w:ilvl="5">
+      <w:start w:val="1"/>
+      <w:numFmt w:val="decimal"/>
+      <w:lvlText w:val="%6."/>
+      <w:lvlJc w:val="left"/>
+      <w:pPr>
+        <w:tabs>
+          <w:tab w:val="num" w:pos="2520"/>
+        </w:tabs>
+        <w:ind w:left="2520" w:hanging="360"/>
+      </w:pPr>
+      <w:rPr/>
+    </w:lvl>
+    <w:lvl w:ilvl="6">
+      <w:start w:val="1"/>
+      <w:numFmt w:val="decimal"/>
+      <w:lvlText w:val="%7."/>
+      <w:lvlJc w:val="left"/>
+      <w:pPr>
+        <w:tabs>
+          <w:tab w:val="num" w:pos="2880"/>
+        </w:tabs>
+        <w:ind w:left="2880" w:hanging="360"/>
+      </w:pPr>
+      <w:rPr/>
+    </w:lvl>
+    <w:lvl w:ilvl="7">
+      <w:start w:val="1"/>
+      <w:numFmt w:val="decimal"/>
+      <w:lvlText w:val="%8."/>
+      <w:lvlJc w:val="left"/>
+      <w:pPr>
+        <w:tabs>
+          <w:tab w:val="num" w:pos="3240"/>
+        </w:tabs>
+        <w:ind w:left="3240" w:hanging="360"/>
+      </w:pPr>
+      <w:rPr/>
+    </w:lvl>
+    <w:lvl w:ilvl="8">
+      <w:start w:val="1"/>
+      <w:numFmt w:val="decimal"/>
+      <w:lvlText w:val="%9."/>
+      <w:lvlJc w:val="left"/>
+      <w:pPr>
+        <w:tabs>
+          <w:tab w:val="num" w:pos="3600"/>
+        </w:tabs>
+        <w:ind w:left="3600" w:hanging="360"/>
+      </w:pPr>
+      <w:rPr/>
+    </w:lvl>
+  </w:abstractNum>
+  <w:abstractNum w:abstractNumId="34">
+    <w:lvl w:ilvl="0">
+      <w:start w:val="1"/>
+      <w:numFmt w:val="decimal"/>
+      <w:lvlText w:val="%1."/>
+      <w:lvlJc w:val="left"/>
+      <w:pPr>
+        <w:tabs>
+          <w:tab w:val="num" w:pos="0"/>
+        </w:tabs>
+        <w:ind w:left="567" w:hanging="340"/>
+      </w:pPr>
+      <w:rPr/>
+    </w:lvl>
+    <w:lvl w:ilvl="1">
+      <w:start w:val="1"/>
+      <w:numFmt w:val="decimal"/>
+      <w:lvlText w:val="%2."/>
+      <w:lvlJc w:val="left"/>
+      <w:pPr>
+        <w:tabs>
+          <w:tab w:val="num" w:pos="1080"/>
+        </w:tabs>
+        <w:ind w:left="1080" w:hanging="360"/>
+      </w:pPr>
+      <w:rPr/>
+    </w:lvl>
+    <w:lvl w:ilvl="2">
+      <w:start w:val="1"/>
+      <w:numFmt w:val="decimal"/>
+      <w:lvlText w:val="%3."/>
+      <w:lvlJc w:val="left"/>
+      <w:pPr>
+        <w:tabs>
+          <w:tab w:val="num" w:pos="1440"/>
+        </w:tabs>
+        <w:ind w:left="1440" w:hanging="360"/>
+      </w:pPr>
+      <w:rPr/>
+    </w:lvl>
+    <w:lvl w:ilvl="3">
+      <w:start w:val="1"/>
+      <w:numFmt w:val="decimal"/>
+      <w:lvlText w:val="%4."/>
+      <w:lvlJc w:val="left"/>
+      <w:pPr>
+        <w:tabs>
+          <w:tab w:val="num" w:pos="1800"/>
+        </w:tabs>
+        <w:ind w:left="1800" w:hanging="360"/>
+      </w:pPr>
+      <w:rPr/>
+    </w:lvl>
+    <w:lvl w:ilvl="4">
+      <w:start w:val="1"/>
+      <w:numFmt w:val="decimal"/>
+      <w:lvlText w:val="%5."/>
+      <w:lvlJc w:val="left"/>
+      <w:pPr>
+        <w:tabs>
+          <w:tab w:val="num" w:pos="2160"/>
+        </w:tabs>
+        <w:ind w:left="2160" w:hanging="360"/>
+      </w:pPr>
+      <w:rPr/>
+    </w:lvl>
+    <w:lvl w:ilvl="5">
+      <w:start w:val="1"/>
+      <w:numFmt w:val="decimal"/>
+      <w:lvlText w:val="%6."/>
+      <w:lvlJc w:val="left"/>
+      <w:pPr>
+        <w:tabs>
+          <w:tab w:val="num" w:pos="2520"/>
+        </w:tabs>
+        <w:ind w:left="2520" w:hanging="360"/>
+      </w:pPr>
+      <w:rPr/>
+    </w:lvl>
+    <w:lvl w:ilvl="6">
+      <w:start w:val="1"/>
+      <w:numFmt w:val="decimal"/>
+      <w:lvlText w:val="%7."/>
+      <w:lvlJc w:val="left"/>
+      <w:pPr>
+        <w:tabs>
+          <w:tab w:val="num" w:pos="2880"/>
+        </w:tabs>
+        <w:ind w:left="2880" w:hanging="360"/>
+      </w:pPr>
+      <w:rPr/>
+    </w:lvl>
+    <w:lvl w:ilvl="7">
+      <w:start w:val="1"/>
+      <w:numFmt w:val="decimal"/>
+      <w:lvlText w:val="%8."/>
+      <w:lvlJc w:val="left"/>
+      <w:pPr>
+        <w:tabs>
+          <w:tab w:val="num" w:pos="3240"/>
+        </w:tabs>
+        <w:ind w:left="3240" w:hanging="360"/>
+      </w:pPr>
+      <w:rPr/>
+    </w:lvl>
+    <w:lvl w:ilvl="8">
+      <w:start w:val="1"/>
+      <w:numFmt w:val="decimal"/>
+      <w:lvlText w:val="%9."/>
+      <w:lvlJc w:val="left"/>
+      <w:pPr>
+        <w:tabs>
+          <w:tab w:val="num" w:pos="3600"/>
+        </w:tabs>
+        <w:ind w:left="3600" w:hanging="360"/>
+      </w:pPr>
+      <w:rPr/>
+    </w:lvl>
+  </w:abstractNum>
+  <w:abstractNum w:abstractNumId="35">
+    <w:lvl w:ilvl="0">
+      <w:start w:val="1"/>
+      <w:numFmt w:val="decimal"/>
+      <w:lvlText w:val="%1."/>
+      <w:lvlJc w:val="left"/>
+      <w:pPr>
+        <w:tabs>
+          <w:tab w:val="num" w:pos="0"/>
+        </w:tabs>
+        <w:ind w:left="567" w:hanging="340"/>
+      </w:pPr>
+      <w:rPr/>
+    </w:lvl>
+    <w:lvl w:ilvl="1">
+      <w:start w:val="1"/>
+      <w:numFmt w:val="decimal"/>
+      <w:lvlText w:val="%2."/>
+      <w:lvlJc w:val="left"/>
+      <w:pPr>
+        <w:tabs>
+          <w:tab w:val="num" w:pos="1080"/>
+        </w:tabs>
+        <w:ind w:left="1080" w:hanging="360"/>
+      </w:pPr>
+      <w:rPr/>
+    </w:lvl>
+    <w:lvl w:ilvl="2">
+      <w:start w:val="1"/>
+      <w:numFmt w:val="decimal"/>
+      <w:lvlText w:val="%3."/>
+      <w:lvlJc w:val="left"/>
+      <w:pPr>
+        <w:tabs>
+          <w:tab w:val="num" w:pos="1440"/>
+        </w:tabs>
+        <w:ind w:left="1440" w:hanging="360"/>
+      </w:pPr>
+      <w:rPr/>
+    </w:lvl>
+    <w:lvl w:ilvl="3">
+      <w:start w:val="1"/>
+      <w:numFmt w:val="decimal"/>
+      <w:lvlText w:val="%4."/>
+      <w:lvlJc w:val="left"/>
+      <w:pPr>
+        <w:tabs>
+          <w:tab w:val="num" w:pos="1800"/>
+        </w:tabs>
+        <w:ind w:left="1800" w:hanging="360"/>
+      </w:pPr>
+      <w:rPr/>
+    </w:lvl>
+    <w:lvl w:ilvl="4">
+      <w:start w:val="1"/>
+      <w:numFmt w:val="decimal"/>
+      <w:lvlText w:val="%5."/>
+      <w:lvlJc w:val="left"/>
+      <w:pPr>
+        <w:tabs>
+          <w:tab w:val="num" w:pos="2160"/>
+        </w:tabs>
+        <w:ind w:left="2160" w:hanging="360"/>
+      </w:pPr>
+      <w:rPr/>
+    </w:lvl>
+    <w:lvl w:ilvl="5">
+      <w:start w:val="1"/>
+      <w:numFmt w:val="decimal"/>
+      <w:lvlText w:val="%6."/>
+      <w:lvlJc w:val="left"/>
+      <w:pPr>
+        <w:tabs>
+          <w:tab w:val="num" w:pos="2520"/>
+        </w:tabs>
+        <w:ind w:left="2520" w:hanging="360"/>
+      </w:pPr>
+      <w:rPr/>
+    </w:lvl>
+    <w:lvl w:ilvl="6">
+      <w:start w:val="1"/>
+      <w:numFmt w:val="decimal"/>
+      <w:lvlText w:val="%7."/>
+      <w:lvlJc w:val="left"/>
+      <w:pPr>
+        <w:tabs>
+          <w:tab w:val="num" w:pos="2880"/>
+        </w:tabs>
+        <w:ind w:left="2880" w:hanging="360"/>
+      </w:pPr>
+      <w:rPr/>
+    </w:lvl>
+    <w:lvl w:ilvl="7">
+      <w:start w:val="1"/>
+      <w:numFmt w:val="decimal"/>
+      <w:lvlText w:val="%8."/>
+      <w:lvlJc w:val="left"/>
+      <w:pPr>
+        <w:tabs>
+          <w:tab w:val="num" w:pos="3240"/>
+        </w:tabs>
+        <w:ind w:left="3240" w:hanging="360"/>
+      </w:pPr>
+      <w:rPr/>
+    </w:lvl>
+    <w:lvl w:ilvl="8">
+      <w:start w:val="1"/>
+      <w:numFmt w:val="decimal"/>
+      <w:lvlText w:val="%9."/>
+      <w:lvlJc w:val="left"/>
+      <w:pPr>
+        <w:tabs>
+          <w:tab w:val="num" w:pos="3600"/>
+        </w:tabs>
+        <w:ind w:left="3600" w:hanging="360"/>
+      </w:pPr>
+      <w:rPr/>
+    </w:lvl>
+  </w:abstractNum>
+  <w:abstractNum w:abstractNumId="36">
+    <w:lvl w:ilvl="0">
+      <w:start w:val="1"/>
+      <w:numFmt w:val="decimal"/>
+      <w:lvlText w:val="%1."/>
+      <w:lvlJc w:val="left"/>
+      <w:pPr>
+        <w:tabs>
+          <w:tab w:val="num" w:pos="0"/>
+        </w:tabs>
+        <w:ind w:left="567" w:hanging="340"/>
+      </w:pPr>
+      <w:rPr/>
+    </w:lvl>
+    <w:lvl w:ilvl="1">
+      <w:start w:val="1"/>
+      <w:numFmt w:val="decimal"/>
+      <w:lvlText w:val="%2."/>
+      <w:lvlJc w:val="left"/>
+      <w:pPr>
+        <w:tabs>
+          <w:tab w:val="num" w:pos="1080"/>
+        </w:tabs>
+        <w:ind w:left="1080" w:hanging="360"/>
+      </w:pPr>
+      <w:rPr/>
+    </w:lvl>
+    <w:lvl w:ilvl="2">
+      <w:start w:val="1"/>
+      <w:numFmt w:val="decimal"/>
+      <w:lvlText w:val="%3."/>
+      <w:lvlJc w:val="left"/>
+      <w:pPr>
+        <w:tabs>
+          <w:tab w:val="num" w:pos="1440"/>
+        </w:tabs>
+        <w:ind w:left="1440" w:hanging="360"/>
+      </w:pPr>
+      <w:rPr/>
+    </w:lvl>
+    <w:lvl w:ilvl="3">
+      <w:start w:val="1"/>
+      <w:numFmt w:val="decimal"/>
+      <w:lvlText w:val="%4."/>
+      <w:lvlJc w:val="left"/>
+      <w:pPr>
+        <w:tabs>
+          <w:tab w:val="num" w:pos="1800"/>
+        </w:tabs>
+        <w:ind w:left="1800" w:hanging="360"/>
+      </w:pPr>
+      <w:rPr/>
+    </w:lvl>
+    <w:lvl w:ilvl="4">
+      <w:start w:val="1"/>
+      <w:numFmt w:val="decimal"/>
+      <w:lvlText w:val="%5."/>
+      <w:lvlJc w:val="left"/>
+      <w:pPr>
+        <w:tabs>
+          <w:tab w:val="num" w:pos="2160"/>
+        </w:tabs>
+        <w:ind w:left="2160" w:hanging="360"/>
+      </w:pPr>
+      <w:rPr/>
+    </w:lvl>
+    <w:lvl w:ilvl="5">
+      <w:start w:val="1"/>
+      <w:numFmt w:val="decimal"/>
+      <w:lvlText w:val="%6."/>
+      <w:lvlJc w:val="left"/>
+      <w:pPr>
+        <w:tabs>
+          <w:tab w:val="num" w:pos="2520"/>
+        </w:tabs>
+        <w:ind w:left="2520" w:hanging="360"/>
+      </w:pPr>
+      <w:rPr/>
+    </w:lvl>
+    <w:lvl w:ilvl="6">
+      <w:start w:val="1"/>
+      <w:numFmt w:val="decimal"/>
+      <w:lvlText w:val="%7."/>
+      <w:lvlJc w:val="left"/>
+      <w:pPr>
+        <w:tabs>
+          <w:tab w:val="num" w:pos="2880"/>
+        </w:tabs>
+        <w:ind w:left="2880" w:hanging="360"/>
+      </w:pPr>
+      <w:rPr/>
+    </w:lvl>
+    <w:lvl w:ilvl="7">
+      <w:start w:val="1"/>
+      <w:numFmt w:val="decimal"/>
+      <w:lvlText w:val="%8."/>
+      <w:lvlJc w:val="left"/>
+      <w:pPr>
+        <w:tabs>
+          <w:tab w:val="num" w:pos="3240"/>
+        </w:tabs>
+        <w:ind w:left="3240" w:hanging="360"/>
+      </w:pPr>
+      <w:rPr/>
+    </w:lvl>
+    <w:lvl w:ilvl="8">
+      <w:start w:val="1"/>
+      <w:numFmt w:val="decimal"/>
+      <w:lvlText w:val="%9."/>
+      <w:lvlJc w:val="left"/>
+      <w:pPr>
+        <w:tabs>
+          <w:tab w:val="num" w:pos="3600"/>
+        </w:tabs>
+        <w:ind w:left="3600" w:hanging="360"/>
+      </w:pPr>
+      <w:rPr/>
+    </w:lvl>
+  </w:abstractNum>
+  <w:abstractNum w:abstractNumId="37">
+    <w:lvl w:ilvl="0">
+      <w:start w:val="1"/>
+      <w:numFmt w:val="decimal"/>
+      <w:lvlText w:val="%1."/>
+      <w:lvlJc w:val="left"/>
+      <w:pPr>
+        <w:tabs>
+          <w:tab w:val="num" w:pos="0"/>
+        </w:tabs>
+        <w:ind w:left="567" w:hanging="340"/>
+      </w:pPr>
+      <w:rPr/>
+    </w:lvl>
+    <w:lvl w:ilvl="1">
+      <w:start w:val="1"/>
+      <w:numFmt w:val="decimal"/>
+      <w:lvlText w:val="%2."/>
+      <w:lvlJc w:val="left"/>
+      <w:pPr>
+        <w:tabs>
+          <w:tab w:val="num" w:pos="1080"/>
+        </w:tabs>
+        <w:ind w:left="1080" w:hanging="360"/>
+      </w:pPr>
+      <w:rPr/>
+    </w:lvl>
+    <w:lvl w:ilvl="2">
+      <w:start w:val="1"/>
+      <w:numFmt w:val="decimal"/>
+      <w:lvlText w:val="%3."/>
+      <w:lvlJc w:val="left"/>
+      <w:pPr>
+        <w:tabs>
+          <w:tab w:val="num" w:pos="1440"/>
+        </w:tabs>
+        <w:ind w:left="1440" w:hanging="360"/>
+      </w:pPr>
+      <w:rPr/>
+    </w:lvl>
+    <w:lvl w:ilvl="3">
+      <w:start w:val="1"/>
+      <w:numFmt w:val="decimal"/>
+      <w:lvlText w:val="%4."/>
+      <w:lvlJc w:val="left"/>
+      <w:pPr>
+        <w:tabs>
+          <w:tab w:val="num" w:pos="1800"/>
+        </w:tabs>
+        <w:ind w:left="1800" w:hanging="360"/>
+      </w:pPr>
+      <w:rPr/>
+    </w:lvl>
+    <w:lvl w:ilvl="4">
+      <w:start w:val="1"/>
+      <w:numFmt w:val="decimal"/>
+      <w:lvlText w:val="%5."/>
+      <w:lvlJc w:val="left"/>
+      <w:pPr>
+        <w:tabs>
+          <w:tab w:val="num" w:pos="2160"/>
+        </w:tabs>
+        <w:ind w:left="2160" w:hanging="360"/>
+      </w:pPr>
+      <w:rPr/>
+    </w:lvl>
+    <w:lvl w:ilvl="5">
+      <w:start w:val="1"/>
+      <w:numFmt w:val="decimal"/>
+      <w:lvlText w:val="%6."/>
+      <w:lvlJc w:val="left"/>
+      <w:pPr>
+        <w:tabs>
+          <w:tab w:val="num" w:pos="2520"/>
+        </w:tabs>
+        <w:ind w:left="2520" w:hanging="360"/>
+      </w:pPr>
+      <w:rPr/>
+    </w:lvl>
+    <w:lvl w:ilvl="6">
+      <w:start w:val="1"/>
+      <w:numFmt w:val="decimal"/>
+      <w:lvlText w:val="%7."/>
+      <w:lvlJc w:val="left"/>
+      <w:pPr>
+        <w:tabs>
+          <w:tab w:val="num" w:pos="2880"/>
+        </w:tabs>
+        <w:ind w:left="2880" w:hanging="360"/>
+      </w:pPr>
+      <w:rPr/>
+    </w:lvl>
+    <w:lvl w:ilvl="7">
+      <w:start w:val="1"/>
+      <w:numFmt w:val="decimal"/>
+      <w:lvlText w:val="%8."/>
+      <w:lvlJc w:val="left"/>
+      <w:pPr>
+        <w:tabs>
+          <w:tab w:val="num" w:pos="3240"/>
+        </w:tabs>
+        <w:ind w:left="3240" w:hanging="360"/>
+      </w:pPr>
+      <w:rPr/>
+    </w:lvl>
+    <w:lvl w:ilvl="8">
+      <w:start w:val="1"/>
+      <w:numFmt w:val="decimal"/>
+      <w:lvlText w:val="%9."/>
+      <w:lvlJc w:val="left"/>
+      <w:pPr>
+        <w:tabs>
+          <w:tab w:val="num" w:pos="3600"/>
+        </w:tabs>
+        <w:ind w:left="3600" w:hanging="360"/>
+      </w:pPr>
+      <w:rPr/>
+    </w:lvl>
+  </w:abstractNum>
+  <w:abstractNum w:abstractNumId="38">
+    <w:lvl w:ilvl="0">
+      <w:start w:val="1"/>
+      <w:numFmt w:val="decimal"/>
+      <w:lvlText w:val="%1."/>
+      <w:lvlJc w:val="left"/>
+      <w:pPr>
+        <w:tabs>
+          <w:tab w:val="num" w:pos="0"/>
+        </w:tabs>
+        <w:ind w:left="567" w:hanging="340"/>
+      </w:pPr>
+      <w:rPr/>
+    </w:lvl>
+    <w:lvl w:ilvl="1">
+      <w:start w:val="1"/>
+      <w:numFmt w:val="decimal"/>
+      <w:lvlText w:val="%2."/>
+      <w:lvlJc w:val="left"/>
+      <w:pPr>
+        <w:tabs>
+          <w:tab w:val="num" w:pos="1080"/>
+        </w:tabs>
+        <w:ind w:left="1080" w:hanging="360"/>
+      </w:pPr>
+      <w:rPr/>
+    </w:lvl>
+    <w:lvl w:ilvl="2">
+      <w:start w:val="1"/>
+      <w:numFmt w:val="decimal"/>
+      <w:lvlText w:val="%3."/>
+      <w:lvlJc w:val="left"/>
+      <w:pPr>
+        <w:tabs>
+          <w:tab w:val="num" w:pos="1440"/>
+        </w:tabs>
+        <w:ind w:left="1440" w:hanging="360"/>
+      </w:pPr>
+      <w:rPr/>
+    </w:lvl>
+    <w:lvl w:ilvl="3">
+      <w:start w:val="1"/>
+      <w:numFmt w:val="decimal"/>
+      <w:lvlText w:val="%4."/>
+      <w:lvlJc w:val="left"/>
+      <w:pPr>
+        <w:tabs>
+          <w:tab w:val="num" w:pos="1800"/>
+        </w:tabs>
+        <w:ind w:left="1800" w:hanging="360"/>
+      </w:pPr>
+      <w:rPr/>
+    </w:lvl>
+    <w:lvl w:ilvl="4">
+      <w:start w:val="1"/>
+      <w:numFmt w:val="decimal"/>
+      <w:lvlText w:val="%5."/>
+      <w:lvlJc w:val="left"/>
+      <w:pPr>
+        <w:tabs>
+          <w:tab w:val="num" w:pos="2160"/>
+        </w:tabs>
+        <w:ind w:left="2160" w:hanging="360"/>
+      </w:pPr>
+      <w:rPr/>
+    </w:lvl>
+    <w:lvl w:ilvl="5">
+      <w:start w:val="1"/>
+      <w:numFmt w:val="decimal"/>
+      <w:lvlText w:val="%6."/>
+      <w:lvlJc w:val="left"/>
+      <w:pPr>
+        <w:tabs>
+          <w:tab w:val="num" w:pos="2520"/>
+        </w:tabs>
+        <w:ind w:left="2520" w:hanging="360"/>
+      </w:pPr>
+      <w:rPr/>
+    </w:lvl>
+    <w:lvl w:ilvl="6">
+      <w:start w:val="1"/>
+      <w:numFmt w:val="decimal"/>
+      <w:lvlText w:val="%7."/>
+      <w:lvlJc w:val="left"/>
+      <w:pPr>
+        <w:tabs>
+          <w:tab w:val="num" w:pos="2880"/>
+        </w:tabs>
+        <w:ind w:left="2880" w:hanging="360"/>
+      </w:pPr>
+      <w:rPr/>
+    </w:lvl>
+    <w:lvl w:ilvl="7">
+      <w:start w:val="1"/>
+      <w:numFmt w:val="decimal"/>
+      <w:lvlText w:val="%8."/>
+      <w:lvlJc w:val="left"/>
+      <w:pPr>
+        <w:tabs>
+          <w:tab w:val="num" w:pos="3240"/>
+        </w:tabs>
+        <w:ind w:left="3240" w:hanging="360"/>
+      </w:pPr>
+      <w:rPr/>
+    </w:lvl>
+    <w:lvl w:ilvl="8">
+      <w:start w:val="1"/>
+      <w:numFmt w:val="decimal"/>
+      <w:lvlText w:val="%9."/>
+      <w:lvlJc w:val="left"/>
+      <w:pPr>
+        <w:tabs>
+          <w:tab w:val="num" w:pos="3600"/>
+        </w:tabs>
+        <w:ind w:left="3600" w:hanging="360"/>
+      </w:pPr>
+      <w:rPr/>
+    </w:lvl>
+  </w:abstractNum>
+  <w:abstractNum w:abstractNumId="39">
+    <w:lvl w:ilvl="0">
+      <w:start w:val="1"/>
+      <w:numFmt w:val="decimal"/>
+      <w:lvlText w:val="%1."/>
+      <w:lvlJc w:val="left"/>
+      <w:pPr>
+        <w:tabs>
+          <w:tab w:val="num" w:pos="0"/>
+        </w:tabs>
+        <w:ind w:left="567" w:hanging="340"/>
+      </w:pPr>
+      <w:rPr/>
+    </w:lvl>
+    <w:lvl w:ilvl="1">
+      <w:start w:val="1"/>
+      <w:numFmt w:val="decimal"/>
+      <w:lvlText w:val="%2."/>
+      <w:lvlJc w:val="left"/>
+      <w:pPr>
+        <w:tabs>
+          <w:tab w:val="num" w:pos="1080"/>
+        </w:tabs>
+        <w:ind w:left="1080" w:hanging="360"/>
+      </w:pPr>
+      <w:rPr/>
+    </w:lvl>
+    <w:lvl w:ilvl="2">
+      <w:start w:val="1"/>
+      <w:numFmt w:val="decimal"/>
+      <w:lvlText w:val="%3."/>
+      <w:lvlJc w:val="left"/>
+      <w:pPr>
+        <w:tabs>
+          <w:tab w:val="num" w:pos="1440"/>
+        </w:tabs>
+        <w:ind w:left="1440" w:hanging="360"/>
+      </w:pPr>
+      <w:rPr/>
+    </w:lvl>
+    <w:lvl w:ilvl="3">
+      <w:start w:val="1"/>
+      <w:numFmt w:val="decimal"/>
+      <w:lvlText w:val="%4."/>
+      <w:lvlJc w:val="left"/>
+      <w:pPr>
+        <w:tabs>
+          <w:tab w:val="num" w:pos="1800"/>
+        </w:tabs>
+        <w:ind w:left="1800" w:hanging="360"/>
+      </w:pPr>
+      <w:rPr/>
+    </w:lvl>
+    <w:lvl w:ilvl="4">
+      <w:start w:val="1"/>
+      <w:numFmt w:val="decimal"/>
+      <w:lvlText w:val="%5."/>
+      <w:lvlJc w:val="left"/>
+      <w:pPr>
+        <w:tabs>
+          <w:tab w:val="num" w:pos="2160"/>
+        </w:tabs>
+        <w:ind w:left="2160" w:hanging="360"/>
+      </w:pPr>
+      <w:rPr/>
+    </w:lvl>
+    <w:lvl w:ilvl="5">
+      <w:start w:val="1"/>
+      <w:numFmt w:val="decimal"/>
+      <w:lvlText w:val="%6."/>
+      <w:lvlJc w:val="left"/>
+      <w:pPr>
+        <w:tabs>
+          <w:tab w:val="num" w:pos="2520"/>
+        </w:tabs>
+        <w:ind w:left="2520" w:hanging="360"/>
+      </w:pPr>
+      <w:rPr/>
+    </w:lvl>
+    <w:lvl w:ilvl="6">
+      <w:start w:val="1"/>
+      <w:numFmt w:val="decimal"/>
+      <w:lvlText w:val="%7."/>
+      <w:lvlJc w:val="left"/>
+      <w:pPr>
+        <w:tabs>
+          <w:tab w:val="num" w:pos="2880"/>
+        </w:tabs>
+        <w:ind w:left="2880" w:hanging="360"/>
+      </w:pPr>
+      <w:rPr/>
+    </w:lvl>
+    <w:lvl w:ilvl="7">
+      <w:start w:val="1"/>
+      <w:numFmt w:val="decimal"/>
+      <w:lvlText w:val="%8."/>
+      <w:lvlJc w:val="left"/>
+      <w:pPr>
+        <w:tabs>
+          <w:tab w:val="num" w:pos="3240"/>
+        </w:tabs>
+        <w:ind w:left="3240" w:hanging="360"/>
+      </w:pPr>
+      <w:rPr/>
+    </w:lvl>
+    <w:lvl w:ilvl="8">
+      <w:start w:val="1"/>
+      <w:numFmt w:val="decimal"/>
+      <w:lvlText w:val="%9."/>
+      <w:lvlJc w:val="left"/>
+      <w:pPr>
+        <w:tabs>
+          <w:tab w:val="num" w:pos="3600"/>
+        </w:tabs>
+        <w:ind w:left="3600" w:hanging="360"/>
+      </w:pPr>
+      <w:rPr/>
+    </w:lvl>
+  </w:abstractNum>
+  <w:abstractNum w:abstractNumId="40">
+    <w:lvl w:ilvl="0">
+      <w:start w:val="1"/>
+      <w:numFmt w:val="decimal"/>
+      <w:lvlText w:val="%1."/>
+      <w:lvlJc w:val="left"/>
+      <w:pPr>
+        <w:tabs>
+          <w:tab w:val="num" w:pos="0"/>
+        </w:tabs>
+        <w:ind w:left="567" w:hanging="340"/>
+      </w:pPr>
+      <w:rPr/>
+    </w:lvl>
+    <w:lvl w:ilvl="1">
+      <w:start w:val="1"/>
+      <w:numFmt w:val="decimal"/>
+      <w:lvlText w:val="%2."/>
+      <w:lvlJc w:val="left"/>
+      <w:pPr>
+        <w:tabs>
+          <w:tab w:val="num" w:pos="1080"/>
+        </w:tabs>
+        <w:ind w:left="1080" w:hanging="360"/>
+      </w:pPr>
+      <w:rPr/>
+    </w:lvl>
+    <w:lvl w:ilvl="2">
+      <w:start w:val="1"/>
+      <w:numFmt w:val="decimal"/>
+      <w:lvlText w:val="%3."/>
+      <w:lvlJc w:val="left"/>
+      <w:pPr>
+        <w:tabs>
+          <w:tab w:val="num" w:pos="1440"/>
+        </w:tabs>
+        <w:ind w:left="1440" w:hanging="360"/>
+      </w:pPr>
+      <w:rPr/>
+    </w:lvl>
+    <w:lvl w:ilvl="3">
+      <w:start w:val="1"/>
+      <w:numFmt w:val="decimal"/>
+      <w:lvlText w:val="%4."/>
+      <w:lvlJc w:val="left"/>
+      <w:pPr>
+        <w:tabs>
+          <w:tab w:val="num" w:pos="1800"/>
+        </w:tabs>
+        <w:ind w:left="1800" w:hanging="360"/>
+      </w:pPr>
+      <w:rPr/>
+    </w:lvl>
+    <w:lvl w:ilvl="4">
+      <w:start w:val="1"/>
+      <w:numFmt w:val="decimal"/>
+      <w:lvlText w:val="%5."/>
+      <w:lvlJc w:val="left"/>
+      <w:pPr>
+        <w:tabs>
+          <w:tab w:val="num" w:pos="2160"/>
+        </w:tabs>
+        <w:ind w:left="2160" w:hanging="360"/>
+      </w:pPr>
+      <w:rPr/>
+    </w:lvl>
+    <w:lvl w:ilvl="5">
+      <w:start w:val="1"/>
+      <w:numFmt w:val="decimal"/>
+      <w:lvlText w:val="%6."/>
+      <w:lvlJc w:val="left"/>
+      <w:pPr>
+        <w:tabs>
+          <w:tab w:val="num" w:pos="2520"/>
+        </w:tabs>
+        <w:ind w:left="2520" w:hanging="360"/>
+      </w:pPr>
+      <w:rPr/>
+    </w:lvl>
+    <w:lvl w:ilvl="6">
+      <w:start w:val="1"/>
+      <w:numFmt w:val="decimal"/>
+      <w:lvlText w:val="%7."/>
+      <w:lvlJc w:val="left"/>
+      <w:pPr>
+        <w:tabs>
+          <w:tab w:val="num" w:pos="2880"/>
+        </w:tabs>
+        <w:ind w:left="2880" w:hanging="360"/>
+      </w:pPr>
+      <w:rPr/>
+    </w:lvl>
+    <w:lvl w:ilvl="7">
+      <w:start w:val="1"/>
+      <w:numFmt w:val="decimal"/>
+      <w:lvlText w:val="%8."/>
+      <w:lvlJc w:val="left"/>
+      <w:pPr>
+        <w:tabs>
+          <w:tab w:val="num" w:pos="3240"/>
+        </w:tabs>
+        <w:ind w:left="3240" w:hanging="360"/>
+      </w:pPr>
+      <w:rPr/>
+    </w:lvl>
+    <w:lvl w:ilvl="8">
+      <w:start w:val="1"/>
+      <w:numFmt w:val="decimal"/>
+      <w:lvlText w:val="%9."/>
+      <w:lvlJc w:val="left"/>
+      <w:pPr>
+        <w:tabs>
+          <w:tab w:val="num" w:pos="3600"/>
+        </w:tabs>
+        <w:ind w:left="3600" w:hanging="360"/>
+      </w:pPr>
+      <w:rPr/>
+    </w:lvl>
+  </w:abstractNum>
+  <w:abstractNum w:abstractNumId="41">
     <w:lvl w:ilvl="0">
       <w:start w:val="1"/>
       <w:numFmt w:val="none"/>
@@ -11365,142 +15235,319 @@
     <w:abstractNumId w:val="9"/>
   </w:num>
   <w:num w:numId="10">
-    <w:abstractNumId w:val="1"/>
+    <w:abstractNumId w:val="10"/>
+  </w:num>
+  <w:num w:numId="11">
+    <w:abstractNumId w:val="11"/>
+  </w:num>
+  <w:num w:numId="12">
+    <w:abstractNumId w:val="12"/>
+  </w:num>
+  <w:num w:numId="13">
+    <w:abstractNumId w:val="13"/>
+  </w:num>
+  <w:num w:numId="14">
+    <w:abstractNumId w:val="14"/>
+  </w:num>
+  <w:num w:numId="15">
+    <w:abstractNumId w:val="15"/>
+  </w:num>
+  <w:num w:numId="16">
+    <w:abstractNumId w:val="16"/>
+  </w:num>
+  <w:num w:numId="17">
+    <w:abstractNumId w:val="17"/>
+  </w:num>
+  <w:num w:numId="18">
+    <w:abstractNumId w:val="18"/>
+  </w:num>
+  <w:num w:numId="19">
+    <w:abstractNumId w:val="19"/>
+  </w:num>
+  <w:num w:numId="20">
+    <w:abstractNumId w:val="20"/>
+  </w:num>
+  <w:num w:numId="21">
+    <w:abstractNumId w:val="21"/>
+  </w:num>
+  <w:num w:numId="22">
+    <w:abstractNumId w:val="22"/>
+  </w:num>
+  <w:num w:numId="23">
+    <w:abstractNumId w:val="23"/>
+  </w:num>
+  <w:num w:numId="24">
+    <w:abstractNumId w:val="24"/>
+  </w:num>
+  <w:num w:numId="25">
+    <w:abstractNumId w:val="25"/>
+  </w:num>
+  <w:num w:numId="26">
+    <w:abstractNumId w:val="26"/>
+  </w:num>
+  <w:num w:numId="27">
+    <w:abstractNumId w:val="27"/>
+  </w:num>
+  <w:num w:numId="28">
+    <w:abstractNumId w:val="28"/>
+  </w:num>
+  <w:num w:numId="29">
+    <w:abstractNumId w:val="29"/>
+  </w:num>
+  <w:num w:numId="30">
+    <w:abstractNumId w:val="30"/>
+  </w:num>
+  <w:num w:numId="31">
+    <w:abstractNumId w:val="31"/>
+  </w:num>
+  <w:num w:numId="32">
+    <w:abstractNumId w:val="32"/>
+  </w:num>
+  <w:num w:numId="33">
+    <w:abstractNumId w:val="33"/>
+  </w:num>
+  <w:num w:numId="34">
+    <w:abstractNumId w:val="34"/>
+  </w:num>
+  <w:num w:numId="35">
+    <w:abstractNumId w:val="35"/>
+  </w:num>
+  <w:num w:numId="36">
+    <w:abstractNumId w:val="36"/>
+  </w:num>
+  <w:num w:numId="37">
+    <w:abstractNumId w:val="37"/>
+  </w:num>
+  <w:num w:numId="38">
+    <w:abstractNumId w:val="38"/>
+  </w:num>
+  <w:num w:numId="39">
+    <w:abstractNumId w:val="39"/>
+  </w:num>
+  <w:num w:numId="40">
+    <w:abstractNumId w:val="40"/>
+  </w:num>
+  <w:num w:numId="41">
+    <w:abstractNumId w:val="41"/>
+  </w:num>
+  <w:num w:numId="42">
+    <w:abstractNumId w:val="3"/>
     <w:lvlOverride w:ilvl="0">
       <w:startOverride w:val="1"/>
     </w:lvlOverride>
   </w:num>
-  <w:num w:numId="11">
-    <w:abstractNumId w:val="2"/>
-    <w:lvlOverride w:ilvl="0">
-      <w:startOverride w:val="1"/>
-    </w:lvlOverride>
-  </w:num>
-  <w:num w:numId="12">
-    <w:abstractNumId w:val="1"/>
-    <w:lvlOverride w:ilvl="0">
-      <w:startOverride w:val="1"/>
-    </w:lvlOverride>
-  </w:num>
-  <w:num w:numId="13">
-    <w:abstractNumId w:val="1"/>
-  </w:num>
-  <w:num w:numId="14">
-    <w:abstractNumId w:val="1"/>
-  </w:num>
-  <w:num w:numId="15">
-    <w:abstractNumId w:val="1"/>
-    <w:lvlOverride w:ilvl="0">
-      <w:startOverride w:val="1"/>
-    </w:lvlOverride>
-  </w:num>
-  <w:num w:numId="16">
-    <w:abstractNumId w:val="1"/>
-  </w:num>
-  <w:num w:numId="17">
-    <w:abstractNumId w:val="1"/>
-  </w:num>
-  <w:num w:numId="18">
-    <w:abstractNumId w:val="1"/>
-  </w:num>
-  <w:num w:numId="19">
-    <w:abstractNumId w:val="1"/>
-  </w:num>
-  <w:num w:numId="20">
-    <w:abstractNumId w:val="1"/>
-  </w:num>
-  <w:num w:numId="21">
-    <w:abstractNumId w:val="1"/>
-  </w:num>
-  <w:num w:numId="22">
-    <w:abstractNumId w:val="1"/>
-  </w:num>
-  <w:num w:numId="23">
-    <w:abstractNumId w:val="1"/>
-    <w:lvlOverride w:ilvl="0">
-      <w:startOverride w:val="1"/>
-    </w:lvlOverride>
-  </w:num>
-  <w:num w:numId="24">
-    <w:abstractNumId w:val="1"/>
-  </w:num>
-  <w:num w:numId="25">
-    <w:abstractNumId w:val="1"/>
-  </w:num>
-  <w:num w:numId="26">
-    <w:abstractNumId w:val="1"/>
-  </w:num>
-  <w:num w:numId="27">
-    <w:abstractNumId w:val="1"/>
-  </w:num>
-  <w:num w:numId="28">
-    <w:abstractNumId w:val="1"/>
-  </w:num>
-  <w:num w:numId="29">
-    <w:abstractNumId w:val="1"/>
-  </w:num>
-  <w:num w:numId="30">
-    <w:abstractNumId w:val="1"/>
-    <w:lvlOverride w:ilvl="0">
-      <w:startOverride w:val="1"/>
-    </w:lvlOverride>
-  </w:num>
-  <w:num w:numId="31">
-    <w:abstractNumId w:val="1"/>
-  </w:num>
-  <w:num w:numId="32">
-    <w:abstractNumId w:val="1"/>
-  </w:num>
-  <w:num w:numId="33">
-    <w:abstractNumId w:val="1"/>
-  </w:num>
-  <w:num w:numId="34">
-    <w:abstractNumId w:val="1"/>
-  </w:num>
-  <w:num w:numId="35">
-    <w:abstractNumId w:val="1"/>
-  </w:num>
-  <w:num w:numId="36">
-    <w:abstractNumId w:val="1"/>
-  </w:num>
-  <w:num w:numId="37">
-    <w:abstractNumId w:val="1"/>
-  </w:num>
-  <w:num w:numId="38">
-    <w:abstractNumId w:val="1"/>
-  </w:num>
-  <w:num w:numId="39">
-    <w:abstractNumId w:val="1"/>
-  </w:num>
-  <w:num w:numId="40">
-    <w:abstractNumId w:val="1"/>
-  </w:num>
-  <w:num w:numId="41">
-    <w:abstractNumId w:val="1"/>
-  </w:num>
-  <w:num w:numId="42">
-    <w:abstractNumId w:val="1"/>
-  </w:num>
   <w:num w:numId="43">
-    <w:abstractNumId w:val="1"/>
+    <w:abstractNumId w:val="3"/>
   </w:num>
   <w:num w:numId="44">
-    <w:abstractNumId w:val="1"/>
-    <w:lvlOverride w:ilvl="0">
-      <w:startOverride w:val="1"/>
-    </w:lvlOverride>
+    <w:abstractNumId w:val="3"/>
   </w:num>
   <w:num w:numId="45">
-    <w:abstractNumId w:val="1"/>
+    <w:abstractNumId w:val="3"/>
   </w:num>
   <w:num w:numId="46">
-    <w:abstractNumId w:val="1"/>
+    <w:abstractNumId w:val="4"/>
     <w:lvlOverride w:ilvl="0">
       <w:startOverride w:val="1"/>
     </w:lvlOverride>
   </w:num>
   <w:num w:numId="47">
-    <w:abstractNumId w:val="1"/>
+    <w:abstractNumId w:val="4"/>
+  </w:num>
+  <w:num w:numId="48">
+    <w:abstractNumId w:val="4"/>
+  </w:num>
+  <w:num w:numId="49">
+    <w:abstractNumId w:val="4"/>
+  </w:num>
+  <w:num w:numId="50">
+    <w:abstractNumId w:val="4"/>
+  </w:num>
+  <w:num w:numId="51">
+    <w:abstractNumId w:val="3"/>
+    <w:lvlOverride w:ilvl="0">
+      <w:startOverride w:val="1"/>
+    </w:lvlOverride>
+  </w:num>
+  <w:num w:numId="52">
+    <w:abstractNumId w:val="3"/>
+  </w:num>
+  <w:num w:numId="53">
+    <w:abstractNumId w:val="3"/>
+  </w:num>
+  <w:num w:numId="54">
+    <w:abstractNumId w:val="3"/>
+    <w:lvlOverride w:ilvl="0">
+      <w:startOverride w:val="1"/>
+    </w:lvlOverride>
+  </w:num>
+  <w:num w:numId="55">
+    <w:abstractNumId w:val="3"/>
+  </w:num>
+  <w:num w:numId="56">
+    <w:abstractNumId w:val="3"/>
+  </w:num>
+  <w:num w:numId="57">
+    <w:abstractNumId w:val="3"/>
+  </w:num>
+  <w:num w:numId="58">
+    <w:abstractNumId w:val="3"/>
+  </w:num>
+  <w:num w:numId="59">
+    <w:abstractNumId w:val="3"/>
+  </w:num>
+  <w:num w:numId="60">
+    <w:abstractNumId w:val="3"/>
+  </w:num>
+  <w:num w:numId="61">
+    <w:abstractNumId w:val="3"/>
+  </w:num>
+  <w:num w:numId="62">
+    <w:abstractNumId w:val="4"/>
+  </w:num>
+  <w:num w:numId="63">
+    <w:abstractNumId w:val="4"/>
+  </w:num>
+  <w:num w:numId="64">
+    <w:abstractNumId w:val="4"/>
+  </w:num>
+  <w:num w:numId="65">
+    <w:abstractNumId w:val="4"/>
+  </w:num>
+  <w:num w:numId="66">
+    <w:abstractNumId w:val="4"/>
+  </w:num>
+  <w:num w:numId="67">
+    <w:abstractNumId w:val="3"/>
+    <w:lvlOverride w:ilvl="0">
+      <w:startOverride w:val="1"/>
+    </w:lvlOverride>
+  </w:num>
+  <w:num w:numId="68">
+    <w:abstractNumId w:val="3"/>
+  </w:num>
+  <w:num w:numId="69">
+    <w:abstractNumId w:val="3"/>
+  </w:num>
+  <w:num w:numId="70">
+    <w:abstractNumId w:val="3"/>
+  </w:num>
+  <w:num w:numId="71">
+    <w:abstractNumId w:val="3"/>
+  </w:num>
+  <w:num w:numId="72">
+    <w:abstractNumId w:val="3"/>
+  </w:num>
+  <w:num w:numId="73">
+    <w:abstractNumId w:val="3"/>
+  </w:num>
+  <w:num w:numId="74">
+    <w:abstractNumId w:val="4"/>
+  </w:num>
+  <w:num w:numId="75">
+    <w:abstractNumId w:val="4"/>
+  </w:num>
+  <w:num w:numId="76">
+    <w:abstractNumId w:val="4"/>
+  </w:num>
+  <w:num w:numId="77">
+    <w:abstractNumId w:val="4"/>
+  </w:num>
+  <w:num w:numId="78">
+    <w:abstractNumId w:val="4"/>
+  </w:num>
+  <w:num w:numId="79">
+    <w:abstractNumId w:val="4"/>
+  </w:num>
+  <w:num w:numId="80">
+    <w:abstractNumId w:val="4"/>
+  </w:num>
+  <w:num w:numId="81">
+    <w:abstractNumId w:val="4"/>
+  </w:num>
+  <w:num w:numId="82">
+    <w:abstractNumId w:val="4"/>
+  </w:num>
+  <w:num w:numId="83">
+    <w:abstractNumId w:val="4"/>
+  </w:num>
+  <w:num w:numId="84">
+    <w:abstractNumId w:val="4"/>
+  </w:num>
+  <w:num w:numId="85">
+    <w:abstractNumId w:val="4"/>
+  </w:num>
+  <w:num w:numId="86">
+    <w:abstractNumId w:val="4"/>
+  </w:num>
+  <w:num w:numId="87">
+    <w:abstractNumId w:val="4"/>
+  </w:num>
+  <w:num w:numId="88">
+    <w:abstractNumId w:val="4"/>
+  </w:num>
+  <w:num w:numId="89">
+    <w:abstractNumId w:val="3"/>
+    <w:lvlOverride w:ilvl="0">
+      <w:startOverride w:val="1"/>
+    </w:lvlOverride>
+  </w:num>
+  <w:num w:numId="90">
+    <w:abstractNumId w:val="3"/>
+  </w:num>
+  <w:num w:numId="91">
+    <w:abstractNumId w:val="3"/>
+  </w:num>
+  <w:num w:numId="92">
+    <w:abstractNumId w:val="3"/>
+  </w:num>
+  <w:num w:numId="93">
+    <w:abstractNumId w:val="3"/>
+  </w:num>
+  <w:num w:numId="94">
+    <w:abstractNumId w:val="3"/>
+  </w:num>
+  <w:num w:numId="95">
+    <w:abstractNumId w:val="3"/>
+  </w:num>
+  <w:num w:numId="96">
+    <w:abstractNumId w:val="3"/>
+  </w:num>
+  <w:num w:numId="97">
+    <w:abstractNumId w:val="3"/>
+  </w:num>
+  <w:num w:numId="98">
+    <w:abstractNumId w:val="3"/>
+  </w:num>
+  <w:num w:numId="99">
+    <w:abstractNumId w:val="3"/>
+  </w:num>
+  <w:num w:numId="100">
+    <w:abstractNumId w:val="3"/>
+  </w:num>
+  <w:num w:numId="101">
+    <w:abstractNumId w:val="3"/>
+  </w:num>
+  <w:num w:numId="102">
+    <w:abstractNumId w:val="3"/>
+  </w:num>
+  <w:num w:numId="103">
+    <w:abstractNumId w:val="3"/>
+    <w:lvlOverride w:ilvl="0">
+      <w:startOverride w:val="1"/>
+    </w:lvlOverride>
+  </w:num>
+  <w:num w:numId="104">
+    <w:abstractNumId w:val="3"/>
+  </w:num>
+  <w:num w:numId="105">
+    <w:abstractNumId w:val="3"/>
+    <w:lvlOverride w:ilvl="0">
+      <w:startOverride w:val="1"/>
+    </w:lvlOverride>
+  </w:num>
+  <w:num w:numId="106">
+    <w:abstractNumId w:val="3"/>
   </w:num>
 </w:numbering>
 </file>
@@ -11525,6 +15572,7 @@
     <w:qFormat/>
     <w:pPr>
       <w:widowControl/>
+      <w:suppressAutoHyphens w:val="true"/>
       <w:bidi w:val="0"/>
       <w:spacing w:before="0" w:after="0"/>
       <w:jc w:val="left"/>
@@ -11742,6 +15790,7 @@
     <w:qFormat/>
     <w:pPr>
       <w:widowControl/>
+      <w:suppressAutoHyphens w:val="true"/>
       <w:bidi w:val="0"/>
       <w:spacing w:before="0" w:after="0"/>
       <w:jc w:val="left"/>
@@ -11762,6 +15811,7 @@
     <w:qFormat/>
     <w:pPr>
       <w:widowControl/>
+      <w:suppressAutoHyphens w:val="true"/>
       <w:bidi w:val="0"/>
       <w:spacing w:before="0" w:after="0"/>
       <w:jc w:val="left"/>
